--- a/WordFile/操作说明.docx
+++ b/WordFile/操作说明.docx
@@ -6,6 +6,7 @@
       <w:pPr>
         <w:jc w:val="center"/>
         <w:rPr>
+          <w:rFonts w:hint="eastAsia"/>
           <w:b/>
           <w:bCs/>
           <w:sz w:val="36"/>
@@ -20,7 +21,29 @@
           <w:sz w:val="36"/>
           <w:szCs w:val="36"/>
         </w:rPr>
-        <w:t xml:space="preserve"> TakeTopDSH Team </w:t>
+        <w:t xml:space="preserve"> </w:t>
+      </w:r>
+      <w:proofErr w:type="spellStart"/>
+      <w:r>
+        <w:rPr>
+          <w:rFonts w:hint="eastAsia"/>
+          <w:b/>
+          <w:bCs/>
+          <w:sz w:val="36"/>
+          <w:szCs w:val="36"/>
+        </w:rPr>
+        <w:t>TakeTopDSH</w:t>
+      </w:r>
+      <w:proofErr w:type="spellEnd"/>
+      <w:r>
+        <w:rPr>
+          <w:rFonts w:hint="eastAsia"/>
+          <w:b/>
+          <w:bCs/>
+          <w:sz w:val="36"/>
+          <w:szCs w:val="36"/>
+        </w:rPr>
+        <w:t xml:space="preserve"> Team </w:t>
       </w:r>
     </w:p>
     <w:p>
@@ -54,8 +77,16 @@
         <w:rPr>
           <w:rFonts w:hint="eastAsia"/>
         </w:rPr>
-        <w:t>## 目录</w:t>
-      </w:r>
+        <w:t>#</w:t>
+      </w:r>
+      <w:proofErr w:type="gramStart"/>
+      <w:r>
+        <w:rPr>
+          <w:rFonts w:hint="eastAsia"/>
+        </w:rPr>
+        <w:t># 目录</w:t>
+      </w:r>
+      <w:proofErr w:type="gramEnd"/>
     </w:p>
     <w:p>
       <w:pPr>
@@ -86,13 +117,472 @@
         <w:rPr>
           <w:rFonts w:hint="eastAsia"/>
         </w:rPr>
-        <w:t>- [二、</w:t>
-      </w:r>
-      <w:r>
-        <w:rPr>
-          <w:rFonts w:hint="eastAsia"/>
-        </w:rPr>
-        <w:t>平台</w:t>
+        <w:t>- [二、平台登录</w:t>
+      </w:r>
+    </w:p>
+    <w:p>
+      <w:pPr>
+        <w:rPr>
+          <w:rFonts w:hint="eastAsia"/>
+        </w:rPr>
+      </w:pPr>
+      <w:r>
+        <w:rPr>
+          <w:rFonts w:hint="eastAsia"/>
+        </w:rPr>
+        <w:t>- [三、管理页面</w:t>
+      </w:r>
+    </w:p>
+    <w:p>
+      <w:pPr>
+        <w:rPr>
+          <w:rFonts w:hint="eastAsia"/>
+        </w:rPr>
+      </w:pPr>
+      <w:r>
+        <w:rPr>
+          <w:rFonts w:hint="eastAsia"/>
+        </w:rPr>
+        <w:t>- [四、</w:t>
+      </w:r>
+      <w:r>
+        <w:rPr>
+          <w:rFonts w:hint="eastAsia"/>
+        </w:rPr>
+        <w:t>DSH工作台</w:t>
+      </w:r>
+    </w:p>
+    <w:p>
+      <w:pPr>
+        <w:rPr>
+          <w:rFonts w:hint="eastAsia"/>
+        </w:rPr>
+      </w:pPr>
+      <w:r>
+        <w:rPr>
+          <w:rFonts w:hint="eastAsia"/>
+        </w:rPr>
+        <w:t>- [五、成员</w:t>
+      </w:r>
+      <w:r>
+        <w:rPr>
+          <w:rFonts w:hint="eastAsia"/>
+        </w:rPr>
+        <w:t>工作</w:t>
+      </w:r>
+    </w:p>
+    <w:p>
+      <w:pPr>
+        <w:rPr>
+          <w:rFonts w:hint="eastAsia"/>
+        </w:rPr>
+      </w:pPr>
+      <w:r>
+        <w:rPr>
+          <w:rFonts w:hint="eastAsia"/>
+        </w:rPr>
+        <w:t>- [六、DSH操作</w:t>
+      </w:r>
+    </w:p>
+    <w:p/>
+    <w:p>
+      <w:pPr>
+        <w:ind w:firstLineChars="200" w:firstLine="440"/>
+        <w:rPr>
+          <w:rFonts w:hint="eastAsia"/>
+        </w:rPr>
+      </w:pPr>
+      <w:r>
+        <w:rPr>
+          <w:rFonts w:hint="eastAsia"/>
+        </w:rPr>
+        <w:t>本说明面向使用者，讲清：</w:t>
+      </w:r>
+      <w:proofErr w:type="gramStart"/>
+      <w:r>
+        <w:rPr>
+          <w:rFonts w:hint="eastAsia"/>
+        </w:rPr>
+        <w:t xml:space="preserve">安装 → 登录 → </w:t>
+      </w:r>
+      <w:proofErr w:type="gramEnd"/>
+      <w:r>
+        <w:rPr>
+          <w:rFonts w:hint="eastAsia"/>
+        </w:rPr>
+        <w:t>打开</w:t>
+      </w:r>
+      <w:proofErr w:type="gramStart"/>
+      <w:r>
+        <w:rPr>
+          <w:rFonts w:hint="eastAsia"/>
+        </w:rPr>
+        <w:t xml:space="preserve">工作台 → </w:t>
+      </w:r>
+      <w:proofErr w:type="gramEnd"/>
+      <w:r>
+        <w:rPr>
+          <w:rFonts w:hint="eastAsia"/>
+        </w:rPr>
+        <w:t>文件</w:t>
+      </w:r>
+      <w:proofErr w:type="gramStart"/>
+      <w:r>
+        <w:rPr>
+          <w:rFonts w:hint="eastAsia"/>
+        </w:rPr>
+        <w:t xml:space="preserve">管理 / </w:t>
+      </w:r>
+      <w:proofErr w:type="gramEnd"/>
+      <w:r>
+        <w:rPr>
+          <w:rFonts w:hint="eastAsia"/>
+        </w:rPr>
+        <w:t>我的</w:t>
+      </w:r>
+      <w:proofErr w:type="gramStart"/>
+      <w:r>
+        <w:rPr>
+          <w:rFonts w:hint="eastAsia"/>
+        </w:rPr>
+        <w:t xml:space="preserve">任务 → </w:t>
+      </w:r>
+      <w:proofErr w:type="gramEnd"/>
+      <w:r>
+        <w:rPr>
+          <w:rFonts w:hint="eastAsia"/>
+        </w:rPr>
+        <w:t>管员任务分配、实例管理、语言切换→成员DSH使用！</w:t>
+      </w:r>
+    </w:p>
+    <w:p>
+      <w:pPr>
+        <w:rPr>
+          <w:rFonts w:hint="eastAsia"/>
+        </w:rPr>
+      </w:pPr>
+    </w:p>
+    <w:p>
+      <w:pPr>
+        <w:ind w:left="220" w:hangingChars="100" w:hanging="220"/>
+        <w:rPr>
+          <w:rFonts w:hint="eastAsia"/>
+        </w:rPr>
+      </w:pPr>
+      <w:r>
+        <w:rPr>
+          <w:rFonts w:hint="eastAsia"/>
+        </w:rPr>
+        <w:t>一、</w:t>
+      </w:r>
+      <w:r>
+        <w:rPr>
+          <w:rFonts w:hint="eastAsia"/>
+        </w:rPr>
+        <w:t>安装</w:t>
+      </w:r>
+    </w:p>
+    <w:p>
+      <w:pPr>
+        <w:ind w:firstLineChars="200" w:firstLine="440"/>
+        <w:rPr>
+          <w:rFonts w:hint="eastAsia"/>
+        </w:rPr>
+      </w:pPr>
+      <w:proofErr w:type="spellStart"/>
+      <w:r>
+        <w:rPr>
+          <w:rFonts w:hint="eastAsia"/>
+        </w:rPr>
+        <w:t>TakeTopDSH</w:t>
+      </w:r>
+      <w:proofErr w:type="spellEnd"/>
+      <w:r>
+        <w:rPr>
+          <w:rFonts w:hint="eastAsia"/>
+        </w:rPr>
+        <w:t xml:space="preserve"> Team 是一个不用安装，</w:t>
+      </w:r>
+      <w:r>
+        <w:t>拷贝</w:t>
+      </w:r>
+      <w:r>
+        <w:rPr>
+          <w:rFonts w:hint="eastAsia"/>
+        </w:rPr>
+        <w:t>即用的</w:t>
+      </w:r>
+      <w:proofErr w:type="gramStart"/>
+      <w:r>
+        <w:rPr>
+          <w:rFonts w:hint="eastAsia"/>
+        </w:rPr>
+        <w:t>软件 ，</w:t>
+      </w:r>
+      <w:proofErr w:type="gramEnd"/>
+      <w:r>
+        <w:rPr>
+          <w:rFonts w:hint="eastAsia"/>
+        </w:rPr>
+        <w:t>按</w:t>
+      </w:r>
+      <w:r>
+        <w:rPr>
+          <w:rFonts w:hint="eastAsia"/>
+        </w:rPr>
+        <w:t>这个</w:t>
+      </w:r>
+      <w:r>
+        <w:rPr>
+          <w:rFonts w:hint="eastAsia"/>
+        </w:rPr>
+        <w:t>步骤</w:t>
+      </w:r>
+      <w:r>
+        <w:rPr>
+          <w:rFonts w:hint="eastAsia"/>
+        </w:rPr>
+        <w:t>：</w:t>
+      </w:r>
+      <w:proofErr w:type="gramStart"/>
+      <w:r>
+        <w:t>拷贝 `</w:t>
+      </w:r>
+      <w:proofErr w:type="spellStart"/>
+      <w:proofErr w:type="gramEnd"/>
+      <w:r>
+        <w:t>TakeTopDshTeam</w:t>
+      </w:r>
+      <w:proofErr w:type="spellEnd"/>
+      <w:proofErr w:type="gramStart"/>
+      <w:r>
+        <w:t>` 到</w:t>
+      </w:r>
+      <w:proofErr w:type="gramEnd"/>
+      <w:r>
+        <w:t>目标</w:t>
+      </w:r>
+      <w:proofErr w:type="gramStart"/>
+      <w:r>
+        <w:t xml:space="preserve">机 → </w:t>
+      </w:r>
+      <w:proofErr w:type="gramEnd"/>
+      <w:r>
+        <w:t xml:space="preserve">Windows </w:t>
+      </w:r>
+      <w:proofErr w:type="gramStart"/>
+      <w:r>
+        <w:t>双击 `</w:t>
+      </w:r>
+      <w:proofErr w:type="gramEnd"/>
+      <w:r>
+        <w:t>start.bat</w:t>
+      </w:r>
+      <w:proofErr w:type="gramStart"/>
+      <w:r>
+        <w:t xml:space="preserve">` / </w:t>
+      </w:r>
+      <w:proofErr w:type="gramEnd"/>
+      <w:r>
+        <w:t xml:space="preserve">macOS/Linux 运行 </w:t>
+      </w:r>
+      <w:proofErr w:type="gramStart"/>
+      <w:r>
+        <w:t>`.</w:t>
+      </w:r>
+      <w:proofErr w:type="gramEnd"/>
+      <w:r>
+        <w:t>/start.sh</w:t>
+      </w:r>
+      <w:proofErr w:type="gramStart"/>
+      <w:r>
+        <w:t xml:space="preserve">` → </w:t>
+      </w:r>
+      <w:proofErr w:type="gramEnd"/>
+      <w:r>
+        <w:t>浏览器</w:t>
+      </w:r>
+      <w:proofErr w:type="gramStart"/>
+      <w:r>
+        <w:t xml:space="preserve">访问 `http://127.0.0.1:46001` → 点 </w:t>
+      </w:r>
+      <w:r>
+        <w:rPr>
+          <w:b/>
+          <w:bCs/>
+        </w:rPr>
+        <w:t>*</w:t>
+      </w:r>
+      <w:proofErr w:type="gramEnd"/>
+      <w:r>
+        <w:rPr>
+          <w:b/>
+          <w:bCs/>
+        </w:rPr>
+        <w:t>*</w:t>
+      </w:r>
+      <w:proofErr w:type="gramStart"/>
+      <w:r>
+        <w:rPr>
+          <w:b/>
+          <w:bCs/>
+        </w:rPr>
+        <w:t>"打开</w:t>
+      </w:r>
+      <w:proofErr w:type="gramEnd"/>
+      <w:r>
+        <w:rPr>
+          <w:b/>
+          <w:bCs/>
+        </w:rPr>
+        <w:t>DSH"*</w:t>
+      </w:r>
+      <w:proofErr w:type="gramStart"/>
+      <w:r>
+        <w:rPr>
+          <w:b/>
+          <w:bCs/>
+        </w:rPr>
+        <w:t>*</w:t>
+      </w:r>
+      <w:r>
+        <w:rPr>
+          <w:rFonts w:hint="eastAsia"/>
+        </w:rPr>
+        <w:t xml:space="preserve"> </w:t>
+      </w:r>
+      <w:r>
+        <w:rPr>
+          <w:rFonts w:hint="eastAsia"/>
+        </w:rPr>
+        <w:t>就</w:t>
+      </w:r>
+      <w:proofErr w:type="gramEnd"/>
+      <w:r>
+        <w:rPr>
+          <w:rFonts w:hint="eastAsia"/>
+        </w:rPr>
+        <w:t>可以使用</w:t>
+      </w:r>
+      <w:r>
+        <w:rPr>
+          <w:rFonts w:hint="eastAsia"/>
+        </w:rPr>
+        <w:t>上了，详细说明如下：</w:t>
+      </w:r>
+    </w:p>
+    <w:p>
+      <w:pPr>
+        <w:ind w:firstLineChars="200" w:firstLine="440"/>
+      </w:pPr>
+      <w:r>
+        <w:rPr>
+          <w:rFonts w:hint="eastAsia"/>
+        </w:rPr>
+        <w:t>1-1、</w:t>
+      </w:r>
+      <w:r>
+        <w:t xml:space="preserve"> Windows </w:t>
+      </w:r>
+    </w:p>
+    <w:p>
+      <w:pPr>
+        <w:ind w:firstLineChars="200" w:firstLine="440"/>
+      </w:pPr>
+      <w:r>
+        <w:rPr>
+          <w:rFonts w:hint="eastAsia"/>
+        </w:rPr>
+        <w:t>1-1-</w:t>
+      </w:r>
+      <w:r>
+        <w:t>1. 拷贝</w:t>
+      </w:r>
+      <w:proofErr w:type="gramStart"/>
+      <w:r>
+        <w:t>整个 `</w:t>
+      </w:r>
+      <w:proofErr w:type="spellStart"/>
+      <w:proofErr w:type="gramEnd"/>
+      <w:r>
+        <w:t>TakeTopDshTeam</w:t>
+      </w:r>
+      <w:proofErr w:type="spellEnd"/>
+      <w:proofErr w:type="gramStart"/>
+      <w:r>
+        <w:t>` 目录</w:t>
+      </w:r>
+      <w:proofErr w:type="gramEnd"/>
+      <w:r>
+        <w:t>到目标电脑。</w:t>
+      </w:r>
+    </w:p>
+    <w:p>
+      <w:pPr>
+        <w:ind w:firstLineChars="200" w:firstLine="440"/>
+      </w:pPr>
+      <w:r>
+        <w:rPr>
+          <w:rFonts w:hint="eastAsia"/>
+        </w:rPr>
+        <w:t>1-1-</w:t>
+      </w:r>
+      <w:r>
+        <w:t xml:space="preserve">2. </w:t>
+      </w:r>
+      <w:proofErr w:type="gramStart"/>
+      <w:r>
+        <w:t xml:space="preserve">双击 </w:t>
+      </w:r>
+      <w:r>
+        <w:rPr>
+          <w:b/>
+          <w:bCs/>
+        </w:rPr>
+        <w:t>*</w:t>
+      </w:r>
+      <w:proofErr w:type="gramEnd"/>
+      <w:r>
+        <w:rPr>
+          <w:b/>
+          <w:bCs/>
+        </w:rPr>
+        <w:t>*</w:t>
+      </w:r>
+      <w:r>
+        <w:t>`start.bat`</w:t>
+      </w:r>
+      <w:r>
+        <w:rPr>
+          <w:b/>
+          <w:bCs/>
+        </w:rPr>
+        <w:t>**</w:t>
+      </w:r>
+      <w:r>
+        <w:t>（或右</w:t>
+      </w:r>
+      <w:proofErr w:type="gramStart"/>
+      <w:r>
+        <w:t xml:space="preserve">键 → </w:t>
+      </w:r>
+      <w:proofErr w:type="gramEnd"/>
+      <w:r>
+        <w:t>以管理员身份运行，若端口被占用）。</w:t>
+      </w:r>
+    </w:p>
+    <w:p>
+      <w:pPr>
+        <w:ind w:firstLineChars="200" w:firstLine="440"/>
+      </w:pPr>
+      <w:r>
+        <w:rPr>
+          <w:rFonts w:hint="eastAsia"/>
+        </w:rPr>
+        <w:t>1-1-</w:t>
+      </w:r>
+      <w:r>
+        <w:t>3. 浏览器自动打开</w:t>
       </w:r>
       <w:r>
         <w:rPr>
@@ -100,111 +590,19 @@
         </w:rPr>
         <w:t>登录</w:t>
       </w:r>
-    </w:p>
-    <w:p>
-      <w:pPr>
-        <w:rPr>
-          <w:rFonts w:hint="eastAsia"/>
-        </w:rPr>
-      </w:pPr>
-      <w:r>
-        <w:rPr>
-          <w:rFonts w:hint="eastAsia"/>
-        </w:rPr>
-        <w:t>- [三、</w:t>
-      </w:r>
-      <w:r>
-        <w:rPr>
-          <w:rFonts w:hint="eastAsia"/>
-        </w:rPr>
-        <w:t>管理页面</w:t>
-      </w:r>
-    </w:p>
-    <w:p>
-      <w:r>
-        <w:rPr>
-          <w:rFonts w:hint="eastAsia"/>
-        </w:rPr>
-        <w:t>- [四、</w:t>
-      </w:r>
-      <w:r>
-        <w:rPr>
-          <w:rFonts w:hint="eastAsia"/>
-        </w:rPr>
-        <w:t>DSH工作台</w:t>
-      </w:r>
-    </w:p>
-    <w:p>
-      <w:r>
-        <w:rPr>
-          <w:rFonts w:hint="eastAsia"/>
-        </w:rPr>
-        <w:t>- [</w:t>
-      </w:r>
-      <w:r>
-        <w:rPr>
-          <w:rFonts w:hint="eastAsia"/>
-        </w:rPr>
-        <w:t>五</w:t>
-      </w:r>
-      <w:r>
-        <w:rPr>
-          <w:rFonts w:hint="eastAsia"/>
-        </w:rPr>
-        <w:t>、</w:t>
-      </w:r>
-      <w:r>
-        <w:rPr>
-          <w:rFonts w:hint="eastAsia"/>
-        </w:rPr>
-        <w:t>成员</w:t>
-      </w:r>
-      <w:r>
-        <w:rPr>
-          <w:rFonts w:hint="eastAsia"/>
-        </w:rPr>
-        <w:t>工作</w:t>
-      </w:r>
-    </w:p>
-    <w:p>
-      <w:r>
-        <w:rPr>
-          <w:rFonts w:hint="eastAsia"/>
-        </w:rPr>
-        <w:t>- [</w:t>
-      </w:r>
-      <w:r>
-        <w:rPr>
-          <w:rFonts w:hint="eastAsia"/>
-        </w:rPr>
-        <w:t>六</w:t>
-      </w:r>
-      <w:r>
-        <w:rPr>
-          <w:rFonts w:hint="eastAsia"/>
-        </w:rPr>
-        <w:t>、DSH操作</w:t>
-      </w:r>
-    </w:p>
-    <w:p/>
-    <w:p>
-      <w:pPr>
-        <w:ind w:left="220" w:hangingChars="100" w:hanging="220"/>
-        <w:rPr>
-          <w:rFonts w:hint="eastAsia"/>
-        </w:rPr>
-      </w:pPr>
-      <w:r>
-        <w:rPr>
-          <w:rFonts w:hint="eastAsia"/>
-        </w:rPr>
-        <w:t>一、整体</w:t>
-      </w:r>
-      <w:r>
-        <w:rPr>
-          <w:rFonts w:hint="eastAsia"/>
-        </w:rPr>
-        <w:t>描述</w:t>
+      <w:proofErr w:type="gramStart"/>
+      <w:r>
+        <w:rPr>
+          <w:rFonts w:hint="eastAsia"/>
+        </w:rPr>
+        <w:t>页面</w:t>
+      </w:r>
+      <w:r>
+        <w:t xml:space="preserve"> `</w:t>
+      </w:r>
+      <w:proofErr w:type="gramEnd"/>
+      <w:r>
+        <w:t>http://127.0.0.1:46001`。</w:t>
       </w:r>
     </w:p>
     <w:p>
@@ -214,18 +612,6 @@
           <w:rFonts w:hint="eastAsia"/>
         </w:rPr>
       </w:pPr>
-      <w:r>
-        <w:rPr>
-          <w:rFonts w:hint="eastAsia"/>
-        </w:rPr>
-        <w:t>本说明面向使用者，讲清：登录 → 打开工作台 → 文件管理 / 我的任务 → 管员任务分配、实例管理、语言切换→成员DSH使用</w:t>
-      </w:r>
-      <w:r>
-        <w:rPr>
-          <w:rFonts w:hint="eastAsia"/>
-        </w:rPr>
-        <w:t>！</w:t>
-      </w:r>
     </w:p>
     <w:p>
       <w:pPr>
@@ -234,8 +620,382 @@
           <w:rFonts w:hint="eastAsia"/>
         </w:rPr>
       </w:pPr>
-    </w:p>
-    <w:p>
+      <w:r>
+        <w:rPr>
+          <w:rFonts w:hint="eastAsia"/>
+        </w:rPr>
+        <w:t>1-2</w:t>
+      </w:r>
+      <w:r>
+        <w:t xml:space="preserve"> macOS (Apple Silicon, arm64)</w:t>
+      </w:r>
+    </w:p>
+    <w:p>
+      <w:pPr>
+        <w:ind w:firstLineChars="200" w:firstLine="440"/>
+      </w:pPr>
+      <w:r>
+        <w:rPr>
+          <w:rFonts w:hint="eastAsia"/>
+        </w:rPr>
+        <w:t>1-2-</w:t>
+      </w:r>
+      <w:r>
+        <w:t>1. 拷贝</w:t>
+      </w:r>
+      <w:proofErr w:type="gramStart"/>
+      <w:r>
+        <w:t>整个 `</w:t>
+      </w:r>
+      <w:proofErr w:type="spellStart"/>
+      <w:proofErr w:type="gramEnd"/>
+      <w:r>
+        <w:t>TakeTopDshTeam</w:t>
+      </w:r>
+      <w:proofErr w:type="spellEnd"/>
+      <w:proofErr w:type="gramStart"/>
+      <w:r>
+        <w:t>` 目录</w:t>
+      </w:r>
+      <w:proofErr w:type="gramEnd"/>
+      <w:r>
+        <w:t>到目标 Mac。</w:t>
+      </w:r>
+    </w:p>
+    <w:p>
+      <w:pPr>
+        <w:ind w:firstLineChars="200" w:firstLine="440"/>
+      </w:pPr>
+      <w:r>
+        <w:rPr>
+          <w:rFonts w:hint="eastAsia"/>
+        </w:rPr>
+        <w:t>1-2-</w:t>
+      </w:r>
+      <w:r>
+        <w:t>2. 打开终端（Terminal），进入目录：</w:t>
+      </w:r>
+    </w:p>
+    <w:p>
+      <w:pPr>
+        <w:ind w:firstLineChars="200" w:firstLine="440"/>
+      </w:pPr>
+      <w:r>
+        <w:lastRenderedPageBreak/>
+        <w:t xml:space="preserve">   bash</w:t>
+      </w:r>
+      <w:r>
+        <w:t xml:space="preserve"> cd /path/to/</w:t>
+      </w:r>
+      <w:proofErr w:type="spellStart"/>
+      <w:r>
+        <w:t>TakeTopDshTeam</w:t>
+      </w:r>
+      <w:proofErr w:type="spellEnd"/>
+      <w:r>
+        <w:t xml:space="preserve"> </w:t>
+      </w:r>
+      <w:proofErr w:type="spellStart"/>
+      <w:r>
+        <w:t>chmod</w:t>
+      </w:r>
+      <w:proofErr w:type="spellEnd"/>
+      <w:r>
+        <w:t xml:space="preserve"> +x start.sh ./start.sh</w:t>
+      </w:r>
+    </w:p>
+    <w:p>
+      <w:pPr>
+        <w:ind w:firstLineChars="200" w:firstLine="440"/>
+      </w:pPr>
+    </w:p>
+    <w:p>
+      <w:pPr>
+        <w:ind w:firstLineChars="200" w:firstLine="440"/>
+      </w:pPr>
+      <w:r>
+        <w:rPr>
+          <w:rFonts w:hint="eastAsia"/>
+        </w:rPr>
+        <w:t>1-2-</w:t>
+      </w:r>
+      <w:r>
+        <w:t>3. 首次运行会自动解压 Node 并</w:t>
+      </w:r>
+      <w:proofErr w:type="gramStart"/>
+      <w:r>
+        <w:t>安装 `</w:t>
+      </w:r>
+      <w:proofErr w:type="gramEnd"/>
+      <w:r>
+        <w:t>@deepseek-ai/dsh`（</w:t>
+      </w:r>
+      <w:r>
+        <w:rPr>
+          <w:b/>
+          <w:bCs/>
+        </w:rPr>
+        <w:t>**需联网一次**</w:t>
+      </w:r>
+      <w:r>
+        <w:t>）。</w:t>
+      </w:r>
+    </w:p>
+    <w:p>
+      <w:pPr>
+        <w:ind w:firstLineChars="200" w:firstLine="440"/>
+      </w:pPr>
+      <w:r>
+        <w:rPr>
+          <w:rFonts w:hint="eastAsia"/>
+        </w:rPr>
+        <w:t>1-2-</w:t>
+      </w:r>
+      <w:r>
+        <w:t>4.</w:t>
+      </w:r>
+      <w:r>
+        <w:t>浏览器自动打开</w:t>
+      </w:r>
+      <w:r>
+        <w:rPr>
+          <w:rFonts w:hint="eastAsia"/>
+        </w:rPr>
+        <w:t>登录</w:t>
+      </w:r>
+      <w:proofErr w:type="gramStart"/>
+      <w:r>
+        <w:rPr>
+          <w:rFonts w:hint="eastAsia"/>
+        </w:rPr>
+        <w:t>页面</w:t>
+      </w:r>
+      <w:r>
+        <w:t xml:space="preserve"> `</w:t>
+      </w:r>
+      <w:proofErr w:type="gramEnd"/>
+      <w:r>
+        <w:t>http://127.0.0.1:46001`。</w:t>
+      </w:r>
+    </w:p>
+    <w:p>
+      <w:pPr>
+        <w:ind w:firstLineChars="200" w:firstLine="440"/>
+      </w:pPr>
+    </w:p>
+    <w:p>
+      <w:pPr>
+        <w:ind w:firstLineChars="200" w:firstLine="440"/>
+      </w:pPr>
+      <w:r>
+        <w:rPr>
+          <w:rFonts w:hint="eastAsia"/>
+        </w:rPr>
+        <w:t>1-3、</w:t>
+      </w:r>
+      <w:r>
+        <w:t xml:space="preserve"> Linux </w:t>
+      </w:r>
+      <w:proofErr w:type="gramStart"/>
+      <w:r>
+        <w:t>(x64 / arm64)</w:t>
+      </w:r>
+      <w:proofErr w:type="gramEnd"/>
+    </w:p>
+    <w:p>
+      <w:pPr>
+        <w:ind w:firstLineChars="200" w:firstLine="440"/>
+      </w:pPr>
+      <w:r>
+        <w:rPr>
+          <w:rFonts w:hint="eastAsia"/>
+        </w:rPr>
+        <w:t>1-3-</w:t>
+      </w:r>
+      <w:r>
+        <w:t>1. 拷贝</w:t>
+      </w:r>
+      <w:proofErr w:type="gramStart"/>
+      <w:r>
+        <w:t>整个 `</w:t>
+      </w:r>
+      <w:proofErr w:type="spellStart"/>
+      <w:proofErr w:type="gramEnd"/>
+      <w:r>
+        <w:t>TakeTopDshTeam</w:t>
+      </w:r>
+      <w:proofErr w:type="spellEnd"/>
+      <w:proofErr w:type="gramStart"/>
+      <w:r>
+        <w:t>` 目录</w:t>
+      </w:r>
+      <w:proofErr w:type="gramEnd"/>
+      <w:r>
+        <w:t>到目标机器。</w:t>
+      </w:r>
+    </w:p>
+    <w:p>
+      <w:pPr>
+        <w:ind w:firstLineChars="200" w:firstLine="440"/>
+      </w:pPr>
+      <w:r>
+        <w:rPr>
+          <w:rFonts w:hint="eastAsia"/>
+        </w:rPr>
+        <w:t>1-3-</w:t>
+      </w:r>
+      <w:r>
+        <w:t>2. 打开终端，进入目录：</w:t>
+      </w:r>
+    </w:p>
+    <w:p>
+      <w:pPr>
+        <w:ind w:firstLineChars="200" w:firstLine="440"/>
+        <w:rPr>
+          <w:rFonts w:hint="eastAsia"/>
+        </w:rPr>
+      </w:pPr>
+      <w:r>
+        <w:t xml:space="preserve">  </w:t>
+      </w:r>
+      <w:r>
+        <w:t>bash cd /path/to/</w:t>
+      </w:r>
+      <w:proofErr w:type="spellStart"/>
+      <w:r>
+        <w:t>TakeTopDshTeam</w:t>
+      </w:r>
+      <w:proofErr w:type="spellEnd"/>
+      <w:r>
+        <w:t xml:space="preserve"> </w:t>
+      </w:r>
+      <w:proofErr w:type="spellStart"/>
+      <w:r>
+        <w:t>chmod</w:t>
+      </w:r>
+      <w:proofErr w:type="spellEnd"/>
+      <w:r>
+        <w:t xml:space="preserve"> +x start.sh ./start.sh</w:t>
+      </w:r>
+    </w:p>
+    <w:p>
+      <w:pPr>
+        <w:ind w:firstLineChars="200" w:firstLine="440"/>
+        <w:rPr>
+          <w:rFonts w:hint="eastAsia"/>
+        </w:rPr>
+      </w:pPr>
+      <w:r>
+        <w:rPr>
+          <w:rFonts w:hint="eastAsia"/>
+        </w:rPr>
+        <w:t>1-3-</w:t>
+      </w:r>
+      <w:r>
+        <w:t>3. 首次运行自动解压 Node（</w:t>
+      </w:r>
+      <w:r>
+        <w:rPr>
+          <w:b/>
+          <w:bCs/>
+        </w:rPr>
+        <w:t>**已内置，无需下载**</w:t>
+      </w:r>
+      <w:r>
+        <w:t>）；</w:t>
+      </w:r>
+      <w:proofErr w:type="gramStart"/>
+      <w:r>
+        <w:t>仅 `</w:t>
+      </w:r>
+      <w:proofErr w:type="gramEnd"/>
+      <w:r>
+        <w:t>@deepseek-ai/dsh</w:t>
+      </w:r>
+      <w:proofErr w:type="gramStart"/>
+      <w:r>
+        <w:t>` 的</w:t>
+      </w:r>
+      <w:proofErr w:type="gramEnd"/>
+      <w:r>
+        <w:t>原生依赖需</w:t>
+      </w:r>
+      <w:r>
+        <w:rPr>
+          <w:b/>
+          <w:bCs/>
+        </w:rPr>
+        <w:t>**联网安装一次**</w:t>
+      </w:r>
+      <w:r>
+        <w:t>，之后离线可用。</w:t>
+      </w:r>
+    </w:p>
+    <w:p>
+      <w:pPr>
+        <w:ind w:firstLineChars="200" w:firstLine="440"/>
+      </w:pPr>
+      <w:r>
+        <w:rPr>
+          <w:rFonts w:hint="eastAsia"/>
+        </w:rPr>
+        <w:t>1-</w:t>
+      </w:r>
+      <w:r>
+        <w:rPr>
+          <w:rFonts w:hint="eastAsia"/>
+        </w:rPr>
+        <w:t>3</w:t>
+      </w:r>
+      <w:r>
+        <w:rPr>
+          <w:rFonts w:hint="eastAsia"/>
+        </w:rPr>
+        <w:t>-</w:t>
+      </w:r>
+      <w:r>
+        <w:rPr>
+          <w:rFonts w:hint="eastAsia"/>
+        </w:rPr>
+        <w:t>4</w:t>
+      </w:r>
+      <w:r>
+        <w:t>. 浏览器自动打开</w:t>
+      </w:r>
+      <w:r>
+        <w:rPr>
+          <w:rFonts w:hint="eastAsia"/>
+        </w:rPr>
+        <w:t>登录</w:t>
+      </w:r>
+      <w:proofErr w:type="gramStart"/>
+      <w:r>
+        <w:rPr>
+          <w:rFonts w:hint="eastAsia"/>
+        </w:rPr>
+        <w:t>页面</w:t>
+      </w:r>
+      <w:r>
+        <w:t xml:space="preserve"> `</w:t>
+      </w:r>
+      <w:proofErr w:type="gramEnd"/>
+      <w:r>
+        <w:t>http://127.0.0.1:46001`。</w:t>
+      </w:r>
+    </w:p>
+    <w:p>
+      <w:pPr>
+        <w:rPr>
+          <w:rFonts w:hint="eastAsia"/>
+        </w:rPr>
+      </w:pPr>
+    </w:p>
+    <w:p>
+      <w:pPr>
+        <w:rPr>
+          <w:rFonts w:hint="eastAsia"/>
+        </w:rPr>
+      </w:pPr>
       <w:r>
         <w:rPr>
           <w:rFonts w:hint="eastAsia"/>
@@ -266,16 +1026,53 @@
         <w:rPr>
           <w:rFonts w:hint="eastAsia"/>
         </w:rPr>
-        <w:t>打开TakeTopDSH Team 目录，可以看到下面两个文件，按不同的系统运行不同的文件，打开登录页面！</w:t>
-      </w:r>
-    </w:p>
-    <w:p>
+        <w:t>每次电脑重开机后，可以</w:t>
+      </w:r>
+      <w:r>
+        <w:rPr>
+          <w:rFonts w:hint="eastAsia"/>
+        </w:rPr>
+        <w:t>打开</w:t>
+      </w:r>
+      <w:proofErr w:type="spellStart"/>
+      <w:r>
+        <w:rPr>
+          <w:rFonts w:hint="eastAsia"/>
+        </w:rPr>
+        <w:t>TakeTopD</w:t>
+      </w:r>
+      <w:r>
+        <w:rPr>
+          <w:rFonts w:hint="eastAsia"/>
+        </w:rPr>
+        <w:t>sh</w:t>
+      </w:r>
+      <w:r>
+        <w:rPr>
+          <w:rFonts w:hint="eastAsia"/>
+        </w:rPr>
+        <w:t>Team</w:t>
+      </w:r>
+      <w:proofErr w:type="spellEnd"/>
+      <w:r>
+        <w:rPr>
+          <w:rFonts w:hint="eastAsia"/>
+        </w:rPr>
+        <w:t xml:space="preserve"> 目录，可以看到下面两个文件，按不同的系统运行不同的文件，打开登录页面！</w:t>
+      </w:r>
+    </w:p>
+    <w:p>
+      <w:pPr>
+        <w:rPr>
+          <w:rFonts w:hint="eastAsia"/>
+        </w:rPr>
+      </w:pPr>
       <w:r>
         <w:rPr>
           <w:noProof/>
         </w:rPr>
         <w:drawing>
-          <wp:inline distT="0" distB="0" distL="0" distR="0" wp14:anchorId="78E1C3EA" wp14:editId="32F69220">
+          <wp:inline distT="0" distB="0" distL="0" distR="0" wp14:anchorId="78E1C3EA" wp14:editId="647BEF77">
             <wp:extent cx="5274310" cy="465455"/>
             <wp:effectExtent l="0" t="0" r="2540" b="0"/>
             <wp:docPr id="286631104" name="图片 1"/>
@@ -334,18 +1131,70 @@
         <w:rPr>
           <w:rFonts w:hint="eastAsia"/>
         </w:rPr>
-        <w:t>&gt; - Windows：双击 **`start.bat`**</w:t>
-      </w:r>
-    </w:p>
-    <w:p>
-      <w:r>
-        <w:rPr>
-          <w:rFonts w:hint="eastAsia"/>
-        </w:rPr>
-        <w:t>&gt; - macOS / Linux：执行 **`./start.sh`**</w:t>
-      </w:r>
-    </w:p>
-    <w:p>
+        <w:t>&gt; - Windows：</w:t>
+      </w:r>
+      <w:proofErr w:type="gramStart"/>
+      <w:r>
+        <w:rPr>
+          <w:rFonts w:hint="eastAsia"/>
+        </w:rPr>
+        <w:t>双击 *</w:t>
+      </w:r>
+      <w:proofErr w:type="gramEnd"/>
+      <w:r>
+        <w:rPr>
+          <w:rFonts w:hint="eastAsia"/>
+        </w:rPr>
+        <w:t>*`start.bat`**</w:t>
+      </w:r>
+    </w:p>
+    <w:p>
+      <w:pPr>
+        <w:rPr>
+          <w:rFonts w:hint="eastAsia"/>
+        </w:rPr>
+      </w:pPr>
+      <w:r>
+        <w:rPr>
+          <w:rFonts w:hint="eastAsia"/>
+        </w:rPr>
+        <w:t>&gt; - macOS / Linux：</w:t>
+      </w:r>
+      <w:proofErr w:type="gramStart"/>
+      <w:r>
+        <w:rPr>
+          <w:rFonts w:hint="eastAsia"/>
+        </w:rPr>
+        <w:t>执行 *</w:t>
+      </w:r>
+      <w:proofErr w:type="gramEnd"/>
+      <w:r>
+        <w:rPr>
+          <w:rFonts w:hint="eastAsia"/>
+        </w:rPr>
+        <w:t>*</w:t>
+      </w:r>
+      <w:proofErr w:type="gramStart"/>
+      <w:r>
+        <w:rPr>
+          <w:rFonts w:hint="eastAsia"/>
+        </w:rPr>
+        <w:t>`.</w:t>
+      </w:r>
+      <w:proofErr w:type="gramEnd"/>
+      <w:r>
+        <w:rPr>
+          <w:rFonts w:hint="eastAsia"/>
+        </w:rPr>
+        <w:t>/start.sh`**</w:t>
+      </w:r>
+    </w:p>
+    <w:p>
+      <w:pPr>
+        <w:rPr>
+          <w:rFonts w:hint="eastAsia"/>
+        </w:rPr>
+      </w:pPr>
       <w:r>
         <w:rPr>
           <w:noProof/>
@@ -402,23 +1251,78 @@
       </w:r>
     </w:p>
     <w:p>
-      <w:r>
-        <w:rPr>
-          <w:rFonts w:hint="eastAsia"/>
-        </w:rPr>
-        <w:t>输入用户名：admin  密码：12345678  就可以登录进平台了</w:t>
-      </w:r>
-      <w:r>
-        <w:rPr>
-          <w:rFonts w:hint="eastAsia"/>
-        </w:rPr>
-        <w:t>，第一次登录平台后，TakeTopDSH Team的后台服务TakeTopDSHL</w:t>
-      </w:r>
-      <w:r>
-        <w:rPr>
-          <w:rFonts w:hint="eastAsia"/>
-        </w:rPr>
-        <w:t xml:space="preserve">auncher </w:t>
+      <w:pPr>
+        <w:rPr>
+          <w:rFonts w:hint="eastAsia"/>
+        </w:rPr>
+      </w:pPr>
+      <w:r>
+        <w:rPr>
+          <w:rFonts w:hint="eastAsia"/>
+        </w:rPr>
+        <w:t>输入用户名：</w:t>
+      </w:r>
+      <w:proofErr w:type="gramStart"/>
+      <w:r>
+        <w:rPr>
+          <w:rFonts w:hint="eastAsia"/>
+        </w:rPr>
+        <w:t>admin  密码</w:t>
+      </w:r>
+      <w:proofErr w:type="gramEnd"/>
+      <w:r>
+        <w:rPr>
+          <w:rFonts w:hint="eastAsia"/>
+        </w:rPr>
+        <w:t>：</w:t>
+      </w:r>
+      <w:proofErr w:type="gramStart"/>
+      <w:r>
+        <w:rPr>
+          <w:rFonts w:hint="eastAsia"/>
+        </w:rPr>
+        <w:t>12345678  就可以登录进平台了</w:t>
+      </w:r>
+      <w:proofErr w:type="gramEnd"/>
+      <w:r>
+        <w:rPr>
+          <w:rFonts w:hint="eastAsia"/>
+        </w:rPr>
+        <w:t>，第一次登录平台后，</w:t>
+      </w:r>
+      <w:proofErr w:type="spellStart"/>
+      <w:r>
+        <w:rPr>
+          <w:rFonts w:hint="eastAsia"/>
+        </w:rPr>
+        <w:t>TakeTopDSH</w:t>
+      </w:r>
+      <w:proofErr w:type="spellEnd"/>
+      <w:r>
+        <w:rPr>
+          <w:rFonts w:hint="eastAsia"/>
+        </w:rPr>
+        <w:t xml:space="preserve"> Team的后台服务</w:t>
+      </w:r>
+      <w:proofErr w:type="spellStart"/>
+      <w:r>
+        <w:rPr>
+          <w:rFonts w:hint="eastAsia"/>
+        </w:rPr>
+        <w:t>TakeTopDSHL</w:t>
+      </w:r>
+      <w:r>
+        <w:rPr>
+          <w:rFonts w:hint="eastAsia"/>
+        </w:rPr>
+        <w:t>auncher</w:t>
+      </w:r>
+      <w:proofErr w:type="spellEnd"/>
+      <w:r>
+        <w:rPr>
+          <w:rFonts w:hint="eastAsia"/>
+        </w:rPr>
+        <w:t xml:space="preserve"> </w:t>
       </w:r>
       <w:r>
         <w:rPr>
@@ -480,23 +1384,42 @@
         <w:rPr>
           <w:rFonts w:hint="eastAsia"/>
         </w:rPr>
-        <w:t>；若 launcher 已关闭（如重启电脑），需重新运行一次</w:t>
-      </w:r>
-      <w:r>
-        <w:rPr>
-          <w:rFonts w:hint="eastAsia"/>
-        </w:rPr>
-        <w:t xml:space="preserve"> 上面说的start 程序！</w:t>
-      </w:r>
-    </w:p>
-    <w:p>
-      <w:pPr>
-        <w:rPr>
-          <w:rFonts w:hint="eastAsia"/>
-        </w:rPr>
-      </w:pPr>
-    </w:p>
-    <w:p>
+        <w:t>；若 launcher 已关闭（如重启电脑），需重新运行</w:t>
+      </w:r>
+      <w:proofErr w:type="gramStart"/>
+      <w:r>
+        <w:rPr>
+          <w:rFonts w:hint="eastAsia"/>
+        </w:rPr>
+        <w:t>一次</w:t>
+      </w:r>
+      <w:r>
+        <w:rPr>
+          <w:rFonts w:hint="eastAsia"/>
+        </w:rPr>
+        <w:t xml:space="preserve"> 上面</w:t>
+      </w:r>
+      <w:proofErr w:type="gramEnd"/>
+      <w:r>
+        <w:rPr>
+          <w:rFonts w:hint="eastAsia"/>
+        </w:rPr>
+        <w:t>说的start 程序！</w:t>
+      </w:r>
+    </w:p>
+    <w:p>
+      <w:pPr>
+        <w:rPr>
+          <w:rFonts w:hint="eastAsia"/>
+        </w:rPr>
+      </w:pPr>
+    </w:p>
+    <w:p>
+      <w:pPr>
+        <w:rPr>
+          <w:rFonts w:hint="eastAsia"/>
+        </w:rPr>
+      </w:pPr>
       <w:r>
         <w:rPr>
           <w:rFonts w:hint="eastAsia"/>
@@ -518,6 +1441,11 @@
       </w:r>
     </w:p>
     <w:p>
+      <w:pPr>
+        <w:rPr>
+          <w:rFonts w:hint="eastAsia"/>
+        </w:rPr>
+      </w:pPr>
       <w:r>
         <w:rPr>
           <w:noProof/>
@@ -627,6 +1555,11 @@
       </w:r>
     </w:p>
     <w:p>
+      <w:pPr>
+        <w:rPr>
+          <w:rFonts w:hint="eastAsia"/>
+        </w:rPr>
+      </w:pPr>
       <w:r>
         <w:rPr>
           <w:rFonts w:hint="eastAsia"/>
@@ -660,6 +1593,9 @@
           <w:ilvl w:val="1"/>
           <w:numId w:val="2"/>
         </w:numPr>
+        <w:rPr>
+          <w:rFonts w:hint="eastAsia"/>
+        </w:rPr>
       </w:pPr>
       <w:r>
         <w:rPr>
@@ -672,13 +1608,16 @@
       <w:pPr>
         <w:pStyle w:val="a9"/>
         <w:ind w:left="360"/>
+        <w:rPr>
+          <w:rFonts w:hint="eastAsia"/>
+        </w:rPr>
       </w:pPr>
       <w:r>
         <w:rPr>
           <w:noProof/>
         </w:rPr>
         <w:drawing>
-          <wp:inline distT="0" distB="0" distL="0" distR="0" wp14:anchorId="2044E27F" wp14:editId="5FA4B977">
+          <wp:inline distT="0" distB="0" distL="0" distR="0" wp14:anchorId="2044E27F" wp14:editId="37481C8C">
             <wp:extent cx="5274310" cy="2002155"/>
             <wp:effectExtent l="0" t="0" r="2540" b="0"/>
             <wp:docPr id="5370857" name="图片 5"/>
@@ -731,6 +1670,9 @@
       <w:pPr>
         <w:pStyle w:val="a9"/>
         <w:ind w:left="360"/>
+        <w:rPr>
+          <w:rFonts w:hint="eastAsia"/>
+        </w:rPr>
       </w:pPr>
       <w:r>
         <w:rPr>
@@ -751,25 +1693,39 @@
         <w:rPr>
           <w:rFonts w:hint="eastAsia"/>
         </w:rPr>
-        <w:t>设置Workspace path</w:t>
-      </w:r>
-      <w:r>
-        <w:rPr>
-          <w:rFonts w:hint="eastAsia"/>
-        </w:rPr>
-        <w:t>也就是设置平台的工作区目录，注意这个目录可以设在电脑上的任何一个驱动器上，但要规划好，确保容量够大，因为TakeTopDSH Team 你输入的所有数据，上传的所有文件都放在这个目录下！</w:t>
+        <w:t>设置Workspace path也就是设置平台的工作区目录，注意这个目录可以设在电脑上的任何一个驱动器上，但要规划好，确保容量够大，因为</w:t>
+      </w:r>
+      <w:proofErr w:type="spellStart"/>
+      <w:r>
+        <w:rPr>
+          <w:rFonts w:hint="eastAsia"/>
+        </w:rPr>
+        <w:t>TakeTopDSH</w:t>
+      </w:r>
+      <w:proofErr w:type="spellEnd"/>
+      <w:r>
+        <w:rPr>
+          <w:rFonts w:hint="eastAsia"/>
+        </w:rPr>
+        <w:t xml:space="preserve"> Team 你输入的所有数据，上传的所有文件都放在这个目录下！</w:t>
       </w:r>
     </w:p>
     <w:p>
       <w:pPr>
         <w:pStyle w:val="a9"/>
         <w:ind w:left="360"/>
+        <w:rPr>
+          <w:rFonts w:hint="eastAsia"/>
+        </w:rPr>
       </w:pPr>
     </w:p>
     <w:p>
       <w:pPr>
         <w:pStyle w:val="a9"/>
         <w:ind w:left="360"/>
+        <w:rPr>
+          <w:rFonts w:hint="eastAsia"/>
+        </w:rPr>
       </w:pPr>
       <w:r>
         <w:rPr>
@@ -790,22 +1746,29 @@
         <w:rPr>
           <w:rFonts w:hint="eastAsia"/>
         </w:rPr>
-        <w:t>External URL</w:t>
-      </w:r>
-      <w:r>
-        <w:rPr>
-          <w:rFonts w:hint="eastAsia"/>
-        </w:rPr>
-        <w:t>是指如果外网也要使用平台，那么你可以给服务器一个公网IP，那么你就可以在这里输入，比如公网IP 是：188.88.88.88 ，那么就可以这样设：</w:t>
-      </w:r>
-      <w:hyperlink r:id="rId14" w:history="1">
-        <w:r>
-          <w:rPr>
-            <w:rStyle w:val="af2"/>
-          </w:rPr>
-          <w:t>http://188.88.88.88:46000</w:t>
-        </w:r>
-      </w:hyperlink>
+        <w:t>External URL是指如果外网也要使用平台，那么你可以给服务器一个公网IP，那么你就可以在这里输入，比如公网IP 是：188.88.88.88 ，那么就可以这样设：</w:t>
+      </w:r>
+      <w:r>
+        <w:fldChar w:fldCharType="begin"/>
+      </w:r>
+      <w:r>
+        <w:instrText>HYPERLINK "http://188.88.88.88:46000"</w:instrText>
+      </w:r>
+      <w:r>
+        <w:rPr>
+          <w:rFonts w:hint="eastAsia"/>
+        </w:rPr>
+        <w:fldChar w:fldCharType="separate"/>
+      </w:r>
+      <w:r>
+        <w:rPr>
+          <w:rStyle w:val="af2"/>
+        </w:rPr>
+        <w:t>http://188.88.88.88:46000</w:t>
+      </w:r>
+      <w:r>
+        <w:fldChar w:fldCharType="end"/>
+      </w:r>
       <w:r>
         <w:rPr>
           <w:rFonts w:hint="eastAsia"/>
@@ -817,6 +1780,9 @@
       <w:pPr>
         <w:pStyle w:val="a9"/>
         <w:ind w:left="360"/>
+        <w:rPr>
+          <w:rFonts w:hint="eastAsia"/>
+        </w:rPr>
       </w:pPr>
     </w:p>
     <w:p>
@@ -826,6 +1792,9 @@
           <w:ilvl w:val="1"/>
           <w:numId w:val="2"/>
         </w:numPr>
+        <w:rPr>
+          <w:rFonts w:hint="eastAsia"/>
+        </w:rPr>
       </w:pPr>
       <w:r>
         <w:rPr>
@@ -838,6 +1807,9 @@
       <w:pPr>
         <w:pStyle w:val="a9"/>
         <w:ind w:left="555"/>
+        <w:rPr>
+          <w:rFonts w:hint="eastAsia"/>
+        </w:rPr>
       </w:pPr>
       <w:r>
         <w:rPr>
@@ -861,7 +1833,7 @@
                     </pic:cNvPicPr>
                   </pic:nvPicPr>
                   <pic:blipFill>
-                    <a:blip r:embed="rId15" cstate="print">
+                    <a:blip r:embed="rId14" cstate="print">
                       <a:extLst>
                         <a:ext uri="{28A0092B-C50C-407E-A947-70E740481C1C}">
                           <a14:useLocalDpi xmlns:a14="http://schemas.microsoft.com/office/drawing/2010/main" val="0"/>
@@ -905,13 +1877,30 @@
         <w:rPr>
           <w:rFonts w:hint="eastAsia"/>
         </w:rPr>
-        <w:t>可以在这里增加成员用户，注意用户名要用英文字母，不要用中文，给用户设置的密码要记住，比如说先设个：12345678  ，成员用户登录后平台后，可以自己修改，这个成员的工作区目录不用设，它会自动生成，主要是：主工作区目录+用户名，会自动生成这个目录！</w:t>
+        <w:t>可以在这里增加成员用户，注意用户名要用英文字母，不要用中文，给用户设置的密码要记住，比如说先设个：</w:t>
+      </w:r>
+      <w:proofErr w:type="gramStart"/>
+      <w:r>
+        <w:rPr>
+          <w:rFonts w:hint="eastAsia"/>
+        </w:rPr>
+        <w:t>12345678  ，</w:t>
+      </w:r>
+      <w:proofErr w:type="gramEnd"/>
+      <w:r>
+        <w:rPr>
+          <w:rFonts w:hint="eastAsia"/>
+        </w:rPr>
+        <w:t>成员用户登录后平台后，可以自己修改，这个成员的工作区目录不用设，它会自动生成，主要是：主工作区目录+用户名，会自动生成这个目录！</w:t>
       </w:r>
     </w:p>
     <w:p>
       <w:pPr>
         <w:pStyle w:val="a9"/>
         <w:ind w:left="555"/>
+        <w:rPr>
+          <w:rFonts w:hint="eastAsia"/>
+        </w:rPr>
       </w:pPr>
     </w:p>
     <w:p>
@@ -930,6 +1919,9 @@
           <w:ilvl w:val="1"/>
           <w:numId w:val="2"/>
         </w:numPr>
+        <w:rPr>
+          <w:rFonts w:hint="eastAsia"/>
+        </w:rPr>
       </w:pPr>
       <w:r>
         <w:rPr>
@@ -963,7 +1955,7 @@
                     </pic:cNvPicPr>
                   </pic:nvPicPr>
                   <pic:blipFill>
-                    <a:blip r:embed="rId16" cstate="print">
+                    <a:blip r:embed="rId15" cstate="print">
                       <a:extLst>
                         <a:ext uri="{28A0092B-C50C-407E-A947-70E740481C1C}">
                           <a14:useLocalDpi xmlns:a14="http://schemas.microsoft.com/office/drawing/2010/main" val="0"/>
@@ -999,12 +1991,29 @@
       <w:pPr>
         <w:pStyle w:val="a9"/>
         <w:ind w:firstLineChars="200" w:firstLine="440"/>
-      </w:pPr>
-      <w:r>
-        <w:rPr>
-          <w:rFonts w:hint="eastAsia"/>
-        </w:rPr>
-        <w:t>因为TakeTopDSH Team 是在DeepSeek Harness 基础上扩展的AI协作平台，所以在DeepSeek Harness更新版本后，也可以点击这个按钮进行升级，确保使用到DeepSeek Harness的最新功能！</w:t>
+        <w:rPr>
+          <w:rFonts w:hint="eastAsia"/>
+        </w:rPr>
+      </w:pPr>
+      <w:r>
+        <w:rPr>
+          <w:rFonts w:hint="eastAsia"/>
+        </w:rPr>
+        <w:t>因为</w:t>
+      </w:r>
+      <w:proofErr w:type="spellStart"/>
+      <w:r>
+        <w:rPr>
+          <w:rFonts w:hint="eastAsia"/>
+        </w:rPr>
+        <w:t>TakeTopDSH</w:t>
+      </w:r>
+      <w:proofErr w:type="spellEnd"/>
+      <w:r>
+        <w:rPr>
+          <w:rFonts w:hint="eastAsia"/>
+        </w:rPr>
+        <w:t xml:space="preserve"> Team 是在DeepSeek Harness 基础上扩展的AI协作平台，所以在DeepSeek Harness更新版本后，也可以点击这个按钮进行升级，确保使用到DeepSeek Harness的最新功能！</w:t>
       </w:r>
     </w:p>
     <w:p>
@@ -1017,6 +2026,11 @@
       </w:pPr>
     </w:p>
     <w:p>
+      <w:pPr>
+        <w:rPr>
+          <w:rFonts w:hint="eastAsia"/>
+        </w:rPr>
+      </w:pPr>
       <w:r>
         <w:rPr>
           <w:rFonts w:hint="eastAsia"/>
@@ -1042,19 +2056,28 @@
         </w:rPr>
         <w:t xml:space="preserve">    完成上面管理页面的设置后，点击</w:t>
       </w:r>
+      <w:proofErr w:type="spellStart"/>
       <w:r>
         <w:rPr>
           <w:b/>
           <w:bCs/>
         </w:rPr>
-        <w:t>TakeTopDSH Team Launcher</w:t>
-      </w:r>
-      <w:r>
-        <w:rPr>
-          <w:rFonts w:hint="eastAsia"/>
+        <w:t>TakeTopDSH</w:t>
+      </w:r>
+      <w:proofErr w:type="spellEnd"/>
+      <w:r>
+        <w:rPr>
           <w:b/>
           <w:bCs/>
         </w:rPr>
+        <w:t xml:space="preserve"> Team Launcher</w:t>
+      </w:r>
+      <w:r>
+        <w:rPr>
+          <w:rFonts w:hint="eastAsia"/>
+          <w:b/>
+          <w:bCs/>
+        </w:rPr>
         <w:t>部分的</w:t>
       </w:r>
       <w:r>
@@ -1071,12 +2094,17 @@
       </w:r>
     </w:p>
     <w:p>
+      <w:pPr>
+        <w:rPr>
+          <w:rFonts w:hint="eastAsia"/>
+        </w:rPr>
+      </w:pPr>
       <w:r>
         <w:rPr>
           <w:noProof/>
         </w:rPr>
         <w:drawing>
-          <wp:inline distT="0" distB="0" distL="0" distR="0" wp14:anchorId="39F15B5B" wp14:editId="0CB4E645">
+          <wp:inline distT="0" distB="0" distL="0" distR="0" wp14:anchorId="39F15B5B" wp14:editId="5E8F3744">
             <wp:extent cx="5274310" cy="1233805"/>
             <wp:effectExtent l="0" t="0" r="2540" b="4445"/>
             <wp:docPr id="1833294711" name="图片 8"/>
@@ -1093,7 +2121,7 @@
                     </pic:cNvPicPr>
                   </pic:nvPicPr>
                   <pic:blipFill>
-                    <a:blip r:embed="rId17" cstate="print">
+                    <a:blip r:embed="rId16" cstate="print">
                       <a:extLst>
                         <a:ext uri="{28A0092B-C50C-407E-A947-70E740481C1C}">
                           <a14:useLocalDpi xmlns:a14="http://schemas.microsoft.com/office/drawing/2010/main" val="0"/>
@@ -1175,7 +2203,7 @@
                     </pic:cNvPicPr>
                   </pic:nvPicPr>
                   <pic:blipFill>
-                    <a:blip r:embed="rId18" cstate="print">
+                    <a:blip r:embed="rId17" cstate="print">
                       <a:extLst>
                         <a:ext uri="{28A0092B-C50C-407E-A947-70E740481C1C}">
                           <a14:useLocalDpi xmlns:a14="http://schemas.microsoft.com/office/drawing/2010/main" val="0"/>
@@ -1208,6 +2236,11 @@
       </w:r>
     </w:p>
     <w:p>
+      <w:pPr>
+        <w:rPr>
+          <w:rFonts w:hint="eastAsia"/>
+        </w:rPr>
+      </w:pPr>
       <w:r>
         <w:rPr>
           <w:rFonts w:hint="eastAsia"/>
@@ -1218,13 +2251,24 @@
     <w:p>
       <w:pPr>
         <w:ind w:firstLine="443"/>
-      </w:pPr>
+        <w:rPr>
+          <w:rFonts w:hint="eastAsia"/>
+        </w:rPr>
+      </w:pPr>
+      <w:proofErr w:type="spellStart"/>
       <w:r>
         <w:rPr>
           <w:rFonts w:hint="eastAsia"/>
         </w:rPr>
         <w:lastRenderedPageBreak/>
-        <w:t>TakeTopDSH Team虽然是基于DeepSeek Harness 扩展的，但也可以连接其它大模型，比如OpenAI ,Kim等，也可以连接本地的大模型！</w:t>
+        <w:t>TakeTopDSH</w:t>
+      </w:r>
+      <w:proofErr w:type="spellEnd"/>
+      <w:r>
+        <w:rPr>
+          <w:rFonts w:hint="eastAsia"/>
+        </w:rPr>
+        <w:t xml:space="preserve"> Team虽然是基于DeepSeek Harness 扩展的，但也可以连接其它大模型，比如OpenAI ,Kim等，也可以连接本地的大模型！</w:t>
       </w:r>
     </w:p>
     <w:p>
@@ -1238,7 +2282,21 @@
         <w:rPr>
           <w:rFonts w:hint="eastAsia"/>
         </w:rPr>
-        <w:t>首先，点击 页面右边栏左上角的设置图标</w:t>
+        <w:t>首先，</w:t>
+      </w:r>
+      <w:proofErr w:type="gramStart"/>
+      <w:r>
+        <w:rPr>
+          <w:rFonts w:hint="eastAsia"/>
+        </w:rPr>
+        <w:t>点击 页面</w:t>
+      </w:r>
+      <w:proofErr w:type="gramEnd"/>
+      <w:r>
+        <w:rPr>
+          <w:rFonts w:hint="eastAsia"/>
+        </w:rPr>
+        <w:t>右边栏左上角的设置图标</w:t>
       </w:r>
       <w:r>
         <w:rPr>
@@ -1262,7 +2320,7 @@
                     </pic:cNvPicPr>
                   </pic:nvPicPr>
                   <pic:blipFill>
-                    <a:blip r:embed="rId19" cstate="print">
+                    <a:blip r:embed="rId18" cstate="print">
                       <a:extLst>
                         <a:ext uri="{28A0092B-C50C-407E-A947-70E740481C1C}">
                           <a14:useLocalDpi xmlns:a14="http://schemas.microsoft.com/office/drawing/2010/main" val="0"/>
@@ -1321,7 +2379,7 @@
                     </pic:cNvPicPr>
                   </pic:nvPicPr>
                   <pic:blipFill>
-                    <a:blip r:embed="rId20" cstate="print">
+                    <a:blip r:embed="rId19" cstate="print">
                       <a:extLst>
                         <a:ext uri="{28A0092B-C50C-407E-A947-70E740481C1C}">
                           <a14:useLocalDpi xmlns:a14="http://schemas.microsoft.com/office/drawing/2010/main" val="0"/>
@@ -1397,7 +2455,7 @@
                     </pic:cNvPicPr>
                   </pic:nvPicPr>
                   <pic:blipFill>
-                    <a:blip r:embed="rId21" cstate="print">
+                    <a:blip r:embed="rId20" cstate="print">
                       <a:extLst>
                         <a:ext uri="{28A0092B-C50C-407E-A947-70E740481C1C}">
                           <a14:useLocalDpi xmlns:a14="http://schemas.microsoft.com/office/drawing/2010/main" val="0"/>
@@ -1466,7 +2524,7 @@
                     </pic:cNvPicPr>
                   </pic:nvPicPr>
                   <pic:blipFill>
-                    <a:blip r:embed="rId22" cstate="print">
+                    <a:blip r:embed="rId21" cstate="print">
                       <a:extLst>
                         <a:ext uri="{28A0092B-C50C-407E-A947-70E740481C1C}">
                           <a14:useLocalDpi xmlns:a14="http://schemas.microsoft.com/office/drawing/2010/main" val="0"/>
@@ -1499,6 +2557,11 @@
       </w:r>
     </w:p>
     <w:p>
+      <w:pPr>
+        <w:rPr>
+          <w:rFonts w:hint="eastAsia"/>
+        </w:rPr>
+      </w:pPr>
       <w:r>
         <w:rPr>
           <w:rFonts w:hint="eastAsia"/>
@@ -1508,6 +2571,11 @@
       </w:r>
     </w:p>
     <w:p>
+      <w:pPr>
+        <w:rPr>
+          <w:rFonts w:hint="eastAsia"/>
+        </w:rPr>
+      </w:pPr>
       <w:r>
         <w:rPr>
           <w:rFonts w:hint="eastAsia"/>
@@ -1543,7 +2611,7 @@
                     </pic:cNvPicPr>
                   </pic:nvPicPr>
                   <pic:blipFill>
-                    <a:blip r:embed="rId23" cstate="print">
+                    <a:blip r:embed="rId22" cstate="print">
                       <a:extLst>
                         <a:ext uri="{28A0092B-C50C-407E-A947-70E740481C1C}">
                           <a14:useLocalDpi xmlns:a14="http://schemas.microsoft.com/office/drawing/2010/main" val="0"/>
@@ -1606,19 +2674,46 @@
         <w:rPr>
           <w:rFonts w:hint="eastAsia"/>
         </w:rPr>
-        <w:t>这里会显示别的成员给你分派的任务列表，</w:t>
-      </w:r>
-      <w:r>
-        <w:rPr>
-          <w:rFonts w:hint="eastAsia"/>
-        </w:rPr>
-        <w:t>，你可以点击任务名称，预览任务详细内容，也可以点击 feedback 按钮进行 反馈 你对任务的处理细节！</w:t>
-      </w:r>
-    </w:p>
-    <w:p>
-      <w:pPr>
-        <w:rPr>
-          <w:rStyle w:val="a"/>
+        <w:t>这里会显示别的成员给你分派的任务列表</w:t>
+      </w:r>
+      <w:proofErr w:type="gramStart"/>
+      <w:r>
+        <w:rPr>
+          <w:rFonts w:hint="eastAsia"/>
+        </w:rPr>
+        <w:t>，</w:t>
+      </w:r>
+      <w:r>
+        <w:rPr>
+          <w:rFonts w:hint="eastAsia"/>
+        </w:rPr>
+        <w:t>，</w:t>
+      </w:r>
+      <w:proofErr w:type="gramEnd"/>
+      <w:r>
+        <w:rPr>
+          <w:rFonts w:hint="eastAsia"/>
+        </w:rPr>
+        <w:t>你可以点击任务名称，预览任务详细内容，也可以点击 feedback 按钮</w:t>
+      </w:r>
+      <w:proofErr w:type="gramStart"/>
+      <w:r>
+        <w:rPr>
+          <w:rFonts w:hint="eastAsia"/>
+        </w:rPr>
+        <w:t xml:space="preserve">进行 反馈 </w:t>
+      </w:r>
+      <w:proofErr w:type="gramEnd"/>
+      <w:r>
+        <w:rPr>
+          <w:rFonts w:hint="eastAsia"/>
+        </w:rPr>
+        <w:t>你对任务的处理细节！</w:t>
+      </w:r>
+    </w:p>
+    <w:p>
+      <w:pPr>
+        <w:rPr>
           <w:rFonts w:ascii="Times New Roman" w:hAnsi="Times New Roman" w:cs="Times New Roman"/>
           <w:snapToGrid w:val="0"/>
           <w:color w:val="000000"/>
@@ -1641,7 +2736,6 @@
       </w:r>
       <w:r>
         <w:rPr>
-          <w:rStyle w:val="a"/>
           <w:rFonts w:ascii="Times New Roman" w:eastAsia="Times New Roman" w:hAnsi="Times New Roman" w:cs="Times New Roman"/>
           <w:snapToGrid w:val="0"/>
           <w:color w:val="000000"/>
@@ -1679,7 +2773,7 @@
                     </pic:cNvPicPr>
                   </pic:nvPicPr>
                   <pic:blipFill>
-                    <a:blip r:embed="rId24" cstate="print">
+                    <a:blip r:embed="rId23" cstate="print">
                       <a:extLst>
                         <a:ext uri="{28A0092B-C50C-407E-A947-70E740481C1C}">
                           <a14:useLocalDpi xmlns:a14="http://schemas.microsoft.com/office/drawing/2010/main" val="0"/>
@@ -1712,6 +2806,11 @@
       </w:r>
     </w:p>
     <w:p>
+      <w:pPr>
+        <w:rPr>
+          <w:rFonts w:hint="eastAsia"/>
+        </w:rPr>
+      </w:pPr>
       <w:r>
         <w:rPr>
           <w:noProof/>
@@ -1735,7 +2834,7 @@
                     </pic:cNvPicPr>
                   </pic:nvPicPr>
                   <pic:blipFill>
-                    <a:blip r:embed="rId25" cstate="print">
+                    <a:blip r:embed="rId24" cstate="print">
                       <a:extLst>
                         <a:ext uri="{28A0092B-C50C-407E-A947-70E740481C1C}">
                           <a14:useLocalDpi xmlns:a14="http://schemas.microsoft.com/office/drawing/2010/main" val="0"/>
@@ -1768,6 +2867,11 @@
       </w:r>
     </w:p>
     <w:p>
+      <w:pPr>
+        <w:rPr>
+          <w:rFonts w:hint="eastAsia"/>
+        </w:rPr>
+      </w:pPr>
       <w:r>
         <w:rPr>
           <w:rFonts w:hint="eastAsia"/>
@@ -1776,6 +2880,11 @@
       </w:r>
     </w:p>
     <w:p>
+      <w:pPr>
+        <w:rPr>
+          <w:rFonts w:hint="eastAsia"/>
+        </w:rPr>
+      </w:pPr>
       <w:r>
         <w:rPr>
           <w:rFonts w:hint="eastAsia"/>
@@ -1784,11 +2893,44 @@
       </w:r>
     </w:p>
     <w:p>
-      <w:r>
-        <w:rPr>
-          <w:rFonts w:hint="eastAsia"/>
-        </w:rPr>
-        <w:t xml:space="preserve">  点击页面右上角的 “任务分派” 按钮，打开任务分派页面，如下图，</w:t>
+      <w:pPr>
+        <w:rPr>
+          <w:rFonts w:hint="eastAsia"/>
+        </w:rPr>
+      </w:pPr>
+      <w:r>
+        <w:rPr>
+          <w:rFonts w:hint="eastAsia"/>
+        </w:rPr>
+        <w:t xml:space="preserve">  点击页面右上角</w:t>
+      </w:r>
+      <w:proofErr w:type="gramStart"/>
+      <w:r>
+        <w:rPr>
+          <w:rFonts w:hint="eastAsia"/>
+        </w:rPr>
+        <w:t>的 “</w:t>
+      </w:r>
+      <w:proofErr w:type="gramEnd"/>
+      <w:r>
+        <w:rPr>
+          <w:rFonts w:hint="eastAsia"/>
+        </w:rPr>
+        <w:t>任务分派</w:t>
+      </w:r>
+      <w:proofErr w:type="gramStart"/>
+      <w:r>
+        <w:rPr>
+          <w:rFonts w:hint="eastAsia"/>
+        </w:rPr>
+        <w:t>” 按钮</w:t>
+      </w:r>
+      <w:proofErr w:type="gramEnd"/>
+      <w:r>
+        <w:rPr>
+          <w:rFonts w:hint="eastAsia"/>
+        </w:rPr>
+        <w:t>，打开任务分派页面，如下图，</w:t>
       </w:r>
       <w:r>
         <w:rPr>
@@ -1812,7 +2954,7 @@
                     </pic:cNvPicPr>
                   </pic:nvPicPr>
                   <pic:blipFill>
-                    <a:blip r:embed="rId26" cstate="print">
+                    <a:blip r:embed="rId25" cstate="print">
                       <a:extLst>
                         <a:ext uri="{28A0092B-C50C-407E-A947-70E740481C1C}">
                           <a14:useLocalDpi xmlns:a14="http://schemas.microsoft.com/office/drawing/2010/main" val="0"/>
@@ -1845,6 +2987,11 @@
       </w:r>
     </w:p>
     <w:p>
+      <w:pPr>
+        <w:rPr>
+          <w:rFonts w:hint="eastAsia"/>
+        </w:rPr>
+      </w:pPr>
       <w:r>
         <w:rPr>
           <w:noProof/>
@@ -1868,7 +3015,7 @@
                     </pic:cNvPicPr>
                   </pic:nvPicPr>
                   <pic:blipFill>
-                    <a:blip r:embed="rId27" cstate="print">
+                    <a:blip r:embed="rId26" cstate="print">
                       <a:extLst>
                         <a:ext uri="{28A0092B-C50C-407E-A947-70E740481C1C}">
                           <a14:useLocalDpi xmlns:a14="http://schemas.microsoft.com/office/drawing/2010/main" val="0"/>
@@ -1901,6 +3048,11 @@
       </w:r>
     </w:p>
     <w:p>
+      <w:pPr>
+        <w:rPr>
+          <w:rFonts w:hint="eastAsia"/>
+        </w:rPr>
+      </w:pPr>
       <w:r>
         <w:rPr>
           <w:rFonts w:hint="eastAsia"/>
@@ -1948,7 +3100,7 @@
                     </pic:cNvPicPr>
                   </pic:nvPicPr>
                   <pic:blipFill>
-                    <a:blip r:embed="rId28" cstate="print">
+                    <a:blip r:embed="rId27" cstate="print">
                       <a:extLst>
                         <a:ext uri="{28A0092B-C50C-407E-A947-70E740481C1C}">
                           <a14:useLocalDpi xmlns:a14="http://schemas.microsoft.com/office/drawing/2010/main" val="0"/>
@@ -1981,6 +3133,11 @@
       </w:r>
     </w:p>
     <w:p>
+      <w:pPr>
+        <w:rPr>
+          <w:rFonts w:hint="eastAsia"/>
+        </w:rPr>
+      </w:pPr>
       <w:r>
         <w:rPr>
           <w:rFonts w:hint="eastAsia"/>
@@ -2010,7 +3167,7 @@
                     </pic:cNvPicPr>
                   </pic:nvPicPr>
                   <pic:blipFill>
-                    <a:blip r:embed="rId25" cstate="print">
+                    <a:blip r:embed="rId24" cstate="print">
                       <a:extLst>
                         <a:ext uri="{28A0092B-C50C-407E-A947-70E740481C1C}">
                           <a14:useLocalDpi xmlns:a14="http://schemas.microsoft.com/office/drawing/2010/main" val="0"/>
@@ -2042,7 +3199,13 @@
         </w:drawing>
       </w:r>
     </w:p>
-    <w:p/>
+    <w:p>
+      <w:pPr>
+        <w:rPr>
+          <w:rFonts w:hint="eastAsia"/>
+        </w:rPr>
+      </w:pPr>
+    </w:p>
     <w:p>
       <w:pPr>
         <w:rPr>
@@ -2057,14 +3220,38 @@
       </w:r>
     </w:p>
     <w:p>
-      <w:r>
-        <w:rPr>
-          <w:rFonts w:hint="eastAsia"/>
-        </w:rPr>
-        <w:t>管理员admin在管理页面添加的成员，比如刚才添加的ericliu，也可以在登录页面进行登录，登录进成员的管理页面，如下图，它比管理员 admin用户的管理页面简单，</w:t>
-      </w:r>
-    </w:p>
-    <w:p>
+      <w:pPr>
+        <w:rPr>
+          <w:rFonts w:hint="eastAsia"/>
+        </w:rPr>
+      </w:pPr>
+      <w:r>
+        <w:rPr>
+          <w:rFonts w:hint="eastAsia"/>
+        </w:rPr>
+        <w:t>管理员admin在管理页面添加的成员，比如刚才添加的</w:t>
+      </w:r>
+      <w:proofErr w:type="spellStart"/>
+      <w:r>
+        <w:rPr>
+          <w:rFonts w:hint="eastAsia"/>
+        </w:rPr>
+        <w:t>ericliu</w:t>
+      </w:r>
+      <w:proofErr w:type="spellEnd"/>
+      <w:r>
+        <w:rPr>
+          <w:rFonts w:hint="eastAsia"/>
+        </w:rPr>
+        <w:t>，也可以在登录页面进行登录，登录进成员的管理页面，如下图，它比管理员 admin用户的管理页面简单，</w:t>
+      </w:r>
+    </w:p>
+    <w:p>
+      <w:pPr>
+        <w:rPr>
+          <w:rFonts w:hint="eastAsia"/>
+        </w:rPr>
+      </w:pPr>
       <w:r>
         <w:rPr>
           <w:noProof/>
@@ -2087,7 +3274,7 @@
                     </pic:cNvPicPr>
                   </pic:nvPicPr>
                   <pic:blipFill>
-                    <a:blip r:embed="rId29" cstate="print">
+                    <a:blip r:embed="rId28" cstate="print">
                       <a:extLst>
                         <a:ext uri="{28A0092B-C50C-407E-A947-70E740481C1C}">
                           <a14:useLocalDpi xmlns:a14="http://schemas.microsoft.com/office/drawing/2010/main" val="0"/>
@@ -2120,6 +3307,11 @@
       </w:r>
     </w:p>
     <w:p>
+      <w:pPr>
+        <w:rPr>
+          <w:rFonts w:hint="eastAsia"/>
+        </w:rPr>
+      </w:pPr>
       <w:r>
         <w:rPr>
           <w:rFonts w:hint="eastAsia"/>
@@ -2134,7 +3326,13 @@
         <w:t>后，就可以打成员的DSH页面了，如下图，操作方式就和管理员admin的一样了，但要注意的是成员只能在他自己的文件工作区工作，看不到另的工作区的文件数据！</w:t>
       </w:r>
     </w:p>
-    <w:p/>
+    <w:p>
+      <w:pPr>
+        <w:rPr>
+          <w:rFonts w:hint="eastAsia"/>
+        </w:rPr>
+      </w:pPr>
+    </w:p>
     <w:p>
       <w:pPr>
         <w:rPr>
@@ -2208,7 +3406,7 @@
                     </pic:cNvPicPr>
                   </pic:nvPicPr>
                   <pic:blipFill>
-                    <a:blip r:embed="rId30" cstate="print">
+                    <a:blip r:embed="rId29" cstate="print">
                       <a:extLst>
                         <a:ext uri="{28A0092B-C50C-407E-A947-70E740481C1C}">
                           <a14:useLocalDpi xmlns:a14="http://schemas.microsoft.com/office/drawing/2010/main" val="0"/>
@@ -2267,12 +3465,12 @@
       </w:r>
     </w:p>
     <w:sectPr>
-      <w:headerReference w:type="even" r:id="rId31"/>
-      <w:headerReference w:type="default" r:id="rId32"/>
-      <w:footerReference w:type="even" r:id="rId33"/>
-      <w:footerReference w:type="default" r:id="rId34"/>
-      <w:headerReference w:type="first" r:id="rId35"/>
-      <w:footerReference w:type="first" r:id="rId36"/>
+      <w:headerReference w:type="even" r:id="rId30"/>
+      <w:headerReference w:type="default" r:id="rId31"/>
+      <w:footerReference w:type="even" r:id="rId32"/>
+      <w:footerReference w:type="default" r:id="rId33"/>
+      <w:headerReference w:type="first" r:id="rId34"/>
+      <w:footerReference w:type="first" r:id="rId35"/>
       <w:pgSz w:w="11906" w:h="16838"/>
       <w:pgMar w:top="1440" w:right="1800" w:bottom="1440" w:left="1800" w:header="851" w:footer="992" w:gutter="0"/>
       <w:cols w:space="425"/>

--- a/WordFile/操作说明.docx
+++ b/WordFile/操作说明.docx
@@ -184,7 +184,13 @@
         <w:t>- [六、DSH操作</w:t>
       </w:r>
     </w:p>
-    <w:p/>
+    <w:p>
+      <w:pPr>
+        <w:rPr>
+          <w:rFonts w:hint="eastAsia"/>
+        </w:rPr>
+      </w:pPr>
+    </w:p>
     <w:p>
       <w:pPr>
         <w:ind w:firstLineChars="200" w:firstLine="440"/>
@@ -196,63 +202,7 @@
         <w:rPr>
           <w:rFonts w:hint="eastAsia"/>
         </w:rPr>
-        <w:t>本说明面向使用者，讲清：</w:t>
-      </w:r>
-      <w:proofErr w:type="gramStart"/>
-      <w:r>
-        <w:rPr>
-          <w:rFonts w:hint="eastAsia"/>
-        </w:rPr>
-        <w:t xml:space="preserve">安装 → 登录 → </w:t>
-      </w:r>
-      <w:proofErr w:type="gramEnd"/>
-      <w:r>
-        <w:rPr>
-          <w:rFonts w:hint="eastAsia"/>
-        </w:rPr>
-        <w:t>打开</w:t>
-      </w:r>
-      <w:proofErr w:type="gramStart"/>
-      <w:r>
-        <w:rPr>
-          <w:rFonts w:hint="eastAsia"/>
-        </w:rPr>
-        <w:t xml:space="preserve">工作台 → </w:t>
-      </w:r>
-      <w:proofErr w:type="gramEnd"/>
-      <w:r>
-        <w:rPr>
-          <w:rFonts w:hint="eastAsia"/>
-        </w:rPr>
-        <w:t>文件</w:t>
-      </w:r>
-      <w:proofErr w:type="gramStart"/>
-      <w:r>
-        <w:rPr>
-          <w:rFonts w:hint="eastAsia"/>
-        </w:rPr>
-        <w:t xml:space="preserve">管理 / </w:t>
-      </w:r>
-      <w:proofErr w:type="gramEnd"/>
-      <w:r>
-        <w:rPr>
-          <w:rFonts w:hint="eastAsia"/>
-        </w:rPr>
-        <w:t>我的</w:t>
-      </w:r>
-      <w:proofErr w:type="gramStart"/>
-      <w:r>
-        <w:rPr>
-          <w:rFonts w:hint="eastAsia"/>
-        </w:rPr>
-        <w:t xml:space="preserve">任务 → </w:t>
-      </w:r>
-      <w:proofErr w:type="gramEnd"/>
-      <w:r>
-        <w:rPr>
-          <w:rFonts w:hint="eastAsia"/>
-        </w:rPr>
-        <w:t>管员任务分配、实例管理、语言切换→成员DSH使用！</w:t>
+        <w:t>本说明面向使用者，讲清：安装 → 登录 → 打开工作台 → 文件管理 / 我的任务 → 管员任务分配、实例管理、语言切换→成员DSH使用！</w:t>
       </w:r>
     </w:p>
     <w:p>
@@ -310,16 +260,8 @@
         <w:rPr>
           <w:rFonts w:hint="eastAsia"/>
         </w:rPr>
-        <w:t>即用的</w:t>
-      </w:r>
-      <w:proofErr w:type="gramStart"/>
-      <w:r>
-        <w:rPr>
-          <w:rFonts w:hint="eastAsia"/>
-        </w:rPr>
-        <w:t>软件 ，</w:t>
-      </w:r>
-      <w:proofErr w:type="gramEnd"/>
+        <w:t>即用的软件 ，</w:t>
+      </w:r>
       <w:r>
         <w:rPr>
           <w:rFonts w:hint="eastAsia"/>
@@ -344,265 +286,505 @@
         </w:rPr>
         <w:t>：</w:t>
       </w:r>
-      <w:proofErr w:type="gramStart"/>
       <w:r>
         <w:t>拷贝 `</w:t>
       </w:r>
       <w:proofErr w:type="spellStart"/>
-      <w:proofErr w:type="gramEnd"/>
       <w:r>
         <w:t>TakeTopDshTeam</w:t>
       </w:r>
       <w:proofErr w:type="spellEnd"/>
-      <w:proofErr w:type="gramStart"/>
-      <w:r>
-        <w:t>` 到</w:t>
-      </w:r>
-      <w:proofErr w:type="gramEnd"/>
-      <w:r>
-        <w:t>目标</w:t>
-      </w:r>
-      <w:proofErr w:type="gramStart"/>
-      <w:r>
-        <w:t xml:space="preserve">机 → </w:t>
-      </w:r>
-      <w:proofErr w:type="gramEnd"/>
-      <w:r>
-        <w:t xml:space="preserve">Windows </w:t>
-      </w:r>
-      <w:proofErr w:type="gramStart"/>
-      <w:r>
-        <w:t>双击 `</w:t>
-      </w:r>
-      <w:proofErr w:type="gramEnd"/>
-      <w:r>
-        <w:t>start.bat</w:t>
-      </w:r>
-      <w:proofErr w:type="gramStart"/>
-      <w:r>
-        <w:t xml:space="preserve">` / </w:t>
-      </w:r>
-      <w:proofErr w:type="gramEnd"/>
-      <w:r>
-        <w:t xml:space="preserve">macOS/Linux 运行 </w:t>
-      </w:r>
-      <w:proofErr w:type="gramStart"/>
-      <w:r>
-        <w:t>`.</w:t>
-      </w:r>
-      <w:proofErr w:type="gramEnd"/>
-      <w:r>
-        <w:t>/start.sh</w:t>
-      </w:r>
-      <w:proofErr w:type="gramStart"/>
-      <w:r>
-        <w:t xml:space="preserve">` → </w:t>
-      </w:r>
-      <w:proofErr w:type="gramEnd"/>
-      <w:r>
-        <w:t>浏览器</w:t>
-      </w:r>
-      <w:proofErr w:type="gramStart"/>
-      <w:r>
-        <w:t xml:space="preserve">访问 `http://127.0.0.1:46001` → 点 </w:t>
+      <w:r>
+        <w:t xml:space="preserve">` 到目标机 → Windows 双击 `start.bat` / macOS/Linux 运行 `./start.sh` → 浏览器访问 `http://127.0.0.1:46001` → 点 </w:t>
       </w:r>
       <w:r>
         <w:rPr>
           <w:b/>
           <w:bCs/>
         </w:rPr>
-        <w:t>*</w:t>
-      </w:r>
-      <w:proofErr w:type="gramEnd"/>
+        <w:t>**"打开DSH"**</w:t>
+      </w:r>
+      <w:r>
+        <w:rPr>
+          <w:rFonts w:hint="eastAsia"/>
+        </w:rPr>
+        <w:t xml:space="preserve"> 就可以使用上了，详细说明如下：</w:t>
+      </w:r>
+    </w:p>
+    <w:p>
+      <w:pPr>
+        <w:ind w:firstLineChars="200" w:firstLine="440"/>
+        <w:rPr>
+          <w:rFonts w:hint="eastAsia"/>
+        </w:rPr>
+      </w:pPr>
+      <w:r>
+        <w:rPr>
+          <w:rFonts w:hint="eastAsia"/>
+        </w:rPr>
+        <w:t>1-1、</w:t>
+      </w:r>
+      <w:r>
+        <w:t xml:space="preserve"> Windows </w:t>
+      </w:r>
+    </w:p>
+    <w:p>
+      <w:pPr>
+        <w:ind w:firstLineChars="200" w:firstLine="440"/>
+        <w:rPr>
+          <w:rFonts w:hint="eastAsia"/>
+        </w:rPr>
+      </w:pPr>
+      <w:r>
+        <w:rPr>
+          <w:rFonts w:hint="eastAsia"/>
+        </w:rPr>
+        <w:t>1-1-</w:t>
+      </w:r>
+      <w:r>
+        <w:t>1. 拷贝整个 `</w:t>
+      </w:r>
+      <w:proofErr w:type="spellStart"/>
+      <w:r>
+        <w:t>TakeTopDshTeam</w:t>
+      </w:r>
+      <w:proofErr w:type="spellEnd"/>
+      <w:r>
+        <w:t>` 目录到目标电脑。</w:t>
+      </w:r>
+    </w:p>
+    <w:p>
+      <w:pPr>
+        <w:ind w:firstLineChars="200" w:firstLine="440"/>
+        <w:rPr>
+          <w:rFonts w:hint="eastAsia"/>
+        </w:rPr>
+      </w:pPr>
+      <w:r>
+        <w:rPr>
+          <w:rFonts w:hint="eastAsia"/>
+        </w:rPr>
+        <w:t>1-1-</w:t>
+      </w:r>
+      <w:r>
+        <w:t xml:space="preserve">2. 双击 </w:t>
+      </w:r>
       <w:r>
         <w:rPr>
           <w:b/>
           <w:bCs/>
         </w:rPr>
-        <w:t>*</w:t>
-      </w:r>
-      <w:proofErr w:type="gramStart"/>
+        <w:t>**</w:t>
+      </w:r>
+      <w:r>
+        <w:t>`start.bat`</w:t>
+      </w:r>
       <w:r>
         <w:rPr>
           <w:b/>
           <w:bCs/>
         </w:rPr>
-        <w:t>"打开</w:t>
-      </w:r>
-      <w:proofErr w:type="gramEnd"/>
+        <w:t>**</w:t>
+      </w:r>
+      <w:r>
+        <w:t>（或右键 → 以管理员身份运行，若端口被占用）。</w:t>
+      </w:r>
+    </w:p>
+    <w:p>
+      <w:pPr>
+        <w:ind w:firstLineChars="200" w:firstLine="440"/>
+        <w:rPr>
+          <w:rFonts w:hint="eastAsia"/>
+        </w:rPr>
+      </w:pPr>
+      <w:r>
+        <w:rPr>
+          <w:rFonts w:hint="eastAsia"/>
+        </w:rPr>
+        <w:t>1-1-</w:t>
+      </w:r>
+      <w:r>
+        <w:t>3. 浏览器自动打开</w:t>
+      </w:r>
+      <w:r>
+        <w:rPr>
+          <w:rFonts w:hint="eastAsia"/>
+        </w:rPr>
+        <w:t>登录页面</w:t>
+      </w:r>
+      <w:r>
+        <w:t xml:space="preserve"> `http://127.0.0.1:46001`。</w:t>
+      </w:r>
+    </w:p>
+    <w:p>
+      <w:pPr>
+        <w:ind w:firstLineChars="200" w:firstLine="440"/>
+        <w:rPr>
+          <w:rFonts w:hint="eastAsia"/>
+        </w:rPr>
+      </w:pPr>
+    </w:p>
+    <w:p>
+      <w:pPr>
+        <w:ind w:firstLineChars="200" w:firstLine="440"/>
+        <w:rPr>
+          <w:rFonts w:hint="eastAsia"/>
+        </w:rPr>
+      </w:pPr>
+      <w:r>
+        <w:rPr>
+          <w:rFonts w:hint="eastAsia"/>
+        </w:rPr>
+        <w:t>1-2</w:t>
+      </w:r>
+      <w:r>
+        <w:t xml:space="preserve"> macOS (Apple Silicon, arm64)</w:t>
+      </w:r>
+    </w:p>
+    <w:p>
+      <w:pPr>
+        <w:ind w:firstLineChars="200" w:firstLine="440"/>
+        <w:rPr>
+          <w:rFonts w:hint="eastAsia"/>
+        </w:rPr>
+      </w:pPr>
+      <w:r>
+        <w:rPr>
+          <w:rFonts w:hint="eastAsia"/>
+        </w:rPr>
+        <w:t>1-2-</w:t>
+      </w:r>
+      <w:r>
+        <w:t>1. 拷贝整个 `</w:t>
+      </w:r>
+      <w:proofErr w:type="spellStart"/>
+      <w:r>
+        <w:t>TakeTopDshTeam</w:t>
+      </w:r>
+      <w:proofErr w:type="spellEnd"/>
+      <w:r>
+        <w:t>` 目录到目标 Mac。</w:t>
+      </w:r>
+    </w:p>
+    <w:p>
+      <w:pPr>
+        <w:ind w:firstLineChars="200" w:firstLine="440"/>
+        <w:rPr>
+          <w:rFonts w:hint="eastAsia"/>
+        </w:rPr>
+      </w:pPr>
+      <w:r>
+        <w:rPr>
+          <w:rFonts w:hint="eastAsia"/>
+        </w:rPr>
+        <w:t>1-2-</w:t>
+      </w:r>
+      <w:r>
+        <w:t>2. 打开终端（Terminal），进入目录：</w:t>
+      </w:r>
+    </w:p>
+    <w:p>
+      <w:pPr>
+        <w:ind w:firstLineChars="200" w:firstLine="440"/>
+        <w:rPr>
+          <w:rFonts w:hint="eastAsia"/>
+        </w:rPr>
+      </w:pPr>
+      <w:r>
+        <w:t xml:space="preserve">   bash</w:t>
+      </w:r>
+      <w:r>
+        <w:t xml:space="preserve"> cd /path/to/</w:t>
+      </w:r>
+      <w:proofErr w:type="spellStart"/>
+      <w:r>
+        <w:t>TakeTopDshTeam</w:t>
+      </w:r>
+      <w:proofErr w:type="spellEnd"/>
+      <w:r>
+        <w:t xml:space="preserve"> </w:t>
+      </w:r>
+      <w:proofErr w:type="spellStart"/>
+      <w:r>
+        <w:t>chmod</w:t>
+      </w:r>
+      <w:proofErr w:type="spellEnd"/>
+      <w:r>
+        <w:t xml:space="preserve"> +x start.sh ./start.sh</w:t>
+      </w:r>
+    </w:p>
+    <w:p>
+      <w:pPr>
+        <w:ind w:firstLineChars="200" w:firstLine="440"/>
+        <w:rPr>
+          <w:rFonts w:hint="eastAsia"/>
+        </w:rPr>
+      </w:pPr>
+    </w:p>
+    <w:p>
+      <w:pPr>
+        <w:ind w:firstLineChars="200" w:firstLine="440"/>
+        <w:rPr>
+          <w:rFonts w:hint="eastAsia"/>
+        </w:rPr>
+      </w:pPr>
+      <w:r>
+        <w:rPr>
+          <w:rFonts w:hint="eastAsia"/>
+        </w:rPr>
+        <w:t>1-2-</w:t>
+      </w:r>
+      <w:r>
+        <w:t>3. 首次运行会自动解压 Node 并安装 `@deepseek-ai/dsh`（</w:t>
+      </w:r>
       <w:r>
         <w:rPr>
           <w:b/>
           <w:bCs/>
         </w:rPr>
-        <w:t>DSH"*</w:t>
-      </w:r>
-      <w:proofErr w:type="gramStart"/>
+        <w:t>**需联网一次**</w:t>
+      </w:r>
+      <w:r>
+        <w:t>）。</w:t>
+      </w:r>
+    </w:p>
+    <w:p>
+      <w:pPr>
+        <w:ind w:firstLineChars="200" w:firstLine="440"/>
+        <w:rPr>
+          <w:rFonts w:hint="eastAsia"/>
+        </w:rPr>
+      </w:pPr>
+      <w:r>
+        <w:rPr>
+          <w:rFonts w:hint="eastAsia"/>
+        </w:rPr>
+        <w:t>1-2-</w:t>
+      </w:r>
+      <w:r>
+        <w:t>4.</w:t>
+      </w:r>
+      <w:r>
+        <w:t>浏览器自动打开</w:t>
+      </w:r>
+      <w:r>
+        <w:rPr>
+          <w:rFonts w:hint="eastAsia"/>
+        </w:rPr>
+        <w:t>登录页面</w:t>
+      </w:r>
+      <w:r>
+        <w:t xml:space="preserve"> `http://127.0.0.1:46001`。</w:t>
+      </w:r>
+    </w:p>
+    <w:p>
+      <w:pPr>
+        <w:ind w:firstLineChars="200" w:firstLine="440"/>
+        <w:rPr>
+          <w:rFonts w:hint="eastAsia"/>
+        </w:rPr>
+      </w:pPr>
+    </w:p>
+    <w:p>
+      <w:pPr>
+        <w:ind w:firstLineChars="200" w:firstLine="440"/>
+        <w:rPr>
+          <w:rFonts w:hint="eastAsia"/>
+        </w:rPr>
+      </w:pPr>
+      <w:r>
+        <w:rPr>
+          <w:rFonts w:hint="eastAsia"/>
+        </w:rPr>
+        <w:t>1-3、</w:t>
+      </w:r>
+      <w:r>
+        <w:t xml:space="preserve"> Linux (x64 / arm64)</w:t>
+      </w:r>
+    </w:p>
+    <w:p>
+      <w:pPr>
+        <w:ind w:firstLineChars="200" w:firstLine="440"/>
+        <w:rPr>
+          <w:rFonts w:hint="eastAsia"/>
+        </w:rPr>
+      </w:pPr>
+      <w:r>
+        <w:rPr>
+          <w:rFonts w:hint="eastAsia"/>
+        </w:rPr>
+        <w:t>1-3-</w:t>
+      </w:r>
+      <w:r>
+        <w:t>1. 拷贝整个 `</w:t>
+      </w:r>
+      <w:proofErr w:type="spellStart"/>
+      <w:r>
+        <w:t>TakeTopDshTeam</w:t>
+      </w:r>
+      <w:proofErr w:type="spellEnd"/>
+      <w:r>
+        <w:t>` 目录到目标机器。</w:t>
+      </w:r>
+    </w:p>
+    <w:p>
+      <w:pPr>
+        <w:ind w:firstLineChars="200" w:firstLine="440"/>
+        <w:rPr>
+          <w:rFonts w:hint="eastAsia"/>
+        </w:rPr>
+      </w:pPr>
+      <w:r>
+        <w:rPr>
+          <w:rFonts w:hint="eastAsia"/>
+        </w:rPr>
+        <w:t>1-3-</w:t>
+      </w:r>
+      <w:r>
+        <w:t>2. 打开终端，进入目录：</w:t>
+      </w:r>
+    </w:p>
+    <w:p>
+      <w:pPr>
+        <w:ind w:firstLineChars="200" w:firstLine="440"/>
+        <w:rPr>
+          <w:rFonts w:hint="eastAsia"/>
+        </w:rPr>
+      </w:pPr>
+      <w:r>
+        <w:t xml:space="preserve">  </w:t>
+      </w:r>
+      <w:r>
+        <w:t>bash cd /path/to/</w:t>
+      </w:r>
+      <w:proofErr w:type="spellStart"/>
+      <w:r>
+        <w:t>TakeTopDshTeam</w:t>
+      </w:r>
+      <w:proofErr w:type="spellEnd"/>
+      <w:r>
+        <w:t xml:space="preserve"> </w:t>
+      </w:r>
+      <w:proofErr w:type="spellStart"/>
+      <w:r>
+        <w:t>chmod</w:t>
+      </w:r>
+      <w:proofErr w:type="spellEnd"/>
+      <w:r>
+        <w:t xml:space="preserve"> +x start.sh ./start.sh</w:t>
+      </w:r>
+    </w:p>
+    <w:p>
+      <w:pPr>
+        <w:ind w:firstLineChars="200" w:firstLine="440"/>
+        <w:rPr>
+          <w:rFonts w:hint="eastAsia"/>
+        </w:rPr>
+      </w:pPr>
+      <w:r>
+        <w:rPr>
+          <w:rFonts w:hint="eastAsia"/>
+        </w:rPr>
+        <w:t>1-3-</w:t>
+      </w:r>
+      <w:r>
+        <w:t>3. 首次运行自动解压 Node（</w:t>
+      </w:r>
       <w:r>
         <w:rPr>
           <w:b/>
           <w:bCs/>
         </w:rPr>
-        <w:t>*</w:t>
-      </w:r>
-      <w:r>
-        <w:rPr>
-          <w:rFonts w:hint="eastAsia"/>
-        </w:rPr>
-        <w:t xml:space="preserve"> </w:t>
-      </w:r>
-      <w:r>
-        <w:rPr>
-          <w:rFonts w:hint="eastAsia"/>
-        </w:rPr>
-        <w:t>就</w:t>
-      </w:r>
-      <w:proofErr w:type="gramEnd"/>
-      <w:r>
-        <w:rPr>
-          <w:rFonts w:hint="eastAsia"/>
-        </w:rPr>
-        <w:t>可以使用</w:t>
-      </w:r>
-      <w:r>
-        <w:rPr>
-          <w:rFonts w:hint="eastAsia"/>
-        </w:rPr>
-        <w:t>上了，详细说明如下：</w:t>
-      </w:r>
-    </w:p>
-    <w:p>
-      <w:pPr>
-        <w:ind w:firstLineChars="200" w:firstLine="440"/>
-      </w:pPr>
-      <w:r>
-        <w:rPr>
-          <w:rFonts w:hint="eastAsia"/>
-        </w:rPr>
-        <w:t>1-1、</w:t>
-      </w:r>
-      <w:r>
-        <w:t xml:space="preserve"> Windows </w:t>
-      </w:r>
-    </w:p>
-    <w:p>
-      <w:pPr>
-        <w:ind w:firstLineChars="200" w:firstLine="440"/>
-      </w:pPr>
-      <w:r>
-        <w:rPr>
-          <w:rFonts w:hint="eastAsia"/>
-        </w:rPr>
-        <w:t>1-1-</w:t>
-      </w:r>
-      <w:r>
-        <w:t>1. 拷贝</w:t>
-      </w:r>
-      <w:proofErr w:type="gramStart"/>
-      <w:r>
-        <w:t>整个 `</w:t>
-      </w:r>
-      <w:proofErr w:type="spellStart"/>
-      <w:proofErr w:type="gramEnd"/>
-      <w:r>
-        <w:t>TakeTopDshTeam</w:t>
-      </w:r>
-      <w:proofErr w:type="spellEnd"/>
-      <w:proofErr w:type="gramStart"/>
-      <w:r>
-        <w:t>` 目录</w:t>
-      </w:r>
-      <w:proofErr w:type="gramEnd"/>
-      <w:r>
-        <w:t>到目标电脑。</w:t>
-      </w:r>
-    </w:p>
-    <w:p>
-      <w:pPr>
-        <w:ind w:firstLineChars="200" w:firstLine="440"/>
-      </w:pPr>
-      <w:r>
-        <w:rPr>
-          <w:rFonts w:hint="eastAsia"/>
-        </w:rPr>
-        <w:t>1-1-</w:t>
-      </w:r>
-      <w:r>
-        <w:t xml:space="preserve">2. </w:t>
-      </w:r>
-      <w:proofErr w:type="gramStart"/>
-      <w:r>
-        <w:t xml:space="preserve">双击 </w:t>
+        <w:t>**已内置，无需下载**</w:t>
+      </w:r>
+      <w:r>
+        <w:t>）；仅 `@deepseek-ai/dsh` 的原生依赖需</w:t>
       </w:r>
       <w:r>
         <w:rPr>
           <w:b/>
           <w:bCs/>
         </w:rPr>
-        <w:t>*</w:t>
-      </w:r>
-      <w:proofErr w:type="gramEnd"/>
-      <w:r>
-        <w:rPr>
-          <w:b/>
-          <w:bCs/>
-        </w:rPr>
-        <w:t>*</w:t>
-      </w:r>
-      <w:r>
-        <w:t>`start.bat`</w:t>
-      </w:r>
-      <w:r>
-        <w:rPr>
-          <w:b/>
-          <w:bCs/>
-        </w:rPr>
-        <w:t>**</w:t>
-      </w:r>
-      <w:r>
-        <w:t>（或右</w:t>
-      </w:r>
-      <w:proofErr w:type="gramStart"/>
-      <w:r>
-        <w:t xml:space="preserve">键 → </w:t>
-      </w:r>
-      <w:proofErr w:type="gramEnd"/>
-      <w:r>
-        <w:t>以管理员身份运行，若端口被占用）。</w:t>
+        <w:t>**联网安装一次**</w:t>
+      </w:r>
+      <w:r>
+        <w:t>，之后离线可用。</w:t>
       </w:r>
     </w:p>
     <w:p>
       <w:pPr>
         <w:ind w:firstLineChars="200" w:firstLine="440"/>
-      </w:pPr>
-      <w:r>
-        <w:rPr>
-          <w:rFonts w:hint="eastAsia"/>
-        </w:rPr>
-        <w:t>1-1-</w:t>
-      </w:r>
-      <w:r>
-        <w:t>3. 浏览器自动打开</w:t>
-      </w:r>
-      <w:r>
-        <w:rPr>
-          <w:rFonts w:hint="eastAsia"/>
-        </w:rPr>
-        <w:t>登录</w:t>
-      </w:r>
-      <w:proofErr w:type="gramStart"/>
-      <w:r>
-        <w:rPr>
-          <w:rFonts w:hint="eastAsia"/>
-        </w:rPr>
-        <w:t>页面</w:t>
-      </w:r>
-      <w:r>
-        <w:t xml:space="preserve"> `</w:t>
-      </w:r>
-      <w:proofErr w:type="gramEnd"/>
-      <w:r>
-        <w:t>http://127.0.0.1:46001`。</w:t>
+        <w:rPr>
+          <w:rFonts w:hint="eastAsia"/>
+        </w:rPr>
+      </w:pPr>
+      <w:r>
+        <w:rPr>
+          <w:rFonts w:hint="eastAsia"/>
+        </w:rPr>
+        <w:t>1-</w:t>
+      </w:r>
+      <w:r>
+        <w:rPr>
+          <w:rFonts w:hint="eastAsia"/>
+        </w:rPr>
+        <w:t>3</w:t>
+      </w:r>
+      <w:r>
+        <w:rPr>
+          <w:rFonts w:hint="eastAsia"/>
+        </w:rPr>
+        <w:t>-</w:t>
+      </w:r>
+      <w:r>
+        <w:rPr>
+          <w:rFonts w:hint="eastAsia"/>
+        </w:rPr>
+        <w:t>4</w:t>
+      </w:r>
+      <w:r>
+        <w:t>. 浏览器自动打开</w:t>
+      </w:r>
+      <w:r>
+        <w:rPr>
+          <w:rFonts w:hint="eastAsia"/>
+        </w:rPr>
+        <w:t>登录页面</w:t>
+      </w:r>
+      <w:r>
+        <w:t xml:space="preserve"> `http://127.0.0.1:46001`。</w:t>
+      </w:r>
+    </w:p>
+    <w:p>
+      <w:pPr>
+        <w:rPr>
+          <w:rFonts w:hint="eastAsia"/>
+        </w:rPr>
+      </w:pPr>
+    </w:p>
+    <w:p>
+      <w:pPr>
+        <w:rPr>
+          <w:rFonts w:hint="eastAsia"/>
+        </w:rPr>
+      </w:pPr>
+      <w:r>
+        <w:rPr>
+          <w:rFonts w:hint="eastAsia"/>
+        </w:rPr>
+        <w:t>二</w:t>
+      </w:r>
+      <w:r>
+        <w:rPr>
+          <w:rFonts w:hint="eastAsia"/>
+        </w:rPr>
+        <w:t>，</w:t>
+      </w:r>
+      <w:r>
+        <w:rPr>
+          <w:rFonts w:hint="eastAsia"/>
+        </w:rPr>
+        <w:t>平台登录</w:t>
       </w:r>
     </w:p>
     <w:p>
@@ -612,448 +794,38 @@
           <w:rFonts w:hint="eastAsia"/>
         </w:rPr>
       </w:pPr>
-    </w:p>
-    <w:p>
-      <w:pPr>
-        <w:ind w:firstLineChars="200" w:firstLine="440"/>
-        <w:rPr>
-          <w:rFonts w:hint="eastAsia"/>
-        </w:rPr>
-      </w:pPr>
-      <w:r>
-        <w:rPr>
-          <w:rFonts w:hint="eastAsia"/>
-        </w:rPr>
-        <w:t>1-2</w:t>
-      </w:r>
-      <w:r>
-        <w:t xml:space="preserve"> macOS (Apple Silicon, arm64)</w:t>
-      </w:r>
-    </w:p>
-    <w:p>
-      <w:pPr>
-        <w:ind w:firstLineChars="200" w:firstLine="440"/>
-      </w:pPr>
-      <w:r>
-        <w:rPr>
-          <w:rFonts w:hint="eastAsia"/>
-        </w:rPr>
-        <w:t>1-2-</w:t>
-      </w:r>
-      <w:r>
-        <w:t>1. 拷贝</w:t>
-      </w:r>
-      <w:proofErr w:type="gramStart"/>
-      <w:r>
-        <w:t>整个 `</w:t>
+      <w:r>
+        <w:rPr>
+          <w:rFonts w:hint="eastAsia"/>
+        </w:rPr>
+        <w:t>每次电脑重开机后，可以</w:t>
+      </w:r>
+      <w:r>
+        <w:rPr>
+          <w:rFonts w:hint="eastAsia"/>
+        </w:rPr>
+        <w:t>打开</w:t>
       </w:r>
       <w:proofErr w:type="spellStart"/>
-      <w:proofErr w:type="gramEnd"/>
-      <w:r>
-        <w:t>TakeTopDshTeam</w:t>
+      <w:r>
+        <w:rPr>
+          <w:rFonts w:hint="eastAsia"/>
+        </w:rPr>
+        <w:t>TakeTopD</w:t>
+      </w:r>
+      <w:r>
+        <w:rPr>
+          <w:rFonts w:hint="eastAsia"/>
+        </w:rPr>
+        <w:t>sh</w:t>
+      </w:r>
+      <w:r>
+        <w:rPr>
+          <w:rFonts w:hint="eastAsia"/>
+        </w:rPr>
+        <w:t>Team</w:t>
       </w:r>
       <w:proofErr w:type="spellEnd"/>
-      <w:proofErr w:type="gramStart"/>
-      <w:r>
-        <w:t>` 目录</w:t>
-      </w:r>
-      <w:proofErr w:type="gramEnd"/>
-      <w:r>
-        <w:t>到目标 Mac。</w:t>
-      </w:r>
-    </w:p>
-    <w:p>
-      <w:pPr>
-        <w:ind w:firstLineChars="200" w:firstLine="440"/>
-      </w:pPr>
-      <w:r>
-        <w:rPr>
-          <w:rFonts w:hint="eastAsia"/>
-        </w:rPr>
-        <w:t>1-2-</w:t>
-      </w:r>
-      <w:r>
-        <w:t>2. 打开终端（Terminal），进入目录：</w:t>
-      </w:r>
-    </w:p>
-    <w:p>
-      <w:pPr>
-        <w:ind w:firstLineChars="200" w:firstLine="440"/>
-      </w:pPr>
-      <w:r>
-        <w:lastRenderedPageBreak/>
-        <w:t xml:space="preserve">   bash</w:t>
-      </w:r>
-      <w:r>
-        <w:t xml:space="preserve"> cd /path/to/</w:t>
-      </w:r>
-      <w:proofErr w:type="spellStart"/>
-      <w:r>
-        <w:t>TakeTopDshTeam</w:t>
-      </w:r>
-      <w:proofErr w:type="spellEnd"/>
-      <w:r>
-        <w:t xml:space="preserve"> </w:t>
-      </w:r>
-      <w:proofErr w:type="spellStart"/>
-      <w:r>
-        <w:t>chmod</w:t>
-      </w:r>
-      <w:proofErr w:type="spellEnd"/>
-      <w:r>
-        <w:t xml:space="preserve"> +x start.sh ./start.sh</w:t>
-      </w:r>
-    </w:p>
-    <w:p>
-      <w:pPr>
-        <w:ind w:firstLineChars="200" w:firstLine="440"/>
-      </w:pPr>
-    </w:p>
-    <w:p>
-      <w:pPr>
-        <w:ind w:firstLineChars="200" w:firstLine="440"/>
-      </w:pPr>
-      <w:r>
-        <w:rPr>
-          <w:rFonts w:hint="eastAsia"/>
-        </w:rPr>
-        <w:t>1-2-</w:t>
-      </w:r>
-      <w:r>
-        <w:t>3. 首次运行会自动解压 Node 并</w:t>
-      </w:r>
-      <w:proofErr w:type="gramStart"/>
-      <w:r>
-        <w:t>安装 `</w:t>
-      </w:r>
-      <w:proofErr w:type="gramEnd"/>
-      <w:r>
-        <w:t>@deepseek-ai/dsh`（</w:t>
-      </w:r>
-      <w:r>
-        <w:rPr>
-          <w:b/>
-          <w:bCs/>
-        </w:rPr>
-        <w:t>**需联网一次**</w:t>
-      </w:r>
-      <w:r>
-        <w:t>）。</w:t>
-      </w:r>
-    </w:p>
-    <w:p>
-      <w:pPr>
-        <w:ind w:firstLineChars="200" w:firstLine="440"/>
-      </w:pPr>
-      <w:r>
-        <w:rPr>
-          <w:rFonts w:hint="eastAsia"/>
-        </w:rPr>
-        <w:t>1-2-</w:t>
-      </w:r>
-      <w:r>
-        <w:t>4.</w:t>
-      </w:r>
-      <w:r>
-        <w:t>浏览器自动打开</w:t>
-      </w:r>
-      <w:r>
-        <w:rPr>
-          <w:rFonts w:hint="eastAsia"/>
-        </w:rPr>
-        <w:t>登录</w:t>
-      </w:r>
-      <w:proofErr w:type="gramStart"/>
-      <w:r>
-        <w:rPr>
-          <w:rFonts w:hint="eastAsia"/>
-        </w:rPr>
-        <w:t>页面</w:t>
-      </w:r>
-      <w:r>
-        <w:t xml:space="preserve"> `</w:t>
-      </w:r>
-      <w:proofErr w:type="gramEnd"/>
-      <w:r>
-        <w:t>http://127.0.0.1:46001`。</w:t>
-      </w:r>
-    </w:p>
-    <w:p>
-      <w:pPr>
-        <w:ind w:firstLineChars="200" w:firstLine="440"/>
-      </w:pPr>
-    </w:p>
-    <w:p>
-      <w:pPr>
-        <w:ind w:firstLineChars="200" w:firstLine="440"/>
-      </w:pPr>
-      <w:r>
-        <w:rPr>
-          <w:rFonts w:hint="eastAsia"/>
-        </w:rPr>
-        <w:t>1-3、</w:t>
-      </w:r>
-      <w:r>
-        <w:t xml:space="preserve"> Linux </w:t>
-      </w:r>
-      <w:proofErr w:type="gramStart"/>
-      <w:r>
-        <w:t>(x64 / arm64)</w:t>
-      </w:r>
-      <w:proofErr w:type="gramEnd"/>
-    </w:p>
-    <w:p>
-      <w:pPr>
-        <w:ind w:firstLineChars="200" w:firstLine="440"/>
-      </w:pPr>
-      <w:r>
-        <w:rPr>
-          <w:rFonts w:hint="eastAsia"/>
-        </w:rPr>
-        <w:t>1-3-</w:t>
-      </w:r>
-      <w:r>
-        <w:t>1. 拷贝</w:t>
-      </w:r>
-      <w:proofErr w:type="gramStart"/>
-      <w:r>
-        <w:t>整个 `</w:t>
-      </w:r>
-      <w:proofErr w:type="spellStart"/>
-      <w:proofErr w:type="gramEnd"/>
-      <w:r>
-        <w:t>TakeTopDshTeam</w:t>
-      </w:r>
-      <w:proofErr w:type="spellEnd"/>
-      <w:proofErr w:type="gramStart"/>
-      <w:r>
-        <w:t>` 目录</w:t>
-      </w:r>
-      <w:proofErr w:type="gramEnd"/>
-      <w:r>
-        <w:t>到目标机器。</w:t>
-      </w:r>
-    </w:p>
-    <w:p>
-      <w:pPr>
-        <w:ind w:firstLineChars="200" w:firstLine="440"/>
-      </w:pPr>
-      <w:r>
-        <w:rPr>
-          <w:rFonts w:hint="eastAsia"/>
-        </w:rPr>
-        <w:t>1-3-</w:t>
-      </w:r>
-      <w:r>
-        <w:t>2. 打开终端，进入目录：</w:t>
-      </w:r>
-    </w:p>
-    <w:p>
-      <w:pPr>
-        <w:ind w:firstLineChars="200" w:firstLine="440"/>
-        <w:rPr>
-          <w:rFonts w:hint="eastAsia"/>
-        </w:rPr>
-      </w:pPr>
-      <w:r>
-        <w:t xml:space="preserve">  </w:t>
-      </w:r>
-      <w:r>
-        <w:t>bash cd /path/to/</w:t>
-      </w:r>
-      <w:proofErr w:type="spellStart"/>
-      <w:r>
-        <w:t>TakeTopDshTeam</w:t>
-      </w:r>
-      <w:proofErr w:type="spellEnd"/>
-      <w:r>
-        <w:t xml:space="preserve"> </w:t>
-      </w:r>
-      <w:proofErr w:type="spellStart"/>
-      <w:r>
-        <w:t>chmod</w:t>
-      </w:r>
-      <w:proofErr w:type="spellEnd"/>
-      <w:r>
-        <w:t xml:space="preserve"> +x start.sh ./start.sh</w:t>
-      </w:r>
-    </w:p>
-    <w:p>
-      <w:pPr>
-        <w:ind w:firstLineChars="200" w:firstLine="440"/>
-        <w:rPr>
-          <w:rFonts w:hint="eastAsia"/>
-        </w:rPr>
-      </w:pPr>
-      <w:r>
-        <w:rPr>
-          <w:rFonts w:hint="eastAsia"/>
-        </w:rPr>
-        <w:t>1-3-</w:t>
-      </w:r>
-      <w:r>
-        <w:t>3. 首次运行自动解压 Node（</w:t>
-      </w:r>
-      <w:r>
-        <w:rPr>
-          <w:b/>
-          <w:bCs/>
-        </w:rPr>
-        <w:t>**已内置，无需下载**</w:t>
-      </w:r>
-      <w:r>
-        <w:t>）；</w:t>
-      </w:r>
-      <w:proofErr w:type="gramStart"/>
-      <w:r>
-        <w:t>仅 `</w:t>
-      </w:r>
-      <w:proofErr w:type="gramEnd"/>
-      <w:r>
-        <w:t>@deepseek-ai/dsh</w:t>
-      </w:r>
-      <w:proofErr w:type="gramStart"/>
-      <w:r>
-        <w:t>` 的</w:t>
-      </w:r>
-      <w:proofErr w:type="gramEnd"/>
-      <w:r>
-        <w:t>原生依赖需</w:t>
-      </w:r>
-      <w:r>
-        <w:rPr>
-          <w:b/>
-          <w:bCs/>
-        </w:rPr>
-        <w:t>**联网安装一次**</w:t>
-      </w:r>
-      <w:r>
-        <w:t>，之后离线可用。</w:t>
-      </w:r>
-    </w:p>
-    <w:p>
-      <w:pPr>
-        <w:ind w:firstLineChars="200" w:firstLine="440"/>
-      </w:pPr>
-      <w:r>
-        <w:rPr>
-          <w:rFonts w:hint="eastAsia"/>
-        </w:rPr>
-        <w:t>1-</w:t>
-      </w:r>
-      <w:r>
-        <w:rPr>
-          <w:rFonts w:hint="eastAsia"/>
-        </w:rPr>
-        <w:t>3</w:t>
-      </w:r>
-      <w:r>
-        <w:rPr>
-          <w:rFonts w:hint="eastAsia"/>
-        </w:rPr>
-        <w:t>-</w:t>
-      </w:r>
-      <w:r>
-        <w:rPr>
-          <w:rFonts w:hint="eastAsia"/>
-        </w:rPr>
-        <w:t>4</w:t>
-      </w:r>
-      <w:r>
-        <w:t>. 浏览器自动打开</w:t>
-      </w:r>
-      <w:r>
-        <w:rPr>
-          <w:rFonts w:hint="eastAsia"/>
-        </w:rPr>
-        <w:t>登录</w:t>
-      </w:r>
-      <w:proofErr w:type="gramStart"/>
-      <w:r>
-        <w:rPr>
-          <w:rFonts w:hint="eastAsia"/>
-        </w:rPr>
-        <w:t>页面</w:t>
-      </w:r>
-      <w:r>
-        <w:t xml:space="preserve"> `</w:t>
-      </w:r>
-      <w:proofErr w:type="gramEnd"/>
-      <w:r>
-        <w:t>http://127.0.0.1:46001`。</w:t>
-      </w:r>
-    </w:p>
-    <w:p>
-      <w:pPr>
-        <w:rPr>
-          <w:rFonts w:hint="eastAsia"/>
-        </w:rPr>
-      </w:pPr>
-    </w:p>
-    <w:p>
-      <w:pPr>
-        <w:rPr>
-          <w:rFonts w:hint="eastAsia"/>
-        </w:rPr>
-      </w:pPr>
-      <w:r>
-        <w:rPr>
-          <w:rFonts w:hint="eastAsia"/>
-        </w:rPr>
-        <w:t>二</w:t>
-      </w:r>
-      <w:r>
-        <w:rPr>
-          <w:rFonts w:hint="eastAsia"/>
-        </w:rPr>
-        <w:t>，</w:t>
-      </w:r>
-      <w:r>
-        <w:rPr>
-          <w:rFonts w:hint="eastAsia"/>
-        </w:rPr>
-        <w:t>平台登录</w:t>
-      </w:r>
-    </w:p>
-    <w:p>
-      <w:pPr>
-        <w:ind w:firstLineChars="200" w:firstLine="440"/>
-        <w:rPr>
-          <w:rFonts w:hint="eastAsia"/>
-        </w:rPr>
-      </w:pPr>
-      <w:r>
-        <w:rPr>
-          <w:rFonts w:hint="eastAsia"/>
-        </w:rPr>
-        <w:t>每次电脑重开机后，可以</w:t>
-      </w:r>
-      <w:r>
-        <w:rPr>
-          <w:rFonts w:hint="eastAsia"/>
-        </w:rPr>
-        <w:t>打开</w:t>
-      </w:r>
-      <w:proofErr w:type="spellStart"/>
-      <w:r>
-        <w:rPr>
-          <w:rFonts w:hint="eastAsia"/>
-        </w:rPr>
-        <w:t>TakeTopD</w:t>
-      </w:r>
-      <w:r>
-        <w:rPr>
-          <w:rFonts w:hint="eastAsia"/>
-        </w:rPr>
-        <w:t>sh</w:t>
-      </w:r>
-      <w:r>
-        <w:rPr>
-          <w:rFonts w:hint="eastAsia"/>
-        </w:rPr>
-        <w:t>Team</w:t>
-      </w:r>
-      <w:proofErr w:type="spellEnd"/>
       <w:r>
         <w:rPr>
           <w:rFonts w:hint="eastAsia"/>
@@ -1072,7 +844,7 @@
           <w:noProof/>
         </w:rPr>
         <w:drawing>
-          <wp:inline distT="0" distB="0" distL="0" distR="0" wp14:anchorId="78E1C3EA" wp14:editId="647BEF77">
+          <wp:inline distT="0" distB="0" distL="0" distR="0" wp14:anchorId="78E1C3EA" wp14:editId="03A59222">
             <wp:extent cx="5274310" cy="465455"/>
             <wp:effectExtent l="0" t="0" r="2540" b="0"/>
             <wp:docPr id="286631104" name="图片 1"/>
@@ -1131,62 +903,20 @@
         <w:rPr>
           <w:rFonts w:hint="eastAsia"/>
         </w:rPr>
-        <w:t>&gt; - Windows：</w:t>
-      </w:r>
-      <w:proofErr w:type="gramStart"/>
-      <w:r>
-        <w:rPr>
-          <w:rFonts w:hint="eastAsia"/>
-        </w:rPr>
-        <w:t>双击 *</w:t>
-      </w:r>
-      <w:proofErr w:type="gramEnd"/>
-      <w:r>
-        <w:rPr>
-          <w:rFonts w:hint="eastAsia"/>
-        </w:rPr>
-        <w:t>*`start.bat`**</w:t>
-      </w:r>
-    </w:p>
-    <w:p>
-      <w:pPr>
-        <w:rPr>
-          <w:rFonts w:hint="eastAsia"/>
-        </w:rPr>
-      </w:pPr>
-      <w:r>
-        <w:rPr>
-          <w:rFonts w:hint="eastAsia"/>
-        </w:rPr>
-        <w:t>&gt; - macOS / Linux：</w:t>
-      </w:r>
-      <w:proofErr w:type="gramStart"/>
-      <w:r>
-        <w:rPr>
-          <w:rFonts w:hint="eastAsia"/>
-        </w:rPr>
-        <w:t>执行 *</w:t>
-      </w:r>
-      <w:proofErr w:type="gramEnd"/>
-      <w:r>
-        <w:rPr>
-          <w:rFonts w:hint="eastAsia"/>
-        </w:rPr>
-        <w:t>*</w:t>
-      </w:r>
-      <w:proofErr w:type="gramStart"/>
-      <w:r>
-        <w:rPr>
-          <w:rFonts w:hint="eastAsia"/>
-        </w:rPr>
-        <w:t>`.</w:t>
-      </w:r>
-      <w:proofErr w:type="gramEnd"/>
-      <w:r>
-        <w:rPr>
-          <w:rFonts w:hint="eastAsia"/>
-        </w:rPr>
-        <w:t>/start.sh`**</w:t>
+        <w:t>&gt; - Windows：双击 **`start.bat`**</w:t>
+      </w:r>
+    </w:p>
+    <w:p>
+      <w:pPr>
+        <w:rPr>
+          <w:rFonts w:hint="eastAsia"/>
+        </w:rPr>
+      </w:pPr>
+      <w:r>
+        <w:rPr>
+          <w:rFonts w:hint="eastAsia"/>
+        </w:rPr>
+        <w:t>&gt; - macOS / Linux：执行 **`./start.sh`**</w:t>
       </w:r>
     </w:p>
     <w:p>
@@ -1199,7 +929,6 @@
         <w:rPr>
           <w:noProof/>
         </w:rPr>
-        <w:lastRenderedPageBreak/>
         <w:drawing>
           <wp:inline distT="0" distB="0" distL="0" distR="0" wp14:anchorId="3BCED0BE" wp14:editId="743BBE0B">
             <wp:extent cx="5274310" cy="2830195"/>
@@ -1260,30 +989,8 @@
         <w:rPr>
           <w:rFonts w:hint="eastAsia"/>
         </w:rPr>
-        <w:t>输入用户名：</w:t>
-      </w:r>
-      <w:proofErr w:type="gramStart"/>
-      <w:r>
-        <w:rPr>
-          <w:rFonts w:hint="eastAsia"/>
-        </w:rPr>
-        <w:t>admin  密码</w:t>
-      </w:r>
-      <w:proofErr w:type="gramEnd"/>
-      <w:r>
-        <w:rPr>
-          <w:rFonts w:hint="eastAsia"/>
-        </w:rPr>
-        <w:t>：</w:t>
-      </w:r>
-      <w:proofErr w:type="gramStart"/>
-      <w:r>
-        <w:rPr>
-          <w:rFonts w:hint="eastAsia"/>
-        </w:rPr>
-        <w:t>12345678  就可以登录进平台了</w:t>
-      </w:r>
-      <w:proofErr w:type="gramEnd"/>
+        <w:t>输入用户名：admin  密码：12345678  就可以登录进平台了</w:t>
+      </w:r>
       <w:r>
         <w:rPr>
           <w:rFonts w:hint="eastAsia"/>
@@ -1384,27 +1091,13 @@
         <w:rPr>
           <w:rFonts w:hint="eastAsia"/>
         </w:rPr>
-        <w:t>；若 launcher 已关闭（如重启电脑），需重新运行</w:t>
-      </w:r>
-      <w:proofErr w:type="gramStart"/>
-      <w:r>
-        <w:rPr>
-          <w:rFonts w:hint="eastAsia"/>
-        </w:rPr>
-        <w:t>一次</w:t>
-      </w:r>
-      <w:r>
-        <w:rPr>
-          <w:rFonts w:hint="eastAsia"/>
-        </w:rPr>
-        <w:t xml:space="preserve"> 上面</w:t>
-      </w:r>
-      <w:proofErr w:type="gramEnd"/>
-      <w:r>
-        <w:rPr>
-          <w:rFonts w:hint="eastAsia"/>
-        </w:rPr>
-        <w:t>说的start 程序！</w:t>
+        <w:t>；若 launcher 已关闭（如重启电脑），需重新运行一次</w:t>
+      </w:r>
+      <w:r>
+        <w:rPr>
+          <w:rFonts w:hint="eastAsia"/>
+        </w:rPr>
+        <w:t xml:space="preserve"> 上面说的start 程序！</w:t>
       </w:r>
     </w:p>
     <w:p>
@@ -1450,7 +1143,6 @@
         <w:rPr>
           <w:noProof/>
         </w:rPr>
-        <w:lastRenderedPageBreak/>
         <w:drawing>
           <wp:inline distT="0" distB="0" distL="0" distR="0" wp14:anchorId="6287BC60" wp14:editId="44017FB2">
             <wp:extent cx="5274310" cy="3604895"/>
@@ -1500,6 +1192,13 @@
           </wp:inline>
         </w:drawing>
       </w:r>
+    </w:p>
+    <w:p>
+      <w:pPr>
+        <w:rPr>
+          <w:rFonts w:hint="eastAsia"/>
+        </w:rPr>
+      </w:pPr>
       <w:r>
         <w:rPr>
           <w:noProof/>
@@ -1576,14 +1275,7 @@
         <w:rPr>
           <w:rFonts w:hint="eastAsia"/>
         </w:rPr>
-        <w:t>，密码更改，重点介绍下</w:t>
-      </w:r>
-      <w:r>
-        <w:rPr>
-          <w:rFonts w:hint="eastAsia"/>
-        </w:rPr>
-        <w:lastRenderedPageBreak/>
-        <w:t>面几部分，其它一看就懂的就不介绍了！</w:t>
+        <w:t>，密码更改，重点介绍下面几部分，其它一看就懂的就不介绍了！</w:t>
       </w:r>
     </w:p>
     <w:p>
@@ -1617,7 +1309,7 @@
           <w:noProof/>
         </w:rPr>
         <w:drawing>
-          <wp:inline distT="0" distB="0" distL="0" distR="0" wp14:anchorId="2044E27F" wp14:editId="37481C8C">
+          <wp:inline distT="0" distB="0" distL="0" distR="0" wp14:anchorId="2044E27F" wp14:editId="1ABA99A8">
             <wp:extent cx="5274310" cy="2002155"/>
             <wp:effectExtent l="0" t="0" r="2540" b="0"/>
             <wp:docPr id="5370857" name="图片 5"/>
@@ -1755,9 +1447,6 @@
         <w:instrText>HYPERLINK "http://188.88.88.88:46000"</w:instrText>
       </w:r>
       <w:r>
-        <w:rPr>
-          <w:rFonts w:hint="eastAsia"/>
-        </w:rPr>
         <w:fldChar w:fldCharType="separate"/>
       </w:r>
       <w:r>
@@ -1927,7 +1616,6 @@
         <w:rPr>
           <w:rFonts w:hint="eastAsia"/>
         </w:rPr>
-        <w:lastRenderedPageBreak/>
         <w:t>平台升级</w:t>
       </w:r>
       <w:r>
@@ -2104,7 +1792,7 @@
           <w:noProof/>
         </w:rPr>
         <w:drawing>
-          <wp:inline distT="0" distB="0" distL="0" distR="0" wp14:anchorId="39F15B5B" wp14:editId="5E8F3744">
+          <wp:inline distT="0" distB="0" distL="0" distR="0" wp14:anchorId="39F15B5B" wp14:editId="27203C6B">
             <wp:extent cx="5274310" cy="1233805"/>
             <wp:effectExtent l="0" t="0" r="2540" b="4445"/>
             <wp:docPr id="1833294711" name="图片 8"/>
@@ -2260,7 +1948,6 @@
         <w:rPr>
           <w:rFonts w:hint="eastAsia"/>
         </w:rPr>
-        <w:lastRenderedPageBreak/>
         <w:t>TakeTopDSH</w:t>
       </w:r>
       <w:proofErr w:type="spellEnd"/>
@@ -2268,7 +1955,33 @@
         <w:rPr>
           <w:rFonts w:hint="eastAsia"/>
         </w:rPr>
-        <w:t xml:space="preserve"> Team虽然是基于DeepSeek Harness 扩展的，但也可以连接其它大模型，比如OpenAI ,Kim等，也可以连接本地的大模型！</w:t>
+        <w:t xml:space="preserve"> Team虽然是基于DeepSeek Harness 扩展的，但也可以连接其它大模型，比如OpenAI ,Kim</w:t>
+      </w:r>
+      <w:r>
+        <w:rPr>
+          <w:rFonts w:hint="eastAsia"/>
+        </w:rPr>
+        <w:t xml:space="preserve">i, </w:t>
+      </w:r>
+      <w:proofErr w:type="spellStart"/>
+      <w:r>
+        <w:rPr>
+          <w:rFonts w:hint="eastAsia"/>
+        </w:rPr>
+        <w:t>Claude</w:t>
+      </w:r>
+      <w:r>
+        <w:rPr>
+          <w:rFonts w:hint="eastAsia"/>
+        </w:rPr>
+        <w:t>,Qwen</w:t>
+      </w:r>
+      <w:proofErr w:type="spellEnd"/>
+      <w:r>
+        <w:rPr>
+          <w:rFonts w:hint="eastAsia"/>
+        </w:rPr>
+        <w:t>等，也可以连接本地的大模型！</w:t>
       </w:r>
     </w:p>
     <w:p>
@@ -2357,6 +2070,14 @@
         </w:rPr>
         <w:t>，打开设置页面，如下图，</w:t>
       </w:r>
+    </w:p>
+    <w:p>
+      <w:pPr>
+        <w:ind w:firstLine="443"/>
+        <w:rPr>
+          <w:rFonts w:hint="eastAsia"/>
+        </w:rPr>
+      </w:pPr>
       <w:r>
         <w:rPr>
           <w:noProof/>
@@ -2436,7 +2157,6 @@
         <w:rPr>
           <w:noProof/>
         </w:rPr>
-        <w:lastRenderedPageBreak/>
         <w:drawing>
           <wp:inline distT="0" distB="0" distL="0" distR="0" wp14:anchorId="7AD44E72" wp14:editId="4164ABA8">
             <wp:extent cx="5274310" cy="4333875"/>
@@ -2566,7 +2286,6 @@
         <w:rPr>
           <w:rFonts w:hint="eastAsia"/>
         </w:rPr>
-        <w:lastRenderedPageBreak/>
         <w:t>4-2、文件管理器</w:t>
       </w:r>
     </w:p>
@@ -2815,7 +2534,6 @@
         <w:rPr>
           <w:noProof/>
         </w:rPr>
-        <w:lastRenderedPageBreak/>
         <w:drawing>
           <wp:inline distT="0" distB="0" distL="0" distR="0" wp14:anchorId="7D592ADE" wp14:editId="1C661E71">
             <wp:extent cx="5274310" cy="3773170"/>
@@ -2893,11 +2611,6 @@
       </w:r>
     </w:p>
     <w:p>
-      <w:pPr>
-        <w:rPr>
-          <w:rFonts w:hint="eastAsia"/>
-        </w:rPr>
-      </w:pPr>
       <w:r>
         <w:rPr>
           <w:rFonts w:hint="eastAsia"/>
@@ -2932,6 +2645,13 @@
         </w:rPr>
         <w:t>，打开任务分派页面，如下图，</w:t>
       </w:r>
+    </w:p>
+    <w:p>
+      <w:pPr>
+        <w:rPr>
+          <w:rFonts w:hint="eastAsia"/>
+        </w:rPr>
+      </w:pPr>
       <w:r>
         <w:rPr>
           <w:noProof/>
@@ -2996,7 +2716,6 @@
         <w:rPr>
           <w:noProof/>
         </w:rPr>
-        <w:lastRenderedPageBreak/>
         <w:drawing>
           <wp:inline distT="0" distB="0" distL="0" distR="0" wp14:anchorId="3A1C62D6" wp14:editId="6A71540F">
             <wp:extent cx="5274310" cy="1266825"/>
@@ -3148,7 +2867,6 @@
         <w:rPr>
           <w:noProof/>
         </w:rPr>
-        <w:lastRenderedPageBreak/>
         <w:drawing>
           <wp:inline distT="0" distB="0" distL="0" distR="0" wp14:anchorId="07ADBCC3" wp14:editId="4442B2CF">
             <wp:extent cx="5274310" cy="3773170"/>
@@ -3205,13 +2923,6 @@
           <w:rFonts w:hint="eastAsia"/>
         </w:rPr>
       </w:pPr>
-    </w:p>
-    <w:p>
-      <w:pPr>
-        <w:rPr>
-          <w:rFonts w:hint="eastAsia"/>
-        </w:rPr>
-      </w:pPr>
       <w:r>
         <w:rPr>
           <w:rFonts w:hint="eastAsia"/>
@@ -3316,29 +3027,10 @@
         <w:rPr>
           <w:rFonts w:hint="eastAsia"/>
         </w:rPr>
-        <w:t>在这个管理页面，你可以点击Start 按钮启动 DSH 服务，第一次启动会慢点，启动之</w:t>
-      </w:r>
-      <w:r>
-        <w:rPr>
-          <w:rFonts w:hint="eastAsia"/>
-        </w:rPr>
-        <w:lastRenderedPageBreak/>
-        <w:t>后，就可以打成员的DSH页面了，如下图，操作方式就和管理员admin的一样了，但要注意的是成员只能在他自己的文件工作区工作，看不到另的工作区的文件数据！</w:t>
-      </w:r>
-    </w:p>
-    <w:p>
-      <w:pPr>
-        <w:rPr>
-          <w:rFonts w:hint="eastAsia"/>
-        </w:rPr>
-      </w:pPr>
-    </w:p>
-    <w:p>
-      <w:pPr>
-        <w:rPr>
-          <w:rFonts w:hint="eastAsia"/>
-        </w:rPr>
-      </w:pPr>
+        <w:t>在这个管理页面，你可以点击Start 按钮启动 DSH 服务，第一次启动会慢点，启动之后，就可以打成员的DSH页面了，如下图，操作方式就和管理员admin的一样了，但要注意的是成员只能在他自己的文件工作区工作，看不到另的工作区的文件数据！</w:t>
+      </w:r>
+    </w:p>
+    <w:p>
       <w:r>
         <w:rPr>
           <w:rFonts w:hint="eastAsia"/>
@@ -3384,6 +3076,13 @@
         </w:rPr>
         <w:t>，然后点提交箭头按钮，它就会调用关联的大模型进行工作！</w:t>
       </w:r>
+    </w:p>
+    <w:p>
+      <w:pPr>
+        <w:rPr>
+          <w:rFonts w:hint="eastAsia"/>
+        </w:rPr>
+      </w:pPr>
       <w:r>
         <w:rPr>
           <w:noProof/>
@@ -4567,6 +4266,7 @@
   <w:style w:type="character" w:default="1" w:styleId="a0">
     <w:name w:val="Default Paragraph Font"/>
     <w:uiPriority w:val="1"/>
+    <w:semiHidden/>
     <w:unhideWhenUsed/>
   </w:style>
   <w:style w:type="table" w:default="1" w:styleId="a1">

--- a/WordFile/操作说明.docx
+++ b/WordFile/操作说明.docx
@@ -260,8 +260,16 @@
         <w:rPr>
           <w:rFonts w:hint="eastAsia"/>
         </w:rPr>
-        <w:t>即用的软件 ，</w:t>
-      </w:r>
+        <w:t>即用的</w:t>
+      </w:r>
+      <w:proofErr w:type="gramStart"/>
+      <w:r>
+        <w:rPr>
+          <w:rFonts w:hint="eastAsia"/>
+        </w:rPr>
+        <w:t>软件 ，</w:t>
+      </w:r>
+      <w:proofErr w:type="gramEnd"/>
       <w:r>
         <w:rPr>
           <w:rFonts w:hint="eastAsia"/>
@@ -286,425 +294,527 @@
         </w:rPr>
         <w:t>：</w:t>
       </w:r>
+      <w:proofErr w:type="gramStart"/>
       <w:r>
         <w:t>拷贝 `</w:t>
       </w:r>
       <w:proofErr w:type="spellStart"/>
+      <w:proofErr w:type="gramEnd"/>
       <w:r>
         <w:t>TakeTopDshTeam</w:t>
       </w:r>
       <w:proofErr w:type="spellEnd"/>
-      <w:r>
-        <w:t xml:space="preserve">` 到目标机 → Windows 双击 `start.bat` / macOS/Linux 运行 `./start.sh` → 浏览器访问 `http://127.0.0.1:46001` → 点 </w:t>
+      <w:proofErr w:type="gramStart"/>
+      <w:r>
+        <w:t>` 到</w:t>
+      </w:r>
+      <w:proofErr w:type="gramEnd"/>
+      <w:r>
+        <w:t>目标</w:t>
+      </w:r>
+      <w:proofErr w:type="gramStart"/>
+      <w:r>
+        <w:t xml:space="preserve">机 → </w:t>
+      </w:r>
+      <w:proofErr w:type="gramEnd"/>
+      <w:r>
+        <w:t xml:space="preserve">Windows </w:t>
+      </w:r>
+      <w:proofErr w:type="gramStart"/>
+      <w:r>
+        <w:t>双击 `</w:t>
+      </w:r>
+      <w:proofErr w:type="gramEnd"/>
+      <w:r>
+        <w:t>start.bat`</w:t>
+      </w:r>
+      <w:proofErr w:type="gramStart"/>
+      <w:r>
+        <w:t xml:space="preserve"> </w:t>
+      </w:r>
+      <w:r>
+        <w:rPr>
+          <w:rFonts w:hint="eastAsia"/>
+        </w:rPr>
+        <w:t>,</w:t>
+      </w:r>
+      <w:proofErr w:type="gramEnd"/>
+      <w:r>
+        <w:rPr>
+          <w:rFonts w:hint="eastAsia"/>
+        </w:rPr>
+        <w:t xml:space="preserve"> </w:t>
+      </w:r>
+      <w:r>
+        <w:t xml:space="preserve"> macOS/Linux 运行 </w:t>
+      </w:r>
+      <w:proofErr w:type="gramStart"/>
+      <w:r>
+        <w:t>`.</w:t>
+      </w:r>
+      <w:proofErr w:type="gramEnd"/>
+      <w:r>
+        <w:t>/start.sh</w:t>
+      </w:r>
+      <w:proofErr w:type="gramStart"/>
+      <w:r>
+        <w:t xml:space="preserve">` → </w:t>
+      </w:r>
+      <w:proofErr w:type="gramEnd"/>
+      <w:r>
+        <w:t>浏览器</w:t>
+      </w:r>
+      <w:proofErr w:type="gramStart"/>
+      <w:r>
+        <w:t xml:space="preserve">访问 `http://127.0.0.1:46001` → 点 </w:t>
       </w:r>
       <w:r>
         <w:rPr>
           <w:b/>
           <w:bCs/>
         </w:rPr>
-        <w:t>**"打开DSH"**</w:t>
-      </w:r>
-      <w:r>
-        <w:rPr>
-          <w:rFonts w:hint="eastAsia"/>
-        </w:rPr>
-        <w:t xml:space="preserve"> 就可以使用上了，详细说明如下：</w:t>
-      </w:r>
-    </w:p>
-    <w:p>
-      <w:pPr>
-        <w:ind w:firstLineChars="200" w:firstLine="440"/>
-        <w:rPr>
-          <w:rFonts w:hint="eastAsia"/>
-        </w:rPr>
-      </w:pPr>
-      <w:r>
-        <w:rPr>
-          <w:rFonts w:hint="eastAsia"/>
-        </w:rPr>
-        <w:t>1-1、</w:t>
-      </w:r>
-      <w:r>
-        <w:t xml:space="preserve"> Windows </w:t>
-      </w:r>
-    </w:p>
-    <w:p>
-      <w:pPr>
-        <w:ind w:firstLineChars="200" w:firstLine="440"/>
-        <w:rPr>
-          <w:rFonts w:hint="eastAsia"/>
-        </w:rPr>
-      </w:pPr>
-      <w:r>
-        <w:rPr>
-          <w:rFonts w:hint="eastAsia"/>
-        </w:rPr>
-        <w:t>1-1-</w:t>
-      </w:r>
-      <w:r>
-        <w:t>1. 拷贝整个 `</w:t>
-      </w:r>
-      <w:proofErr w:type="spellStart"/>
-      <w:r>
-        <w:t>TakeTopDshTeam</w:t>
-      </w:r>
-      <w:proofErr w:type="spellEnd"/>
-      <w:r>
-        <w:t>` 目录到目标电脑。</w:t>
-      </w:r>
-    </w:p>
-    <w:p>
-      <w:pPr>
-        <w:ind w:firstLineChars="200" w:firstLine="440"/>
-        <w:rPr>
-          <w:rFonts w:hint="eastAsia"/>
-        </w:rPr>
-      </w:pPr>
-      <w:r>
-        <w:rPr>
-          <w:rFonts w:hint="eastAsia"/>
-        </w:rPr>
-        <w:t>1-1-</w:t>
-      </w:r>
-      <w:r>
-        <w:t xml:space="preserve">2. 双击 </w:t>
-      </w:r>
+        <w:t>*</w:t>
+      </w:r>
+      <w:proofErr w:type="gramEnd"/>
       <w:r>
         <w:rPr>
           <w:b/>
           <w:bCs/>
         </w:rPr>
-        <w:t>**</w:t>
-      </w:r>
-      <w:r>
-        <w:t>`start.bat`</w:t>
-      </w:r>
+        <w:t>*</w:t>
+      </w:r>
+      <w:proofErr w:type="gramStart"/>
       <w:r>
         <w:rPr>
           <w:b/>
           <w:bCs/>
         </w:rPr>
-        <w:t>**</w:t>
-      </w:r>
-      <w:r>
-        <w:t>（或右键 → 以管理员身份运行，若端口被占用）。</w:t>
-      </w:r>
-    </w:p>
-    <w:p>
-      <w:pPr>
-        <w:ind w:firstLineChars="200" w:firstLine="440"/>
-        <w:rPr>
-          <w:rFonts w:hint="eastAsia"/>
-        </w:rPr>
-      </w:pPr>
-      <w:r>
-        <w:rPr>
-          <w:rFonts w:hint="eastAsia"/>
-        </w:rPr>
-        <w:t>1-1-</w:t>
-      </w:r>
-      <w:r>
-        <w:t>3. 浏览器自动打开</w:t>
-      </w:r>
-      <w:r>
-        <w:rPr>
-          <w:rFonts w:hint="eastAsia"/>
-        </w:rPr>
-        <w:t>登录页面</w:t>
-      </w:r>
-      <w:r>
-        <w:t xml:space="preserve"> `http://127.0.0.1:46001`。</w:t>
-      </w:r>
-    </w:p>
-    <w:p>
-      <w:pPr>
-        <w:ind w:firstLineChars="200" w:firstLine="440"/>
-        <w:rPr>
-          <w:rFonts w:hint="eastAsia"/>
-        </w:rPr>
-      </w:pPr>
-    </w:p>
-    <w:p>
-      <w:pPr>
-        <w:ind w:firstLineChars="200" w:firstLine="440"/>
-        <w:rPr>
-          <w:rFonts w:hint="eastAsia"/>
-        </w:rPr>
-      </w:pPr>
-      <w:r>
-        <w:rPr>
-          <w:rFonts w:hint="eastAsia"/>
-        </w:rPr>
-        <w:t>1-2</w:t>
-      </w:r>
-      <w:r>
-        <w:t xml:space="preserve"> macOS (Apple Silicon, arm64)</w:t>
-      </w:r>
-    </w:p>
-    <w:p>
-      <w:pPr>
-        <w:ind w:firstLineChars="200" w:firstLine="440"/>
-        <w:rPr>
-          <w:rFonts w:hint="eastAsia"/>
-        </w:rPr>
-      </w:pPr>
-      <w:r>
-        <w:rPr>
-          <w:rFonts w:hint="eastAsia"/>
-        </w:rPr>
-        <w:t>1-2-</w:t>
-      </w:r>
-      <w:r>
-        <w:t>1. 拷贝整个 `</w:t>
-      </w:r>
-      <w:proofErr w:type="spellStart"/>
-      <w:r>
-        <w:t>TakeTopDshTeam</w:t>
-      </w:r>
-      <w:proofErr w:type="spellEnd"/>
-      <w:r>
-        <w:t>` 目录到目标 Mac。</w:t>
-      </w:r>
-    </w:p>
-    <w:p>
-      <w:pPr>
-        <w:ind w:firstLineChars="200" w:firstLine="440"/>
-        <w:rPr>
-          <w:rFonts w:hint="eastAsia"/>
-        </w:rPr>
-      </w:pPr>
-      <w:r>
-        <w:rPr>
-          <w:rFonts w:hint="eastAsia"/>
-        </w:rPr>
-        <w:t>1-2-</w:t>
-      </w:r>
-      <w:r>
-        <w:t>2. 打开终端（Terminal），进入目录：</w:t>
-      </w:r>
-    </w:p>
-    <w:p>
-      <w:pPr>
-        <w:ind w:firstLineChars="200" w:firstLine="440"/>
-        <w:rPr>
-          <w:rFonts w:hint="eastAsia"/>
-        </w:rPr>
-      </w:pPr>
-      <w:r>
-        <w:t xml:space="preserve">   bash</w:t>
-      </w:r>
-      <w:r>
-        <w:t xml:space="preserve"> cd /path/to/</w:t>
-      </w:r>
-      <w:proofErr w:type="spellStart"/>
-      <w:r>
-        <w:t>TakeTopDshTeam</w:t>
-      </w:r>
-      <w:proofErr w:type="spellEnd"/>
-      <w:r>
-        <w:t xml:space="preserve"> </w:t>
-      </w:r>
-      <w:proofErr w:type="spellStart"/>
-      <w:r>
-        <w:t>chmod</w:t>
-      </w:r>
-      <w:proofErr w:type="spellEnd"/>
-      <w:r>
-        <w:t xml:space="preserve"> +x start.sh ./start.sh</w:t>
-      </w:r>
-    </w:p>
-    <w:p>
-      <w:pPr>
-        <w:ind w:firstLineChars="200" w:firstLine="440"/>
-        <w:rPr>
-          <w:rFonts w:hint="eastAsia"/>
-        </w:rPr>
-      </w:pPr>
-    </w:p>
-    <w:p>
-      <w:pPr>
-        <w:ind w:firstLineChars="200" w:firstLine="440"/>
-        <w:rPr>
-          <w:rFonts w:hint="eastAsia"/>
-        </w:rPr>
-      </w:pPr>
-      <w:r>
-        <w:rPr>
-          <w:rFonts w:hint="eastAsia"/>
-        </w:rPr>
-        <w:t>1-2-</w:t>
-      </w:r>
-      <w:r>
-        <w:t>3. 首次运行会自动解压 Node 并安装 `@deepseek-ai/dsh`（</w:t>
-      </w:r>
+        <w:t>"打开</w:t>
+      </w:r>
+      <w:proofErr w:type="gramEnd"/>
       <w:r>
         <w:rPr>
           <w:b/>
           <w:bCs/>
         </w:rPr>
-        <w:t>**需联网一次**</w:t>
-      </w:r>
-      <w:r>
-        <w:t>）。</w:t>
-      </w:r>
-    </w:p>
-    <w:p>
-      <w:pPr>
-        <w:ind w:firstLineChars="200" w:firstLine="440"/>
-        <w:rPr>
-          <w:rFonts w:hint="eastAsia"/>
-        </w:rPr>
-      </w:pPr>
-      <w:r>
-        <w:rPr>
-          <w:rFonts w:hint="eastAsia"/>
-        </w:rPr>
-        <w:t>1-2-</w:t>
-      </w:r>
-      <w:r>
-        <w:t>4.</w:t>
-      </w:r>
-      <w:r>
-        <w:t>浏览器自动打开</w:t>
-      </w:r>
-      <w:r>
-        <w:rPr>
-          <w:rFonts w:hint="eastAsia"/>
-        </w:rPr>
-        <w:t>登录页面</w:t>
-      </w:r>
-      <w:r>
-        <w:t xml:space="preserve"> `http://127.0.0.1:46001`。</w:t>
-      </w:r>
-    </w:p>
-    <w:p>
-      <w:pPr>
-        <w:ind w:firstLineChars="200" w:firstLine="440"/>
-        <w:rPr>
-          <w:rFonts w:hint="eastAsia"/>
-        </w:rPr>
-      </w:pPr>
-    </w:p>
-    <w:p>
-      <w:pPr>
-        <w:ind w:firstLineChars="200" w:firstLine="440"/>
-        <w:rPr>
-          <w:rFonts w:hint="eastAsia"/>
-        </w:rPr>
-      </w:pPr>
-      <w:r>
-        <w:rPr>
-          <w:rFonts w:hint="eastAsia"/>
-        </w:rPr>
-        <w:t>1-3、</w:t>
-      </w:r>
-      <w:r>
-        <w:t xml:space="preserve"> Linux (x64 / arm64)</w:t>
-      </w:r>
-    </w:p>
-    <w:p>
-      <w:pPr>
-        <w:ind w:firstLineChars="200" w:firstLine="440"/>
-        <w:rPr>
-          <w:rFonts w:hint="eastAsia"/>
-        </w:rPr>
-      </w:pPr>
-      <w:r>
-        <w:rPr>
-          <w:rFonts w:hint="eastAsia"/>
-        </w:rPr>
-        <w:t>1-3-</w:t>
-      </w:r>
-      <w:r>
-        <w:t>1. 拷贝整个 `</w:t>
-      </w:r>
-      <w:proofErr w:type="spellStart"/>
-      <w:r>
-        <w:t>TakeTopDshTeam</w:t>
-      </w:r>
-      <w:proofErr w:type="spellEnd"/>
-      <w:r>
-        <w:t>` 目录到目标机器。</w:t>
-      </w:r>
-    </w:p>
-    <w:p>
-      <w:pPr>
-        <w:ind w:firstLineChars="200" w:firstLine="440"/>
-        <w:rPr>
-          <w:rFonts w:hint="eastAsia"/>
-        </w:rPr>
-      </w:pPr>
-      <w:r>
-        <w:rPr>
-          <w:rFonts w:hint="eastAsia"/>
-        </w:rPr>
-        <w:t>1-3-</w:t>
-      </w:r>
-      <w:r>
-        <w:t>2. 打开终端，进入目录：</w:t>
-      </w:r>
-    </w:p>
-    <w:p>
-      <w:pPr>
-        <w:ind w:firstLineChars="200" w:firstLine="440"/>
-        <w:rPr>
-          <w:rFonts w:hint="eastAsia"/>
-        </w:rPr>
-      </w:pPr>
-      <w:r>
-        <w:t xml:space="preserve">  </w:t>
-      </w:r>
-      <w:r>
-        <w:t>bash cd /path/to/</w:t>
-      </w:r>
-      <w:proofErr w:type="spellStart"/>
-      <w:r>
-        <w:t>TakeTopDshTeam</w:t>
-      </w:r>
-      <w:proofErr w:type="spellEnd"/>
-      <w:r>
-        <w:t xml:space="preserve"> </w:t>
-      </w:r>
-      <w:proofErr w:type="spellStart"/>
-      <w:r>
-        <w:t>chmod</w:t>
-      </w:r>
-      <w:proofErr w:type="spellEnd"/>
-      <w:r>
-        <w:t xml:space="preserve"> +x start.sh ./start.sh</w:t>
-      </w:r>
-    </w:p>
-    <w:p>
-      <w:pPr>
-        <w:ind w:firstLineChars="200" w:firstLine="440"/>
-        <w:rPr>
-          <w:rFonts w:hint="eastAsia"/>
-        </w:rPr>
-      </w:pPr>
-      <w:r>
-        <w:rPr>
-          <w:rFonts w:hint="eastAsia"/>
-        </w:rPr>
-        <w:t>1-3-</w:t>
-      </w:r>
-      <w:r>
-        <w:t>3. 首次运行自动解压 Node（</w:t>
-      </w:r>
+        <w:t>DSH"*</w:t>
+      </w:r>
+      <w:proofErr w:type="gramStart"/>
       <w:r>
         <w:rPr>
           <w:b/>
           <w:bCs/>
         </w:rPr>
-        <w:t>**已内置，无需下载**</w:t>
-      </w:r>
-      <w:r>
-        <w:t>）；仅 `@deepseek-ai/dsh` 的原生依赖需</w:t>
+        <w:t>*</w:t>
+      </w:r>
+      <w:r>
+        <w:rPr>
+          <w:rFonts w:hint="eastAsia"/>
+        </w:rPr>
+        <w:t xml:space="preserve"> 就</w:t>
+      </w:r>
+      <w:proofErr w:type="gramEnd"/>
+      <w:r>
+        <w:rPr>
+          <w:rFonts w:hint="eastAsia"/>
+        </w:rPr>
+        <w:t>可以使用上了，详细说明如下：</w:t>
+      </w:r>
+    </w:p>
+    <w:p>
+      <w:pPr>
+        <w:ind w:firstLineChars="200" w:firstLine="440"/>
+        <w:rPr>
+          <w:rFonts w:hint="eastAsia"/>
+        </w:rPr>
+      </w:pPr>
+      <w:r>
+        <w:rPr>
+          <w:rFonts w:hint="eastAsia"/>
+        </w:rPr>
+        <w:t>1-1、</w:t>
+      </w:r>
+      <w:r>
+        <w:t xml:space="preserve"> Windows </w:t>
+      </w:r>
+    </w:p>
+    <w:p>
+      <w:pPr>
+        <w:ind w:firstLineChars="200" w:firstLine="440"/>
+        <w:rPr>
+          <w:rFonts w:hint="eastAsia"/>
+        </w:rPr>
+      </w:pPr>
+      <w:r>
+        <w:rPr>
+          <w:rFonts w:hint="eastAsia"/>
+        </w:rPr>
+        <w:t>1-1-</w:t>
+      </w:r>
+      <w:r>
+        <w:t>1. 拷贝整个 `</w:t>
+      </w:r>
+      <w:proofErr w:type="spellStart"/>
+      <w:r>
+        <w:t>TakeTopDshTeam</w:t>
+      </w:r>
+      <w:proofErr w:type="spellEnd"/>
+      <w:r>
+        <w:t>` 目录到目标电脑。</w:t>
+      </w:r>
+    </w:p>
+    <w:p>
+      <w:pPr>
+        <w:ind w:firstLineChars="200" w:firstLine="440"/>
+        <w:rPr>
+          <w:rFonts w:hint="eastAsia"/>
+        </w:rPr>
+      </w:pPr>
+      <w:r>
+        <w:rPr>
+          <w:rFonts w:hint="eastAsia"/>
+        </w:rPr>
+        <w:t>1-1-</w:t>
+      </w:r>
+      <w:r>
+        <w:t xml:space="preserve">2. 双击 </w:t>
       </w:r>
       <w:r>
         <w:rPr>
           <w:b/>
           <w:bCs/>
         </w:rPr>
+        <w:t>**</w:t>
+      </w:r>
+      <w:r>
+        <w:t>`start.bat`</w:t>
+      </w:r>
+      <w:r>
+        <w:rPr>
+          <w:b/>
+          <w:bCs/>
+        </w:rPr>
+        <w:t>**</w:t>
+      </w:r>
+      <w:r>
+        <w:t>（或右键 → 以管理员身份运行，若端口被占用）。</w:t>
+      </w:r>
+    </w:p>
+    <w:p>
+      <w:pPr>
+        <w:ind w:firstLineChars="200" w:firstLine="440"/>
+        <w:rPr>
+          <w:rFonts w:hint="eastAsia"/>
+        </w:rPr>
+      </w:pPr>
+      <w:r>
+        <w:rPr>
+          <w:rFonts w:hint="eastAsia"/>
+        </w:rPr>
+        <w:t>1-1-</w:t>
+      </w:r>
+      <w:r>
+        <w:t>3. 浏览器自动打开</w:t>
+      </w:r>
+      <w:r>
+        <w:rPr>
+          <w:rFonts w:hint="eastAsia"/>
+        </w:rPr>
+        <w:t>登录页面</w:t>
+      </w:r>
+      <w:r>
+        <w:t xml:space="preserve"> `http://127.0.0.1:46001`。</w:t>
+      </w:r>
+    </w:p>
+    <w:p>
+      <w:pPr>
+        <w:ind w:firstLineChars="200" w:firstLine="440"/>
+        <w:rPr>
+          <w:rFonts w:hint="eastAsia"/>
+        </w:rPr>
+      </w:pPr>
+    </w:p>
+    <w:p>
+      <w:pPr>
+        <w:ind w:firstLineChars="200" w:firstLine="440"/>
+        <w:rPr>
+          <w:rFonts w:hint="eastAsia"/>
+        </w:rPr>
+      </w:pPr>
+      <w:r>
+        <w:rPr>
+          <w:rFonts w:hint="eastAsia"/>
+        </w:rPr>
+        <w:t>1-2</w:t>
+      </w:r>
+      <w:r>
+        <w:t xml:space="preserve"> macOS (Apple Silicon, arm64)</w:t>
+      </w:r>
+    </w:p>
+    <w:p>
+      <w:pPr>
+        <w:ind w:firstLineChars="200" w:firstLine="440"/>
+        <w:rPr>
+          <w:rFonts w:hint="eastAsia"/>
+        </w:rPr>
+      </w:pPr>
+      <w:r>
+        <w:rPr>
+          <w:rFonts w:hint="eastAsia"/>
+        </w:rPr>
+        <w:t>1-2-</w:t>
+      </w:r>
+      <w:r>
+        <w:t>1. 拷贝整个 `</w:t>
+      </w:r>
+      <w:proofErr w:type="spellStart"/>
+      <w:r>
+        <w:t>TakeTopDshTeam</w:t>
+      </w:r>
+      <w:proofErr w:type="spellEnd"/>
+      <w:r>
+        <w:t>` 目录到目标 Mac。</w:t>
+      </w:r>
+    </w:p>
+    <w:p>
+      <w:pPr>
+        <w:ind w:firstLineChars="200" w:firstLine="440"/>
+        <w:rPr>
+          <w:rFonts w:hint="eastAsia"/>
+        </w:rPr>
+      </w:pPr>
+      <w:r>
+        <w:rPr>
+          <w:rFonts w:hint="eastAsia"/>
+        </w:rPr>
+        <w:t>1-2-</w:t>
+      </w:r>
+      <w:r>
+        <w:t>2. 打开终端（Terminal），进入目录：</w:t>
+      </w:r>
+    </w:p>
+    <w:p>
+      <w:pPr>
+        <w:ind w:firstLineChars="200" w:firstLine="440"/>
+        <w:rPr>
+          <w:rFonts w:hint="eastAsia"/>
+        </w:rPr>
+      </w:pPr>
+      <w:r>
+        <w:t xml:space="preserve">   bash</w:t>
+      </w:r>
+      <w:r>
+        <w:t xml:space="preserve"> cd /path/to/</w:t>
+      </w:r>
+      <w:proofErr w:type="spellStart"/>
+      <w:r>
+        <w:t>TakeTopDshTeam</w:t>
+      </w:r>
+      <w:proofErr w:type="spellEnd"/>
+      <w:r>
+        <w:t xml:space="preserve"> </w:t>
+      </w:r>
+      <w:proofErr w:type="spellStart"/>
+      <w:r>
+        <w:t>chmod</w:t>
+      </w:r>
+      <w:proofErr w:type="spellEnd"/>
+      <w:r>
+        <w:t xml:space="preserve"> +x start.sh ./start.sh</w:t>
+      </w:r>
+    </w:p>
+    <w:p>
+      <w:pPr>
+        <w:ind w:firstLineChars="200" w:firstLine="440"/>
+        <w:rPr>
+          <w:rFonts w:hint="eastAsia"/>
+        </w:rPr>
+      </w:pPr>
+    </w:p>
+    <w:p>
+      <w:pPr>
+        <w:ind w:firstLineChars="200" w:firstLine="440"/>
+        <w:rPr>
+          <w:rFonts w:hint="eastAsia"/>
+        </w:rPr>
+      </w:pPr>
+      <w:r>
+        <w:rPr>
+          <w:rFonts w:hint="eastAsia"/>
+        </w:rPr>
+        <w:t>1-2-</w:t>
+      </w:r>
+      <w:r>
+        <w:t>3. 首次运行会自动解压 Node 并安装 `@deepseek-ai/dsh`（</w:t>
+      </w:r>
+      <w:r>
+        <w:rPr>
+          <w:b/>
+          <w:bCs/>
+        </w:rPr>
+        <w:t>**需联网一次**</w:t>
+      </w:r>
+      <w:r>
+        <w:t>）。</w:t>
+      </w:r>
+    </w:p>
+    <w:p>
+      <w:pPr>
+        <w:ind w:firstLineChars="200" w:firstLine="440"/>
+        <w:rPr>
+          <w:rFonts w:hint="eastAsia"/>
+        </w:rPr>
+      </w:pPr>
+      <w:r>
+        <w:rPr>
+          <w:rFonts w:hint="eastAsia"/>
+        </w:rPr>
+        <w:t>1-2-</w:t>
+      </w:r>
+      <w:r>
+        <w:t>4.</w:t>
+      </w:r>
+      <w:r>
+        <w:t>浏览器自动打开</w:t>
+      </w:r>
+      <w:r>
+        <w:rPr>
+          <w:rFonts w:hint="eastAsia"/>
+        </w:rPr>
+        <w:t>登录页面</w:t>
+      </w:r>
+      <w:r>
+        <w:t xml:space="preserve"> `http://127.0.0.1:46001`。</w:t>
+      </w:r>
+    </w:p>
+    <w:p>
+      <w:pPr>
+        <w:ind w:firstLineChars="200" w:firstLine="440"/>
+        <w:rPr>
+          <w:rFonts w:hint="eastAsia"/>
+        </w:rPr>
+      </w:pPr>
+    </w:p>
+    <w:p>
+      <w:pPr>
+        <w:ind w:firstLineChars="200" w:firstLine="440"/>
+        <w:rPr>
+          <w:rFonts w:hint="eastAsia"/>
+        </w:rPr>
+      </w:pPr>
+      <w:r>
+        <w:rPr>
+          <w:rFonts w:hint="eastAsia"/>
+        </w:rPr>
+        <w:t>1-3、</w:t>
+      </w:r>
+      <w:r>
+        <w:t xml:space="preserve"> Linux (x64 / arm64)</w:t>
+      </w:r>
+    </w:p>
+    <w:p>
+      <w:pPr>
+        <w:ind w:firstLineChars="200" w:firstLine="440"/>
+        <w:rPr>
+          <w:rFonts w:hint="eastAsia"/>
+        </w:rPr>
+      </w:pPr>
+      <w:r>
+        <w:rPr>
+          <w:rFonts w:hint="eastAsia"/>
+        </w:rPr>
+        <w:t>1-3-</w:t>
+      </w:r>
+      <w:r>
+        <w:t>1. 拷贝整个 `</w:t>
+      </w:r>
+      <w:proofErr w:type="spellStart"/>
+      <w:r>
+        <w:t>TakeTopDshTeam</w:t>
+      </w:r>
+      <w:proofErr w:type="spellEnd"/>
+      <w:r>
+        <w:t>` 目录到目标机器。</w:t>
+      </w:r>
+    </w:p>
+    <w:p>
+      <w:pPr>
+        <w:ind w:firstLineChars="200" w:firstLine="440"/>
+        <w:rPr>
+          <w:rFonts w:hint="eastAsia"/>
+        </w:rPr>
+      </w:pPr>
+      <w:r>
+        <w:rPr>
+          <w:rFonts w:hint="eastAsia"/>
+        </w:rPr>
+        <w:t>1-3-</w:t>
+      </w:r>
+      <w:r>
+        <w:t>2. 打开终端，进入目录：</w:t>
+      </w:r>
+    </w:p>
+    <w:p>
+      <w:pPr>
+        <w:ind w:firstLineChars="200" w:firstLine="440"/>
+        <w:rPr>
+          <w:rFonts w:hint="eastAsia"/>
+        </w:rPr>
+      </w:pPr>
+      <w:r>
+        <w:t xml:space="preserve">  </w:t>
+      </w:r>
+      <w:r>
+        <w:t>bash cd /path/to/</w:t>
+      </w:r>
+      <w:proofErr w:type="spellStart"/>
+      <w:r>
+        <w:t>TakeTopDshTeam</w:t>
+      </w:r>
+      <w:proofErr w:type="spellEnd"/>
+      <w:r>
+        <w:t xml:space="preserve"> </w:t>
+      </w:r>
+      <w:proofErr w:type="spellStart"/>
+      <w:r>
+        <w:t>chmod</w:t>
+      </w:r>
+      <w:proofErr w:type="spellEnd"/>
+      <w:r>
+        <w:t xml:space="preserve"> +x start.sh ./start.sh</w:t>
+      </w:r>
+    </w:p>
+    <w:p>
+      <w:pPr>
+        <w:ind w:firstLineChars="200" w:firstLine="440"/>
+        <w:rPr>
+          <w:rFonts w:hint="eastAsia"/>
+        </w:rPr>
+      </w:pPr>
+      <w:r>
+        <w:rPr>
+          <w:rFonts w:hint="eastAsia"/>
+        </w:rPr>
+        <w:t>1-3-</w:t>
+      </w:r>
+      <w:r>
+        <w:t>3. 首次运行自动解压 Node（</w:t>
+      </w:r>
+      <w:r>
+        <w:rPr>
+          <w:b/>
+          <w:bCs/>
+        </w:rPr>
+        <w:t>**已内置，无需下载**</w:t>
+      </w:r>
+      <w:r>
+        <w:t>）；仅 `@deepseek-ai/dsh` 的原生依赖需</w:t>
+      </w:r>
+      <w:r>
+        <w:rPr>
+          <w:b/>
+          <w:bCs/>
+        </w:rPr>
         <w:t>**联网安装一次**</w:t>
       </w:r>
       <w:r>
@@ -844,7 +954,7 @@
           <w:noProof/>
         </w:rPr>
         <w:drawing>
-          <wp:inline distT="0" distB="0" distL="0" distR="0" wp14:anchorId="78E1C3EA" wp14:editId="03A59222">
+          <wp:inline distT="0" distB="0" distL="0" distR="0" wp14:anchorId="78E1C3EA" wp14:editId="46B56F6C">
             <wp:extent cx="5274310" cy="465455"/>
             <wp:effectExtent l="0" t="0" r="2540" b="0"/>
             <wp:docPr id="286631104" name="图片 1"/>
@@ -1309,7 +1419,7 @@
           <w:noProof/>
         </w:rPr>
         <w:drawing>
-          <wp:inline distT="0" distB="0" distL="0" distR="0" wp14:anchorId="2044E27F" wp14:editId="1ABA99A8">
+          <wp:inline distT="0" distB="0" distL="0" distR="0" wp14:anchorId="2044E27F" wp14:editId="4F63E783">
             <wp:extent cx="5274310" cy="2002155"/>
             <wp:effectExtent l="0" t="0" r="2540" b="0"/>
             <wp:docPr id="5370857" name="图片 5"/>
@@ -1792,7 +1902,7 @@
           <w:noProof/>
         </w:rPr>
         <w:drawing>
-          <wp:inline distT="0" distB="0" distL="0" distR="0" wp14:anchorId="39F15B5B" wp14:editId="27203C6B">
+          <wp:inline distT="0" distB="0" distL="0" distR="0" wp14:anchorId="39F15B5B" wp14:editId="7ACE1761">
             <wp:extent cx="5274310" cy="1233805"/>
             <wp:effectExtent l="0" t="0" r="2540" b="4445"/>
             <wp:docPr id="1833294711" name="图片 8"/>
@@ -2611,6 +2721,11 @@
       </w:r>
     </w:p>
     <w:p>
+      <w:pPr>
+        <w:rPr>
+          <w:rFonts w:hint="eastAsia"/>
+        </w:rPr>
+      </w:pPr>
       <w:r>
         <w:rPr>
           <w:rFonts w:hint="eastAsia"/>
@@ -3031,6 +3146,11 @@
       </w:r>
     </w:p>
     <w:p>
+      <w:pPr>
+        <w:rPr>
+          <w:rFonts w:hint="eastAsia"/>
+        </w:rPr>
+      </w:pPr>
       <w:r>
         <w:rPr>
           <w:rFonts w:hint="eastAsia"/>

--- a/WordFile/操作说明.docx
+++ b/WordFile/操作说明.docx
@@ -21,404 +21,613 @@
           <w:sz w:val="36"/>
           <w:szCs w:val="36"/>
         </w:rPr>
-        <w:t xml:space="preserve"> </w:t>
-      </w:r>
-      <w:proofErr w:type="spellStart"/>
-      <w:r>
-        <w:rPr>
-          <w:rFonts w:hint="eastAsia"/>
+        <w:t xml:space="preserve"> TakeTopDSH Team </w:t>
+      </w:r>
+    </w:p>
+    <w:p>
+      <w:pPr>
+        <w:jc w:val="center"/>
+        <w:rPr>
+          <w:rFonts w:hint="eastAsia"/>
+        </w:rPr>
+      </w:pPr>
+      <w:r>
+        <w:rPr>
+          <w:rFonts w:hint="eastAsia"/>
+        </w:rPr>
+        <w:t>操作说明</w:t>
+      </w:r>
+    </w:p>
+    <w:p>
+      <w:pPr>
+        <w:rPr>
+          <w:rFonts w:hint="eastAsia"/>
+        </w:rPr>
+      </w:pPr>
+    </w:p>
+    <w:p>
+      <w:pPr>
+        <w:rPr>
+          <w:rFonts w:hint="eastAsia"/>
+        </w:rPr>
+      </w:pPr>
+      <w:r>
+        <w:rPr>
+          <w:rFonts w:hint="eastAsia"/>
+        </w:rPr>
+        <w:t>## 目录</w:t>
+      </w:r>
+    </w:p>
+    <w:p>
+      <w:pPr>
+        <w:rPr>
+          <w:rFonts w:hint="eastAsia"/>
+        </w:rPr>
+      </w:pPr>
+      <w:r>
+        <w:rPr>
+          <w:rFonts w:hint="eastAsia"/>
+        </w:rPr>
+        <w:t>- [一、整体</w:t>
+      </w:r>
+      <w:r>
+        <w:rPr>
+          <w:rFonts w:hint="eastAsia"/>
+        </w:rPr>
+        <w:t>描述</w:t>
+      </w:r>
+    </w:p>
+    <w:p>
+      <w:pPr>
+        <w:rPr>
+          <w:rFonts w:hint="eastAsia"/>
+        </w:rPr>
+      </w:pPr>
+      <w:r>
+        <w:rPr>
+          <w:rFonts w:hint="eastAsia"/>
+        </w:rPr>
+        <w:t>- [二、平台登录</w:t>
+      </w:r>
+    </w:p>
+    <w:p>
+      <w:pPr>
+        <w:rPr>
+          <w:rFonts w:hint="eastAsia"/>
+        </w:rPr>
+      </w:pPr>
+      <w:r>
+        <w:rPr>
+          <w:rFonts w:hint="eastAsia"/>
+        </w:rPr>
+        <w:t>- [三、管理页面</w:t>
+      </w:r>
+    </w:p>
+    <w:p>
+      <w:pPr>
+        <w:rPr>
+          <w:rFonts w:hint="eastAsia"/>
+        </w:rPr>
+      </w:pPr>
+      <w:r>
+        <w:rPr>
+          <w:rFonts w:hint="eastAsia"/>
+        </w:rPr>
+        <w:t>- [四、</w:t>
+      </w:r>
+      <w:r>
+        <w:rPr>
+          <w:rFonts w:hint="eastAsia"/>
+        </w:rPr>
+        <w:t>DSH工作台</w:t>
+      </w:r>
+    </w:p>
+    <w:p>
+      <w:pPr>
+        <w:rPr>
+          <w:rFonts w:hint="eastAsia"/>
+        </w:rPr>
+      </w:pPr>
+      <w:r>
+        <w:rPr>
+          <w:rFonts w:hint="eastAsia"/>
+        </w:rPr>
+        <w:t>- [五、</w:t>
+      </w:r>
+      <w:r>
+        <w:rPr>
+          <w:rFonts w:hint="eastAsia"/>
+        </w:rPr>
+        <w:t>其它</w:t>
+      </w:r>
+      <w:r>
+        <w:rPr>
+          <w:rFonts w:hint="eastAsia"/>
+        </w:rPr>
+        <w:t>成员</w:t>
+      </w:r>
+      <w:r>
+        <w:rPr>
+          <w:rFonts w:hint="eastAsia"/>
+        </w:rPr>
+        <w:t>操作</w:t>
+      </w:r>
+    </w:p>
+    <w:p>
+      <w:pPr>
+        <w:rPr>
+          <w:rFonts w:hint="eastAsia"/>
+        </w:rPr>
+      </w:pPr>
+      <w:r>
+        <w:rPr>
+          <w:rFonts w:hint="eastAsia"/>
+        </w:rPr>
+        <w:t>- [六、DSH操作</w:t>
+      </w:r>
+    </w:p>
+    <w:p>
+      <w:pPr>
+        <w:rPr>
+          <w:rFonts w:hint="eastAsia"/>
+        </w:rPr>
+      </w:pPr>
+    </w:p>
+    <w:p>
+      <w:pPr>
+        <w:ind w:firstLineChars="200" w:firstLine="440"/>
+        <w:rPr>
+          <w:rFonts w:hint="eastAsia"/>
+        </w:rPr>
+      </w:pPr>
+      <w:r>
+        <w:rPr>
+          <w:rFonts w:hint="eastAsia"/>
+        </w:rPr>
+        <w:t>本说明面向使用者，讲清：安装 → 登录 → 打开工作台 → 文件管理 / 我的任务 → 管员任务分配、实例管理、语言切换→成员DSH使用！</w:t>
+      </w:r>
+    </w:p>
+    <w:p>
+      <w:pPr>
+        <w:rPr>
+          <w:rFonts w:hint="eastAsia"/>
+        </w:rPr>
+      </w:pPr>
+    </w:p>
+    <w:p>
+      <w:pPr>
+        <w:ind w:left="220" w:hangingChars="100" w:hanging="220"/>
+        <w:rPr>
+          <w:rFonts w:hint="eastAsia"/>
+        </w:rPr>
+      </w:pPr>
+      <w:r>
+        <w:rPr>
+          <w:rFonts w:hint="eastAsia"/>
+        </w:rPr>
+        <w:t>一、</w:t>
+      </w:r>
+      <w:r>
+        <w:rPr>
+          <w:rFonts w:hint="eastAsia"/>
+        </w:rPr>
+        <w:t>安装</w:t>
+      </w:r>
+    </w:p>
+    <w:p>
+      <w:pPr>
+        <w:ind w:firstLineChars="200" w:firstLine="440"/>
+        <w:rPr>
+          <w:rFonts w:hint="eastAsia"/>
+        </w:rPr>
+      </w:pPr>
+      <w:r>
+        <w:rPr>
+          <w:rFonts w:hint="eastAsia"/>
+        </w:rPr>
+        <w:t>TakeTopDSH Team 是一个不用安装，</w:t>
+      </w:r>
+      <w:r>
+        <w:t>拷贝</w:t>
+      </w:r>
+      <w:r>
+        <w:rPr>
+          <w:rFonts w:hint="eastAsia"/>
+        </w:rPr>
+        <w:t>即用的软件 ，</w:t>
+      </w:r>
+      <w:r>
+        <w:rPr>
+          <w:rFonts w:hint="eastAsia"/>
+        </w:rPr>
+        <w:t>按</w:t>
+      </w:r>
+      <w:r>
+        <w:rPr>
+          <w:rFonts w:hint="eastAsia"/>
+        </w:rPr>
+        <w:t>这个</w:t>
+      </w:r>
+      <w:r>
+        <w:rPr>
+          <w:rFonts w:hint="eastAsia"/>
+        </w:rPr>
+        <w:t>步骤</w:t>
+      </w:r>
+      <w:r>
+        <w:rPr>
+          <w:rFonts w:hint="eastAsia"/>
+        </w:rPr>
+        <w:t>：</w:t>
+      </w:r>
+      <w:r>
+        <w:t xml:space="preserve">拷贝 `TakeTopDshTeam` 到目标机 → Windows 双击 `start.bat` </w:t>
+      </w:r>
+      <w:r>
+        <w:rPr>
+          <w:rFonts w:hint="eastAsia"/>
+        </w:rPr>
+        <w:t xml:space="preserve">, </w:t>
+      </w:r>
+      <w:r>
+        <w:t xml:space="preserve"> macOS/Linux 运行 `./start.sh` → 浏览器访问 `http://127.0.0.1:46001` → 点 </w:t>
+      </w:r>
+      <w:r>
+        <w:rPr>
           <w:b/>
           <w:bCs/>
-          <w:sz w:val="36"/>
-          <w:szCs w:val="36"/>
-        </w:rPr>
-        <w:t>TakeTopDSH</w:t>
-      </w:r>
-      <w:proofErr w:type="spellEnd"/>
-      <w:r>
-        <w:rPr>
-          <w:rFonts w:hint="eastAsia"/>
+        </w:rPr>
+        <w:t>**"打开DSH"**</w:t>
+      </w:r>
+      <w:r>
+        <w:rPr>
+          <w:rFonts w:hint="eastAsia"/>
+        </w:rPr>
+        <w:t xml:space="preserve"> 就可以使用上了，详细说明如下：</w:t>
+      </w:r>
+    </w:p>
+    <w:p>
+      <w:pPr>
+        <w:ind w:firstLineChars="200" w:firstLine="440"/>
+        <w:rPr>
+          <w:rFonts w:hint="eastAsia"/>
+        </w:rPr>
+      </w:pPr>
+      <w:r>
+        <w:rPr>
+          <w:rFonts w:hint="eastAsia"/>
+        </w:rPr>
+        <w:t>1-1、</w:t>
+      </w:r>
+      <w:r>
+        <w:t xml:space="preserve"> Windows </w:t>
+      </w:r>
+    </w:p>
+    <w:p>
+      <w:pPr>
+        <w:ind w:firstLineChars="200" w:firstLine="440"/>
+        <w:rPr>
+          <w:rFonts w:hint="eastAsia"/>
+        </w:rPr>
+      </w:pPr>
+      <w:r>
+        <w:rPr>
+          <w:rFonts w:hint="eastAsia"/>
+        </w:rPr>
+        <w:t>1-1-</w:t>
+      </w:r>
+      <w:r>
+        <w:t>1. 拷贝整个 `TakeTopDshTeam` 目录到目标电脑。</w:t>
+      </w:r>
+    </w:p>
+    <w:p>
+      <w:pPr>
+        <w:ind w:firstLineChars="200" w:firstLine="440"/>
+        <w:rPr>
+          <w:rFonts w:hint="eastAsia"/>
+        </w:rPr>
+      </w:pPr>
+      <w:r>
+        <w:rPr>
+          <w:rFonts w:hint="eastAsia"/>
+        </w:rPr>
+        <w:t>1-1-</w:t>
+      </w:r>
+      <w:r>
+        <w:t xml:space="preserve">2. 双击 </w:t>
+      </w:r>
+      <w:r>
+        <w:rPr>
           <w:b/>
           <w:bCs/>
-          <w:sz w:val="36"/>
-          <w:szCs w:val="36"/>
-        </w:rPr>
-        <w:t xml:space="preserve"> Team </w:t>
-      </w:r>
-    </w:p>
-    <w:p>
-      <w:pPr>
-        <w:jc w:val="center"/>
-        <w:rPr>
-          <w:rFonts w:hint="eastAsia"/>
-        </w:rPr>
-      </w:pPr>
-      <w:r>
-        <w:rPr>
-          <w:rFonts w:hint="eastAsia"/>
-        </w:rPr>
-        <w:t>操作说明</w:t>
-      </w:r>
-    </w:p>
-    <w:p>
-      <w:pPr>
-        <w:rPr>
-          <w:rFonts w:hint="eastAsia"/>
-        </w:rPr>
-      </w:pPr>
-    </w:p>
-    <w:p>
-      <w:pPr>
-        <w:rPr>
-          <w:rFonts w:hint="eastAsia"/>
-        </w:rPr>
-      </w:pPr>
-      <w:r>
-        <w:rPr>
-          <w:rFonts w:hint="eastAsia"/>
-        </w:rPr>
-        <w:t>#</w:t>
-      </w:r>
-      <w:proofErr w:type="gramStart"/>
-      <w:r>
-        <w:rPr>
-          <w:rFonts w:hint="eastAsia"/>
-        </w:rPr>
-        <w:t># 目录</w:t>
-      </w:r>
-      <w:proofErr w:type="gramEnd"/>
-    </w:p>
-    <w:p>
-      <w:pPr>
-        <w:rPr>
-          <w:rFonts w:hint="eastAsia"/>
-        </w:rPr>
-      </w:pPr>
-      <w:r>
-        <w:rPr>
-          <w:rFonts w:hint="eastAsia"/>
-        </w:rPr>
-        <w:t>- [一、整体</w:t>
-      </w:r>
-      <w:r>
-        <w:rPr>
-          <w:rFonts w:hint="eastAsia"/>
-        </w:rPr>
-        <w:t>描述</w:t>
-      </w:r>
-    </w:p>
-    <w:p>
-      <w:pPr>
-        <w:rPr>
-          <w:rFonts w:hint="eastAsia"/>
-        </w:rPr>
-      </w:pPr>
-      <w:r>
-        <w:rPr>
-          <w:rFonts w:hint="eastAsia"/>
-        </w:rPr>
-        <w:t>- [二、平台登录</w:t>
-      </w:r>
-    </w:p>
-    <w:p>
-      <w:pPr>
-        <w:rPr>
-          <w:rFonts w:hint="eastAsia"/>
-        </w:rPr>
-      </w:pPr>
-      <w:r>
-        <w:rPr>
-          <w:rFonts w:hint="eastAsia"/>
-        </w:rPr>
-        <w:t>- [三、管理页面</w:t>
-      </w:r>
-    </w:p>
-    <w:p>
-      <w:pPr>
-        <w:rPr>
-          <w:rFonts w:hint="eastAsia"/>
-        </w:rPr>
-      </w:pPr>
-      <w:r>
-        <w:rPr>
-          <w:rFonts w:hint="eastAsia"/>
-        </w:rPr>
-        <w:t>- [四、</w:t>
-      </w:r>
-      <w:r>
-        <w:rPr>
-          <w:rFonts w:hint="eastAsia"/>
-        </w:rPr>
-        <w:t>DSH工作台</w:t>
-      </w:r>
-    </w:p>
-    <w:p>
-      <w:pPr>
-        <w:rPr>
-          <w:rFonts w:hint="eastAsia"/>
-        </w:rPr>
-      </w:pPr>
-      <w:r>
-        <w:rPr>
-          <w:rFonts w:hint="eastAsia"/>
-        </w:rPr>
-        <w:t>- [五、成员</w:t>
-      </w:r>
-      <w:r>
-        <w:rPr>
-          <w:rFonts w:hint="eastAsia"/>
-        </w:rPr>
-        <w:t>工作</w:t>
-      </w:r>
-    </w:p>
-    <w:p>
-      <w:pPr>
-        <w:rPr>
-          <w:rFonts w:hint="eastAsia"/>
-        </w:rPr>
-      </w:pPr>
-      <w:r>
-        <w:rPr>
-          <w:rFonts w:hint="eastAsia"/>
-        </w:rPr>
-        <w:t>- [六、DSH操作</w:t>
-      </w:r>
-    </w:p>
-    <w:p>
-      <w:pPr>
-        <w:rPr>
-          <w:rFonts w:hint="eastAsia"/>
-        </w:rPr>
-      </w:pPr>
-    </w:p>
-    <w:p>
-      <w:pPr>
-        <w:ind w:firstLineChars="200" w:firstLine="440"/>
-        <w:rPr>
-          <w:rFonts w:hint="eastAsia"/>
-        </w:rPr>
-      </w:pPr>
-      <w:r>
-        <w:rPr>
-          <w:rFonts w:hint="eastAsia"/>
-        </w:rPr>
-        <w:t>本说明面向使用者，讲清：安装 → 登录 → 打开工作台 → 文件管理 / 我的任务 → 管员任务分配、实例管理、语言切换→成员DSH使用！</w:t>
-      </w:r>
-    </w:p>
-    <w:p>
-      <w:pPr>
-        <w:rPr>
-          <w:rFonts w:hint="eastAsia"/>
-        </w:rPr>
-      </w:pPr>
-    </w:p>
-    <w:p>
-      <w:pPr>
-        <w:ind w:left="220" w:hangingChars="100" w:hanging="220"/>
-        <w:rPr>
-          <w:rFonts w:hint="eastAsia"/>
-        </w:rPr>
-      </w:pPr>
-      <w:r>
-        <w:rPr>
-          <w:rFonts w:hint="eastAsia"/>
-        </w:rPr>
-        <w:t>一、</w:t>
-      </w:r>
-      <w:r>
-        <w:rPr>
-          <w:rFonts w:hint="eastAsia"/>
-        </w:rPr>
-        <w:t>安装</w:t>
-      </w:r>
-    </w:p>
-    <w:p>
-      <w:pPr>
-        <w:ind w:firstLineChars="200" w:firstLine="440"/>
-        <w:rPr>
-          <w:rFonts w:hint="eastAsia"/>
-        </w:rPr>
-      </w:pPr>
-      <w:proofErr w:type="spellStart"/>
-      <w:r>
-        <w:rPr>
-          <w:rFonts w:hint="eastAsia"/>
-        </w:rPr>
-        <w:t>TakeTopDSH</w:t>
-      </w:r>
-      <w:proofErr w:type="spellEnd"/>
-      <w:r>
-        <w:rPr>
-          <w:rFonts w:hint="eastAsia"/>
-        </w:rPr>
-        <w:t xml:space="preserve"> Team 是一个不用安装，</w:t>
-      </w:r>
-      <w:r>
-        <w:t>拷贝</w:t>
-      </w:r>
-      <w:r>
-        <w:rPr>
-          <w:rFonts w:hint="eastAsia"/>
-        </w:rPr>
-        <w:t>即用的</w:t>
-      </w:r>
-      <w:proofErr w:type="gramStart"/>
-      <w:r>
-        <w:rPr>
-          <w:rFonts w:hint="eastAsia"/>
-        </w:rPr>
-        <w:t>软件 ，</w:t>
-      </w:r>
-      <w:proofErr w:type="gramEnd"/>
-      <w:r>
-        <w:rPr>
-          <w:rFonts w:hint="eastAsia"/>
-        </w:rPr>
-        <w:t>按</w:t>
-      </w:r>
-      <w:r>
-        <w:rPr>
-          <w:rFonts w:hint="eastAsia"/>
-        </w:rPr>
-        <w:t>这个</w:t>
-      </w:r>
-      <w:r>
-        <w:rPr>
-          <w:rFonts w:hint="eastAsia"/>
-        </w:rPr>
-        <w:t>步骤</w:t>
-      </w:r>
-      <w:r>
-        <w:rPr>
-          <w:rFonts w:hint="eastAsia"/>
-        </w:rPr>
-        <w:t>：</w:t>
-      </w:r>
-      <w:proofErr w:type="gramStart"/>
-      <w:r>
-        <w:t>拷贝 `</w:t>
-      </w:r>
-      <w:proofErr w:type="spellStart"/>
-      <w:proofErr w:type="gramEnd"/>
-      <w:r>
-        <w:t>TakeTopDshTeam</w:t>
-      </w:r>
-      <w:proofErr w:type="spellEnd"/>
-      <w:proofErr w:type="gramStart"/>
-      <w:r>
-        <w:t>` 到</w:t>
-      </w:r>
-      <w:proofErr w:type="gramEnd"/>
-      <w:r>
-        <w:t>目标</w:t>
-      </w:r>
-      <w:proofErr w:type="gramStart"/>
-      <w:r>
-        <w:t xml:space="preserve">机 → </w:t>
-      </w:r>
-      <w:proofErr w:type="gramEnd"/>
-      <w:r>
-        <w:t xml:space="preserve">Windows </w:t>
-      </w:r>
-      <w:proofErr w:type="gramStart"/>
-      <w:r>
-        <w:t>双击 `</w:t>
-      </w:r>
-      <w:proofErr w:type="gramEnd"/>
-      <w:r>
-        <w:t>start.bat`</w:t>
-      </w:r>
-      <w:proofErr w:type="gramStart"/>
-      <w:r>
-        <w:t xml:space="preserve"> </w:t>
-      </w:r>
-      <w:r>
-        <w:rPr>
-          <w:rFonts w:hint="eastAsia"/>
-        </w:rPr>
-        <w:t>,</w:t>
-      </w:r>
-      <w:proofErr w:type="gramEnd"/>
-      <w:r>
-        <w:rPr>
-          <w:rFonts w:hint="eastAsia"/>
-        </w:rPr>
-        <w:t xml:space="preserve"> </w:t>
-      </w:r>
-      <w:r>
-        <w:t xml:space="preserve"> macOS/Linux 运行 </w:t>
-      </w:r>
-      <w:proofErr w:type="gramStart"/>
-      <w:r>
-        <w:t>`.</w:t>
-      </w:r>
-      <w:proofErr w:type="gramEnd"/>
-      <w:r>
-        <w:t>/start.sh</w:t>
-      </w:r>
-      <w:proofErr w:type="gramStart"/>
-      <w:r>
-        <w:t xml:space="preserve">` → </w:t>
-      </w:r>
-      <w:proofErr w:type="gramEnd"/>
-      <w:r>
-        <w:t>浏览器</w:t>
-      </w:r>
-      <w:proofErr w:type="gramStart"/>
-      <w:r>
-        <w:t xml:space="preserve">访问 `http://127.0.0.1:46001` → 点 </w:t>
+        </w:rPr>
+        <w:t>**</w:t>
+      </w:r>
+      <w:r>
+        <w:t>`start.bat`</w:t>
       </w:r>
       <w:r>
         <w:rPr>
           <w:b/>
           <w:bCs/>
         </w:rPr>
-        <w:t>*</w:t>
-      </w:r>
-      <w:proofErr w:type="gramEnd"/>
+        <w:t>**</w:t>
+      </w:r>
+      <w:r>
+        <w:t>（或右键 → 以管理员身份运行，若端口被占用）。</w:t>
+      </w:r>
+    </w:p>
+    <w:p>
+      <w:pPr>
+        <w:ind w:firstLineChars="200" w:firstLine="440"/>
+        <w:rPr>
+          <w:rFonts w:hint="eastAsia"/>
+        </w:rPr>
+      </w:pPr>
+      <w:r>
+        <w:rPr>
+          <w:rFonts w:hint="eastAsia"/>
+        </w:rPr>
+        <w:t>1-1-</w:t>
+      </w:r>
+      <w:r>
+        <w:t>3. 浏览器自动打开</w:t>
+      </w:r>
+      <w:r>
+        <w:rPr>
+          <w:rFonts w:hint="eastAsia"/>
+        </w:rPr>
+        <w:t>登录页面</w:t>
+      </w:r>
+      <w:r>
+        <w:t xml:space="preserve"> `http://127.0.0.1:46001`。</w:t>
+      </w:r>
+    </w:p>
+    <w:p>
+      <w:pPr>
+        <w:ind w:firstLineChars="200" w:firstLine="440"/>
+        <w:rPr>
+          <w:rFonts w:hint="eastAsia"/>
+        </w:rPr>
+      </w:pPr>
+    </w:p>
+    <w:p>
+      <w:pPr>
+        <w:ind w:firstLineChars="200" w:firstLine="440"/>
+        <w:rPr>
+          <w:rFonts w:hint="eastAsia"/>
+        </w:rPr>
+      </w:pPr>
+      <w:r>
+        <w:rPr>
+          <w:rFonts w:hint="eastAsia"/>
+        </w:rPr>
+        <w:t>1-2</w:t>
+      </w:r>
+      <w:r>
+        <w:t xml:space="preserve"> macOS (Apple Silicon, arm64)</w:t>
+      </w:r>
+    </w:p>
+    <w:p>
+      <w:pPr>
+        <w:ind w:firstLineChars="200" w:firstLine="440"/>
+        <w:rPr>
+          <w:rFonts w:hint="eastAsia"/>
+        </w:rPr>
+      </w:pPr>
+      <w:r>
+        <w:rPr>
+          <w:rFonts w:hint="eastAsia"/>
+        </w:rPr>
+        <w:t>1-2-</w:t>
+      </w:r>
+      <w:r>
+        <w:t>1. 拷贝整个 `TakeTopDshTeam` 目录到目标 Mac。</w:t>
+      </w:r>
+    </w:p>
+    <w:p>
+      <w:pPr>
+        <w:ind w:firstLineChars="200" w:firstLine="440"/>
+        <w:rPr>
+          <w:rFonts w:hint="eastAsia"/>
+        </w:rPr>
+      </w:pPr>
+      <w:r>
+        <w:rPr>
+          <w:rFonts w:hint="eastAsia"/>
+        </w:rPr>
+        <w:t>1-2-</w:t>
+      </w:r>
+      <w:r>
+        <w:t>2. 打开终端（Terminal），进入目录：</w:t>
+      </w:r>
+    </w:p>
+    <w:p>
+      <w:pPr>
+        <w:ind w:firstLineChars="200" w:firstLine="440"/>
+        <w:rPr>
+          <w:rFonts w:hint="eastAsia"/>
+        </w:rPr>
+      </w:pPr>
+      <w:r>
+        <w:t xml:space="preserve">   bash</w:t>
+      </w:r>
+      <w:r>
+        <w:t xml:space="preserve"> cd /path/to/TakeTopDshTeam chmod +x start.sh ./start.sh</w:t>
+      </w:r>
+    </w:p>
+    <w:p>
+      <w:pPr>
+        <w:ind w:firstLineChars="200" w:firstLine="440"/>
+        <w:rPr>
+          <w:rFonts w:hint="eastAsia"/>
+        </w:rPr>
+      </w:pPr>
+    </w:p>
+    <w:p>
+      <w:pPr>
+        <w:ind w:firstLineChars="200" w:firstLine="440"/>
+        <w:rPr>
+          <w:rFonts w:hint="eastAsia"/>
+        </w:rPr>
+      </w:pPr>
+      <w:r>
+        <w:rPr>
+          <w:rFonts w:hint="eastAsia"/>
+        </w:rPr>
+        <w:t>1-2-</w:t>
+      </w:r>
+      <w:r>
+        <w:t>3. 首次运行会自动解压 Node 并安装 `@deepseek-ai/dsh`（</w:t>
+      </w:r>
       <w:r>
         <w:rPr>
           <w:b/>
           <w:bCs/>
         </w:rPr>
-        <w:t>*</w:t>
-      </w:r>
-      <w:proofErr w:type="gramStart"/>
+        <w:t>**需联网一次**</w:t>
+      </w:r>
+      <w:r>
+        <w:t>）。</w:t>
+      </w:r>
+    </w:p>
+    <w:p>
+      <w:pPr>
+        <w:ind w:firstLineChars="200" w:firstLine="440"/>
+        <w:rPr>
+          <w:rFonts w:hint="eastAsia"/>
+        </w:rPr>
+      </w:pPr>
+      <w:r>
+        <w:rPr>
+          <w:rFonts w:hint="eastAsia"/>
+        </w:rPr>
+        <w:t>1-2-</w:t>
+      </w:r>
+      <w:r>
+        <w:t>4.</w:t>
+      </w:r>
+      <w:r>
+        <w:t>浏览器自动打开</w:t>
+      </w:r>
+      <w:r>
+        <w:rPr>
+          <w:rFonts w:hint="eastAsia"/>
+        </w:rPr>
+        <w:t>登录页面</w:t>
+      </w:r>
+      <w:r>
+        <w:t xml:space="preserve"> `http://127.0.0.1:46001`。</w:t>
+      </w:r>
+    </w:p>
+    <w:p>
+      <w:pPr>
+        <w:ind w:firstLineChars="200" w:firstLine="440"/>
+        <w:rPr>
+          <w:rFonts w:hint="eastAsia"/>
+        </w:rPr>
+      </w:pPr>
+    </w:p>
+    <w:p>
+      <w:pPr>
+        <w:ind w:firstLineChars="200" w:firstLine="440"/>
+        <w:rPr>
+          <w:rFonts w:hint="eastAsia"/>
+        </w:rPr>
+      </w:pPr>
+      <w:r>
+        <w:rPr>
+          <w:rFonts w:hint="eastAsia"/>
+        </w:rPr>
+        <w:t>1-3、</w:t>
+      </w:r>
+      <w:r>
+        <w:t xml:space="preserve"> Linux (x64 / arm64)</w:t>
+      </w:r>
+    </w:p>
+    <w:p>
+      <w:pPr>
+        <w:ind w:firstLineChars="200" w:firstLine="440"/>
+        <w:rPr>
+          <w:rFonts w:hint="eastAsia"/>
+        </w:rPr>
+      </w:pPr>
+      <w:r>
+        <w:rPr>
+          <w:rFonts w:hint="eastAsia"/>
+        </w:rPr>
+        <w:t>1-3-</w:t>
+      </w:r>
+      <w:r>
+        <w:t>1. 拷贝整个 `TakeTopDshTeam` 目录到目标机器。</w:t>
+      </w:r>
+    </w:p>
+    <w:p>
+      <w:pPr>
+        <w:ind w:firstLineChars="200" w:firstLine="440"/>
+        <w:rPr>
+          <w:rFonts w:hint="eastAsia"/>
+        </w:rPr>
+      </w:pPr>
+      <w:r>
+        <w:rPr>
+          <w:rFonts w:hint="eastAsia"/>
+        </w:rPr>
+        <w:t>1-3-</w:t>
+      </w:r>
+      <w:r>
+        <w:t>2. 打开终端，进入目录：</w:t>
+      </w:r>
+    </w:p>
+    <w:p>
+      <w:pPr>
+        <w:ind w:firstLineChars="200" w:firstLine="440"/>
+        <w:rPr>
+          <w:rFonts w:hint="eastAsia"/>
+        </w:rPr>
+      </w:pPr>
+      <w:r>
+        <w:t xml:space="preserve">  </w:t>
+      </w:r>
+      <w:r>
+        <w:t>bash cd /path/to/TakeTopDshTeam chmod +x start.sh ./start.sh</w:t>
+      </w:r>
+    </w:p>
+    <w:p>
+      <w:pPr>
+        <w:ind w:firstLineChars="200" w:firstLine="440"/>
+        <w:rPr>
+          <w:rFonts w:hint="eastAsia"/>
+        </w:rPr>
+      </w:pPr>
+      <w:r>
+        <w:rPr>
+          <w:rFonts w:hint="eastAsia"/>
+        </w:rPr>
+        <w:t>1-3-</w:t>
+      </w:r>
+      <w:r>
+        <w:t>3. 首次运行自动解压 Node（</w:t>
+      </w:r>
       <w:r>
         <w:rPr>
           <w:b/>
           <w:bCs/>
         </w:rPr>
-        <w:t>"打开</w:t>
-      </w:r>
-      <w:proofErr w:type="gramEnd"/>
+        <w:t>**已内置，无需下载**</w:t>
+      </w:r>
+      <w:r>
+        <w:t>）；仅 `@deepseek-ai/dsh` 的原生依赖需</w:t>
+      </w:r>
       <w:r>
         <w:rPr>
           <w:b/>
           <w:bCs/>
         </w:rPr>
-        <w:t>DSH"*</w:t>
-      </w:r>
-      <w:proofErr w:type="gramStart"/>
-      <w:r>
-        <w:rPr>
-          <w:b/>
-          <w:bCs/>
-        </w:rPr>
-        <w:t>*</w:t>
-      </w:r>
-      <w:r>
-        <w:rPr>
-          <w:rFonts w:hint="eastAsia"/>
-        </w:rPr>
-        <w:t xml:space="preserve"> 就</w:t>
-      </w:r>
-      <w:proofErr w:type="gramEnd"/>
-      <w:r>
-        <w:rPr>
-          <w:rFonts w:hint="eastAsia"/>
-        </w:rPr>
-        <w:t>可以使用上了，详细说明如下：</w:t>
+        <w:t>**联网安装一次**</w:t>
+      </w:r>
+      <w:r>
+        <w:t>，之后离线可用。</w:t>
       </w:r>
     </w:p>
     <w:p>
@@ -432,10 +641,69 @@
         <w:rPr>
           <w:rFonts w:hint="eastAsia"/>
         </w:rPr>
-        <w:t>1-1、</w:t>
-      </w:r>
-      <w:r>
-        <w:t xml:space="preserve"> Windows </w:t>
+        <w:t>1-</w:t>
+      </w:r>
+      <w:r>
+        <w:rPr>
+          <w:rFonts w:hint="eastAsia"/>
+        </w:rPr>
+        <w:t>3</w:t>
+      </w:r>
+      <w:r>
+        <w:rPr>
+          <w:rFonts w:hint="eastAsia"/>
+        </w:rPr>
+        <w:t>-</w:t>
+      </w:r>
+      <w:r>
+        <w:rPr>
+          <w:rFonts w:hint="eastAsia"/>
+        </w:rPr>
+        <w:t>4</w:t>
+      </w:r>
+      <w:r>
+        <w:t>. 浏览器自动打开</w:t>
+      </w:r>
+      <w:r>
+        <w:rPr>
+          <w:rFonts w:hint="eastAsia"/>
+        </w:rPr>
+        <w:t>登录页面</w:t>
+      </w:r>
+      <w:r>
+        <w:t xml:space="preserve"> `http://127.0.0.1:46001`。</w:t>
+      </w:r>
+    </w:p>
+    <w:p>
+      <w:pPr>
+        <w:rPr>
+          <w:rFonts w:hint="eastAsia"/>
+        </w:rPr>
+      </w:pPr>
+    </w:p>
+    <w:p>
+      <w:pPr>
+        <w:rPr>
+          <w:rFonts w:hint="eastAsia"/>
+        </w:rPr>
+      </w:pPr>
+      <w:r>
+        <w:rPr>
+          <w:rFonts w:hint="eastAsia"/>
+        </w:rPr>
+        <w:t>二</w:t>
+      </w:r>
+      <w:r>
+        <w:rPr>
+          <w:rFonts w:hint="eastAsia"/>
+        </w:rPr>
+        <w:t>，</w:t>
+      </w:r>
+      <w:r>
+        <w:rPr>
+          <w:rFonts w:hint="eastAsia"/>
+        </w:rPr>
+        <w:t>平台登录</w:t>
       </w:r>
     </w:p>
     <w:p>
@@ -449,479 +717,13 @@
         <w:rPr>
           <w:rFonts w:hint="eastAsia"/>
         </w:rPr>
-        <w:t>1-1-</w:t>
-      </w:r>
-      <w:r>
-        <w:t>1. 拷贝整个 `</w:t>
-      </w:r>
-      <w:proofErr w:type="spellStart"/>
-      <w:r>
-        <w:t>TakeTopDshTeam</w:t>
-      </w:r>
-      <w:proofErr w:type="spellEnd"/>
-      <w:r>
-        <w:t>` 目录到目标电脑。</w:t>
-      </w:r>
-    </w:p>
-    <w:p>
-      <w:pPr>
-        <w:ind w:firstLineChars="200" w:firstLine="440"/>
-        <w:rPr>
-          <w:rFonts w:hint="eastAsia"/>
-        </w:rPr>
-      </w:pPr>
-      <w:r>
-        <w:rPr>
-          <w:rFonts w:hint="eastAsia"/>
-        </w:rPr>
-        <w:t>1-1-</w:t>
-      </w:r>
-      <w:r>
-        <w:t xml:space="preserve">2. 双击 </w:t>
-      </w:r>
-      <w:r>
-        <w:rPr>
-          <w:b/>
-          <w:bCs/>
-        </w:rPr>
-        <w:t>**</w:t>
-      </w:r>
-      <w:r>
-        <w:t>`start.bat`</w:t>
-      </w:r>
-      <w:r>
-        <w:rPr>
-          <w:b/>
-          <w:bCs/>
-        </w:rPr>
-        <w:t>**</w:t>
-      </w:r>
-      <w:r>
-        <w:t>（或右键 → 以管理员身份运行，若端口被占用）。</w:t>
-      </w:r>
-    </w:p>
-    <w:p>
-      <w:pPr>
-        <w:ind w:firstLineChars="200" w:firstLine="440"/>
-        <w:rPr>
-          <w:rFonts w:hint="eastAsia"/>
-        </w:rPr>
-      </w:pPr>
-      <w:r>
-        <w:rPr>
-          <w:rFonts w:hint="eastAsia"/>
-        </w:rPr>
-        <w:t>1-1-</w:t>
-      </w:r>
-      <w:r>
-        <w:t>3. 浏览器自动打开</w:t>
-      </w:r>
-      <w:r>
-        <w:rPr>
-          <w:rFonts w:hint="eastAsia"/>
-        </w:rPr>
-        <w:t>登录页面</w:t>
-      </w:r>
-      <w:r>
-        <w:t xml:space="preserve"> `http://127.0.0.1:46001`。</w:t>
-      </w:r>
-    </w:p>
-    <w:p>
-      <w:pPr>
-        <w:ind w:firstLineChars="200" w:firstLine="440"/>
-        <w:rPr>
-          <w:rFonts w:hint="eastAsia"/>
-        </w:rPr>
-      </w:pPr>
-    </w:p>
-    <w:p>
-      <w:pPr>
-        <w:ind w:firstLineChars="200" w:firstLine="440"/>
-        <w:rPr>
-          <w:rFonts w:hint="eastAsia"/>
-        </w:rPr>
-      </w:pPr>
-      <w:r>
-        <w:rPr>
-          <w:rFonts w:hint="eastAsia"/>
-        </w:rPr>
-        <w:t>1-2</w:t>
-      </w:r>
-      <w:r>
-        <w:t xml:space="preserve"> macOS (Apple Silicon, arm64)</w:t>
-      </w:r>
-    </w:p>
-    <w:p>
-      <w:pPr>
-        <w:ind w:firstLineChars="200" w:firstLine="440"/>
-        <w:rPr>
-          <w:rFonts w:hint="eastAsia"/>
-        </w:rPr>
-      </w:pPr>
-      <w:r>
-        <w:rPr>
-          <w:rFonts w:hint="eastAsia"/>
-        </w:rPr>
-        <w:t>1-2-</w:t>
-      </w:r>
-      <w:r>
-        <w:t>1. 拷贝整个 `</w:t>
-      </w:r>
-      <w:proofErr w:type="spellStart"/>
-      <w:r>
-        <w:t>TakeTopDshTeam</w:t>
-      </w:r>
-      <w:proofErr w:type="spellEnd"/>
-      <w:r>
-        <w:t>` 目录到目标 Mac。</w:t>
-      </w:r>
-    </w:p>
-    <w:p>
-      <w:pPr>
-        <w:ind w:firstLineChars="200" w:firstLine="440"/>
-        <w:rPr>
-          <w:rFonts w:hint="eastAsia"/>
-        </w:rPr>
-      </w:pPr>
-      <w:r>
-        <w:rPr>
-          <w:rFonts w:hint="eastAsia"/>
-        </w:rPr>
-        <w:t>1-2-</w:t>
-      </w:r>
-      <w:r>
-        <w:t>2. 打开终端（Terminal），进入目录：</w:t>
-      </w:r>
-    </w:p>
-    <w:p>
-      <w:pPr>
-        <w:ind w:firstLineChars="200" w:firstLine="440"/>
-        <w:rPr>
-          <w:rFonts w:hint="eastAsia"/>
-        </w:rPr>
-      </w:pPr>
-      <w:r>
-        <w:t xml:space="preserve">   bash</w:t>
-      </w:r>
-      <w:r>
-        <w:t xml:space="preserve"> cd /path/to/</w:t>
-      </w:r>
-      <w:proofErr w:type="spellStart"/>
-      <w:r>
-        <w:t>TakeTopDshTeam</w:t>
-      </w:r>
-      <w:proofErr w:type="spellEnd"/>
-      <w:r>
-        <w:t xml:space="preserve"> </w:t>
-      </w:r>
-      <w:proofErr w:type="spellStart"/>
-      <w:r>
-        <w:t>chmod</w:t>
-      </w:r>
-      <w:proofErr w:type="spellEnd"/>
-      <w:r>
-        <w:t xml:space="preserve"> +x start.sh ./start.sh</w:t>
-      </w:r>
-    </w:p>
-    <w:p>
-      <w:pPr>
-        <w:ind w:firstLineChars="200" w:firstLine="440"/>
-        <w:rPr>
-          <w:rFonts w:hint="eastAsia"/>
-        </w:rPr>
-      </w:pPr>
-    </w:p>
-    <w:p>
-      <w:pPr>
-        <w:ind w:firstLineChars="200" w:firstLine="440"/>
-        <w:rPr>
-          <w:rFonts w:hint="eastAsia"/>
-        </w:rPr>
-      </w:pPr>
-      <w:r>
-        <w:rPr>
-          <w:rFonts w:hint="eastAsia"/>
-        </w:rPr>
-        <w:t>1-2-</w:t>
-      </w:r>
-      <w:r>
-        <w:t>3. 首次运行会自动解压 Node 并安装 `@deepseek-ai/dsh`（</w:t>
-      </w:r>
-      <w:r>
-        <w:rPr>
-          <w:b/>
-          <w:bCs/>
-        </w:rPr>
-        <w:t>**需联网一次**</w:t>
-      </w:r>
-      <w:r>
-        <w:t>）。</w:t>
-      </w:r>
-    </w:p>
-    <w:p>
-      <w:pPr>
-        <w:ind w:firstLineChars="200" w:firstLine="440"/>
-        <w:rPr>
-          <w:rFonts w:hint="eastAsia"/>
-        </w:rPr>
-      </w:pPr>
-      <w:r>
-        <w:rPr>
-          <w:rFonts w:hint="eastAsia"/>
-        </w:rPr>
-        <w:t>1-2-</w:t>
-      </w:r>
-      <w:r>
-        <w:t>4.</w:t>
-      </w:r>
-      <w:r>
-        <w:t>浏览器自动打开</w:t>
-      </w:r>
-      <w:r>
-        <w:rPr>
-          <w:rFonts w:hint="eastAsia"/>
-        </w:rPr>
-        <w:t>登录页面</w:t>
-      </w:r>
-      <w:r>
-        <w:t xml:space="preserve"> `http://127.0.0.1:46001`。</w:t>
-      </w:r>
-    </w:p>
-    <w:p>
-      <w:pPr>
-        <w:ind w:firstLineChars="200" w:firstLine="440"/>
-        <w:rPr>
-          <w:rFonts w:hint="eastAsia"/>
-        </w:rPr>
-      </w:pPr>
-    </w:p>
-    <w:p>
-      <w:pPr>
-        <w:ind w:firstLineChars="200" w:firstLine="440"/>
-        <w:rPr>
-          <w:rFonts w:hint="eastAsia"/>
-        </w:rPr>
-      </w:pPr>
-      <w:r>
-        <w:rPr>
-          <w:rFonts w:hint="eastAsia"/>
-        </w:rPr>
-        <w:t>1-3、</w:t>
-      </w:r>
-      <w:r>
-        <w:t xml:space="preserve"> Linux (x64 / arm64)</w:t>
-      </w:r>
-    </w:p>
-    <w:p>
-      <w:pPr>
-        <w:ind w:firstLineChars="200" w:firstLine="440"/>
-        <w:rPr>
-          <w:rFonts w:hint="eastAsia"/>
-        </w:rPr>
-      </w:pPr>
-      <w:r>
-        <w:rPr>
-          <w:rFonts w:hint="eastAsia"/>
-        </w:rPr>
-        <w:t>1-3-</w:t>
-      </w:r>
-      <w:r>
-        <w:t>1. 拷贝整个 `</w:t>
-      </w:r>
-      <w:proofErr w:type="spellStart"/>
-      <w:r>
-        <w:t>TakeTopDshTeam</w:t>
-      </w:r>
-      <w:proofErr w:type="spellEnd"/>
-      <w:r>
-        <w:t>` 目录到目标机器。</w:t>
-      </w:r>
-    </w:p>
-    <w:p>
-      <w:pPr>
-        <w:ind w:firstLineChars="200" w:firstLine="440"/>
-        <w:rPr>
-          <w:rFonts w:hint="eastAsia"/>
-        </w:rPr>
-      </w:pPr>
-      <w:r>
-        <w:rPr>
-          <w:rFonts w:hint="eastAsia"/>
-        </w:rPr>
-        <w:t>1-3-</w:t>
-      </w:r>
-      <w:r>
-        <w:t>2. 打开终端，进入目录：</w:t>
-      </w:r>
-    </w:p>
-    <w:p>
-      <w:pPr>
-        <w:ind w:firstLineChars="200" w:firstLine="440"/>
-        <w:rPr>
-          <w:rFonts w:hint="eastAsia"/>
-        </w:rPr>
-      </w:pPr>
-      <w:r>
-        <w:t xml:space="preserve">  </w:t>
-      </w:r>
-      <w:r>
-        <w:t>bash cd /path/to/</w:t>
-      </w:r>
-      <w:proofErr w:type="spellStart"/>
-      <w:r>
-        <w:t>TakeTopDshTeam</w:t>
-      </w:r>
-      <w:proofErr w:type="spellEnd"/>
-      <w:r>
-        <w:t xml:space="preserve"> </w:t>
-      </w:r>
-      <w:proofErr w:type="spellStart"/>
-      <w:r>
-        <w:t>chmod</w:t>
-      </w:r>
-      <w:proofErr w:type="spellEnd"/>
-      <w:r>
-        <w:t xml:space="preserve"> +x start.sh ./start.sh</w:t>
-      </w:r>
-    </w:p>
-    <w:p>
-      <w:pPr>
-        <w:ind w:firstLineChars="200" w:firstLine="440"/>
-        <w:rPr>
-          <w:rFonts w:hint="eastAsia"/>
-        </w:rPr>
-      </w:pPr>
-      <w:r>
-        <w:rPr>
-          <w:rFonts w:hint="eastAsia"/>
-        </w:rPr>
-        <w:t>1-3-</w:t>
-      </w:r>
-      <w:r>
-        <w:t>3. 首次运行自动解压 Node（</w:t>
-      </w:r>
-      <w:r>
-        <w:rPr>
-          <w:b/>
-          <w:bCs/>
-        </w:rPr>
-        <w:t>**已内置，无需下载**</w:t>
-      </w:r>
-      <w:r>
-        <w:t>）；仅 `@deepseek-ai/dsh` 的原生依赖需</w:t>
-      </w:r>
-      <w:r>
-        <w:rPr>
-          <w:b/>
-          <w:bCs/>
-        </w:rPr>
-        <w:t>**联网安装一次**</w:t>
-      </w:r>
-      <w:r>
-        <w:t>，之后离线可用。</w:t>
-      </w:r>
-    </w:p>
-    <w:p>
-      <w:pPr>
-        <w:ind w:firstLineChars="200" w:firstLine="440"/>
-        <w:rPr>
-          <w:rFonts w:hint="eastAsia"/>
-        </w:rPr>
-      </w:pPr>
-      <w:r>
-        <w:rPr>
-          <w:rFonts w:hint="eastAsia"/>
-        </w:rPr>
-        <w:t>1-</w:t>
-      </w:r>
-      <w:r>
-        <w:rPr>
-          <w:rFonts w:hint="eastAsia"/>
-        </w:rPr>
-        <w:t>3</w:t>
-      </w:r>
-      <w:r>
-        <w:rPr>
-          <w:rFonts w:hint="eastAsia"/>
-        </w:rPr>
-        <w:t>-</w:t>
-      </w:r>
-      <w:r>
-        <w:rPr>
-          <w:rFonts w:hint="eastAsia"/>
-        </w:rPr>
-        <w:t>4</w:t>
-      </w:r>
-      <w:r>
-        <w:t>. 浏览器自动打开</w:t>
-      </w:r>
-      <w:r>
-        <w:rPr>
-          <w:rFonts w:hint="eastAsia"/>
-        </w:rPr>
-        <w:t>登录页面</w:t>
-      </w:r>
-      <w:r>
-        <w:t xml:space="preserve"> `http://127.0.0.1:46001`。</w:t>
-      </w:r>
-    </w:p>
-    <w:p>
-      <w:pPr>
-        <w:rPr>
-          <w:rFonts w:hint="eastAsia"/>
-        </w:rPr>
-      </w:pPr>
-    </w:p>
-    <w:p>
-      <w:pPr>
-        <w:rPr>
-          <w:rFonts w:hint="eastAsia"/>
-        </w:rPr>
-      </w:pPr>
-      <w:r>
-        <w:rPr>
-          <w:rFonts w:hint="eastAsia"/>
-        </w:rPr>
-        <w:t>二</w:t>
-      </w:r>
-      <w:r>
-        <w:rPr>
-          <w:rFonts w:hint="eastAsia"/>
-        </w:rPr>
-        <w:t>，</w:t>
-      </w:r>
-      <w:r>
-        <w:rPr>
-          <w:rFonts w:hint="eastAsia"/>
-        </w:rPr>
-        <w:t>平台登录</w:t>
-      </w:r>
-    </w:p>
-    <w:p>
-      <w:pPr>
-        <w:ind w:firstLineChars="200" w:firstLine="440"/>
-        <w:rPr>
-          <w:rFonts w:hint="eastAsia"/>
-        </w:rPr>
-      </w:pPr>
-      <w:r>
-        <w:rPr>
-          <w:rFonts w:hint="eastAsia"/>
-        </w:rPr>
         <w:t>每次电脑重开机后，可以</w:t>
       </w:r>
       <w:r>
         <w:rPr>
           <w:rFonts w:hint="eastAsia"/>
         </w:rPr>
-        <w:t>打开</w:t>
-      </w:r>
-      <w:proofErr w:type="spellStart"/>
-      <w:r>
-        <w:rPr>
-          <w:rFonts w:hint="eastAsia"/>
-        </w:rPr>
-        <w:t>TakeTopD</w:t>
+        <w:t>打开TakeTopD</w:t>
       </w:r>
       <w:r>
         <w:rPr>
@@ -933,14 +735,7 @@
         <w:rPr>
           <w:rFonts w:hint="eastAsia"/>
         </w:rPr>
-        <w:t>Team</w:t>
-      </w:r>
-      <w:proofErr w:type="spellEnd"/>
-      <w:r>
-        <w:rPr>
-          <w:rFonts w:hint="eastAsia"/>
-        </w:rPr>
-        <w:t xml:space="preserve"> 目录，可以看到下面两个文件，按不同的系统运行不同的文件，打开登录页面！</w:t>
+        <w:t>Team 目录，可以看到下面两个文件，按不同的系统运行不同的文件，打开登录页面！</w:t>
       </w:r>
     </w:p>
     <w:p>
@@ -954,7 +749,7 @@
           <w:noProof/>
         </w:rPr>
         <w:drawing>
-          <wp:inline distT="0" distB="0" distL="0" distR="0" wp14:anchorId="78E1C3EA" wp14:editId="46B56F6C">
+          <wp:inline distT="0" distB="0" distL="0" distR="0" wp14:anchorId="78E1C3EA" wp14:editId="3E06C85B">
             <wp:extent cx="5274310" cy="465455"/>
             <wp:effectExtent l="0" t="0" r="2540" b="0"/>
             <wp:docPr id="286631104" name="图片 1"/>
@@ -1105,41 +900,13 @@
         <w:rPr>
           <w:rFonts w:hint="eastAsia"/>
         </w:rPr>
-        <w:t>，第一次登录平台后，</w:t>
-      </w:r>
-      <w:proofErr w:type="spellStart"/>
-      <w:r>
-        <w:rPr>
-          <w:rFonts w:hint="eastAsia"/>
-        </w:rPr>
-        <w:t>TakeTopDSH</w:t>
-      </w:r>
-      <w:proofErr w:type="spellEnd"/>
-      <w:r>
-        <w:rPr>
-          <w:rFonts w:hint="eastAsia"/>
-        </w:rPr>
-        <w:t xml:space="preserve"> Team的后台服务</w:t>
-      </w:r>
-      <w:proofErr w:type="spellStart"/>
-      <w:r>
-        <w:rPr>
-          <w:rFonts w:hint="eastAsia"/>
-        </w:rPr>
-        <w:t>TakeTopDSHL</w:t>
-      </w:r>
-      <w:r>
-        <w:rPr>
-          <w:rFonts w:hint="eastAsia"/>
-        </w:rPr>
-        <w:t>auncher</w:t>
-      </w:r>
-      <w:proofErr w:type="spellEnd"/>
-      <w:r>
-        <w:rPr>
-          <w:rFonts w:hint="eastAsia"/>
-        </w:rPr>
-        <w:t xml:space="preserve"> </w:t>
+        <w:t>，第一次登录平台后，TakeTopDSH Team的后台服务TakeTopDSHL</w:t>
+      </w:r>
+      <w:r>
+        <w:rPr>
+          <w:rFonts w:hint="eastAsia"/>
+        </w:rPr>
+        <w:t xml:space="preserve">auncher </w:t>
       </w:r>
       <w:r>
         <w:rPr>
@@ -1419,7 +1186,7 @@
           <w:noProof/>
         </w:rPr>
         <w:drawing>
-          <wp:inline distT="0" distB="0" distL="0" distR="0" wp14:anchorId="2044E27F" wp14:editId="4F63E783">
+          <wp:inline distT="0" distB="0" distL="0" distR="0" wp14:anchorId="2044E27F" wp14:editId="2327842F">
             <wp:extent cx="5274310" cy="2002155"/>
             <wp:effectExtent l="0" t="0" r="2540" b="0"/>
             <wp:docPr id="5370857" name="图片 5"/>
@@ -1495,21 +1262,7 @@
         <w:rPr>
           <w:rFonts w:hint="eastAsia"/>
         </w:rPr>
-        <w:t>设置Workspace path也就是设置平台的工作区目录，注意这个目录可以设在电脑上的任何一个驱动器上，但要规划好，确保容量够大，因为</w:t>
-      </w:r>
-      <w:proofErr w:type="spellStart"/>
-      <w:r>
-        <w:rPr>
-          <w:rFonts w:hint="eastAsia"/>
-        </w:rPr>
-        <w:t>TakeTopDSH</w:t>
-      </w:r>
-      <w:proofErr w:type="spellEnd"/>
-      <w:r>
-        <w:rPr>
-          <w:rFonts w:hint="eastAsia"/>
-        </w:rPr>
-        <w:t xml:space="preserve"> Team 你输入的所有数据，上传的所有文件都放在这个目录下！</w:t>
+        <w:t>设置Workspace path也就是设置平台的工作区目录，注意这个目录可以设在电脑上的任何一个驱动器上，但要规划好，确保容量够大，因为TakeTopDSH Team 你输入的所有数据，上传的所有文件都放在这个目录下！</w:t>
       </w:r>
     </w:p>
     <w:p>
@@ -1550,24 +1303,14 @@
         </w:rPr>
         <w:t>External URL是指如果外网也要使用平台，那么你可以给服务器一个公网IP，那么你就可以在这里输入，比如公网IP 是：188.88.88.88 ，那么就可以这样设：</w:t>
       </w:r>
-      <w:r>
-        <w:fldChar w:fldCharType="begin"/>
-      </w:r>
-      <w:r>
-        <w:instrText>HYPERLINK "http://188.88.88.88:46000"</w:instrText>
-      </w:r>
-      <w:r>
-        <w:fldChar w:fldCharType="separate"/>
-      </w:r>
-      <w:r>
-        <w:rPr>
-          <w:rStyle w:val="af2"/>
-        </w:rPr>
-        <w:t>http://188.88.88.88:46000</w:t>
-      </w:r>
-      <w:r>
-        <w:fldChar w:fldCharType="end"/>
-      </w:r>
+      <w:hyperlink r:id="rId14" w:history="1">
+        <w:r>
+          <w:rPr>
+            <w:rStyle w:val="af2"/>
+          </w:rPr>
+          <w:t>http://188.88.88.88:46000</w:t>
+        </w:r>
+      </w:hyperlink>
       <w:r>
         <w:rPr>
           <w:rFonts w:hint="eastAsia"/>
@@ -1632,7 +1375,7 @@
                     </pic:cNvPicPr>
                   </pic:nvPicPr>
                   <pic:blipFill>
-                    <a:blip r:embed="rId14" cstate="print">
+                    <a:blip r:embed="rId15" cstate="print">
                       <a:extLst>
                         <a:ext uri="{28A0092B-C50C-407E-A947-70E740481C1C}">
                           <a14:useLocalDpi xmlns:a14="http://schemas.microsoft.com/office/drawing/2010/main" val="0"/>
@@ -1676,21 +1419,7 @@
         <w:rPr>
           <w:rFonts w:hint="eastAsia"/>
         </w:rPr>
-        <w:t>可以在这里增加成员用户，注意用户名要用英文字母，不要用中文，给用户设置的密码要记住，比如说先设个：</w:t>
-      </w:r>
-      <w:proofErr w:type="gramStart"/>
-      <w:r>
-        <w:rPr>
-          <w:rFonts w:hint="eastAsia"/>
-        </w:rPr>
-        <w:t>12345678  ，</w:t>
-      </w:r>
-      <w:proofErr w:type="gramEnd"/>
-      <w:r>
-        <w:rPr>
-          <w:rFonts w:hint="eastAsia"/>
-        </w:rPr>
-        <w:t>成员用户登录后平台后，可以自己修改，这个成员的工作区目录不用设，它会自动生成，主要是：主工作区目录+用户名，会自动生成这个目录！</w:t>
+        <w:t>可以在这里增加成员用户，注意用户名要用英文字母，不要用中文，给用户设置的密码要记住，比如说先设个：12345678  ，成员用户登录后平台后，可以自己修改，这个成员的工作区目录不用设，它会自动生成，主要是：主工作区目录+用户名，会自动生成这个目录！</w:t>
       </w:r>
     </w:p>
     <w:p>
@@ -1753,7 +1482,7 @@
                     </pic:cNvPicPr>
                   </pic:nvPicPr>
                   <pic:blipFill>
-                    <a:blip r:embed="rId15" cstate="print">
+                    <a:blip r:embed="rId16" cstate="print">
                       <a:extLst>
                         <a:ext uri="{28A0092B-C50C-407E-A947-70E740481C1C}">
                           <a14:useLocalDpi xmlns:a14="http://schemas.microsoft.com/office/drawing/2010/main" val="0"/>
@@ -1797,21 +1526,7 @@
         <w:rPr>
           <w:rFonts w:hint="eastAsia"/>
         </w:rPr>
-        <w:t>因为</w:t>
-      </w:r>
-      <w:proofErr w:type="spellStart"/>
-      <w:r>
-        <w:rPr>
-          <w:rFonts w:hint="eastAsia"/>
-        </w:rPr>
-        <w:t>TakeTopDSH</w:t>
-      </w:r>
-      <w:proofErr w:type="spellEnd"/>
-      <w:r>
-        <w:rPr>
-          <w:rFonts w:hint="eastAsia"/>
-        </w:rPr>
-        <w:t xml:space="preserve"> Team 是在DeepSeek Harness 基础上扩展的AI协作平台，所以在DeepSeek Harness更新版本后，也可以点击这个按钮进行升级，确保使用到DeepSeek Harness的最新功能！</w:t>
+        <w:t>因为TakeTopDSH Team 是在DeepSeek Harness 基础上扩展的AI协作平台，所以在DeepSeek Harness更新版本后，也可以点击这个按钮进行升级，确保使用到DeepSeek Harness的最新功能！</w:t>
       </w:r>
     </w:p>
     <w:p>
@@ -1854,28 +1569,19 @@
         </w:rPr>
         <w:t xml:space="preserve">    完成上面管理页面的设置后，点击</w:t>
       </w:r>
-      <w:proofErr w:type="spellStart"/>
       <w:r>
         <w:rPr>
           <w:b/>
           <w:bCs/>
         </w:rPr>
-        <w:t>TakeTopDSH</w:t>
-      </w:r>
-      <w:proofErr w:type="spellEnd"/>
-      <w:r>
-        <w:rPr>
+        <w:t>TakeTopDSH Team Launcher</w:t>
+      </w:r>
+      <w:r>
+        <w:rPr>
+          <w:rFonts w:hint="eastAsia"/>
           <w:b/>
           <w:bCs/>
         </w:rPr>
-        <w:t xml:space="preserve"> Team Launcher</w:t>
-      </w:r>
-      <w:r>
-        <w:rPr>
-          <w:rFonts w:hint="eastAsia"/>
-          <w:b/>
-          <w:bCs/>
-        </w:rPr>
         <w:t>部分的</w:t>
       </w:r>
       <w:r>
@@ -1902,7 +1608,7 @@
           <w:noProof/>
         </w:rPr>
         <w:drawing>
-          <wp:inline distT="0" distB="0" distL="0" distR="0" wp14:anchorId="39F15B5B" wp14:editId="7ACE1761">
+          <wp:inline distT="0" distB="0" distL="0" distR="0" wp14:anchorId="39F15B5B" wp14:editId="239195AB">
             <wp:extent cx="5274310" cy="1233805"/>
             <wp:effectExtent l="0" t="0" r="2540" b="4445"/>
             <wp:docPr id="1833294711" name="图片 8"/>
@@ -1919,7 +1625,7 @@
                     </pic:cNvPicPr>
                   </pic:nvPicPr>
                   <pic:blipFill>
-                    <a:blip r:embed="rId16" cstate="print">
+                    <a:blip r:embed="rId17" cstate="print">
                       <a:extLst>
                         <a:ext uri="{28A0092B-C50C-407E-A947-70E740481C1C}">
                           <a14:useLocalDpi xmlns:a14="http://schemas.microsoft.com/office/drawing/2010/main" val="0"/>
@@ -2001,7 +1707,7 @@
                     </pic:cNvPicPr>
                   </pic:nvPicPr>
                   <pic:blipFill>
-                    <a:blip r:embed="rId17" cstate="print">
+                    <a:blip r:embed="rId18" cstate="print">
                       <a:extLst>
                         <a:ext uri="{28A0092B-C50C-407E-A947-70E740481C1C}">
                           <a14:useLocalDpi xmlns:a14="http://schemas.microsoft.com/office/drawing/2010/main" val="0"/>
@@ -2053,32 +1759,17 @@
           <w:rFonts w:hint="eastAsia"/>
         </w:rPr>
       </w:pPr>
-      <w:proofErr w:type="spellStart"/>
-      <w:r>
-        <w:rPr>
-          <w:rFonts w:hint="eastAsia"/>
-        </w:rPr>
-        <w:t>TakeTopDSH</w:t>
-      </w:r>
-      <w:proofErr w:type="spellEnd"/>
-      <w:r>
-        <w:rPr>
-          <w:rFonts w:hint="eastAsia"/>
-        </w:rPr>
-        <w:t xml:space="preserve"> Team虽然是基于DeepSeek Harness 扩展的，但也可以连接其它大模型，比如OpenAI ,Kim</w:t>
-      </w:r>
-      <w:r>
-        <w:rPr>
-          <w:rFonts w:hint="eastAsia"/>
-        </w:rPr>
-        <w:t xml:space="preserve">i, </w:t>
-      </w:r>
-      <w:proofErr w:type="spellStart"/>
-      <w:r>
-        <w:rPr>
-          <w:rFonts w:hint="eastAsia"/>
-        </w:rPr>
-        <w:t>Claude</w:t>
+      <w:r>
+        <w:rPr>
+          <w:rFonts w:hint="eastAsia"/>
+        </w:rPr>
+        <w:t>TakeTopDSH Team虽然是基于DeepSeek Harness 扩展的，但也可以连接其它大模型，比如OpenAI ,Kim</w:t>
+      </w:r>
+      <w:r>
+        <w:rPr>
+          <w:rFonts w:hint="eastAsia"/>
+        </w:rPr>
+        <w:t>i, Claude</w:t>
       </w:r>
       <w:r>
         <w:rPr>
@@ -2086,7 +1777,6 @@
         </w:rPr>
         <w:t>,Qwen</w:t>
       </w:r>
-      <w:proofErr w:type="spellEnd"/>
       <w:r>
         <w:rPr>
           <w:rFonts w:hint="eastAsia"/>
@@ -2105,21 +1795,7 @@
         <w:rPr>
           <w:rFonts w:hint="eastAsia"/>
         </w:rPr>
-        <w:t>首先，</w:t>
-      </w:r>
-      <w:proofErr w:type="gramStart"/>
-      <w:r>
-        <w:rPr>
-          <w:rFonts w:hint="eastAsia"/>
-        </w:rPr>
-        <w:t>点击 页面</w:t>
-      </w:r>
-      <w:proofErr w:type="gramEnd"/>
-      <w:r>
-        <w:rPr>
-          <w:rFonts w:hint="eastAsia"/>
-        </w:rPr>
-        <w:t>右边栏左上角的设置图标</w:t>
+        <w:t>首先，点击 页面右边栏左上角的设置图标</w:t>
       </w:r>
       <w:r>
         <w:rPr>
@@ -2143,7 +1819,7 @@
                     </pic:cNvPicPr>
                   </pic:nvPicPr>
                   <pic:blipFill>
-                    <a:blip r:embed="rId18" cstate="print">
+                    <a:blip r:embed="rId19" cstate="print">
                       <a:extLst>
                         <a:ext uri="{28A0092B-C50C-407E-A947-70E740481C1C}">
                           <a14:useLocalDpi xmlns:a14="http://schemas.microsoft.com/office/drawing/2010/main" val="0"/>
@@ -2210,7 +1886,7 @@
                     </pic:cNvPicPr>
                   </pic:nvPicPr>
                   <pic:blipFill>
-                    <a:blip r:embed="rId19" cstate="print">
+                    <a:blip r:embed="rId20" cstate="print">
                       <a:extLst>
                         <a:ext uri="{28A0092B-C50C-407E-A947-70E740481C1C}">
                           <a14:useLocalDpi xmlns:a14="http://schemas.microsoft.com/office/drawing/2010/main" val="0"/>
@@ -2285,7 +1961,7 @@
                     </pic:cNvPicPr>
                   </pic:nvPicPr>
                   <pic:blipFill>
-                    <a:blip r:embed="rId20" cstate="print">
+                    <a:blip r:embed="rId21" cstate="print">
                       <a:extLst>
                         <a:ext uri="{28A0092B-C50C-407E-A947-70E740481C1C}">
                           <a14:useLocalDpi xmlns:a14="http://schemas.microsoft.com/office/drawing/2010/main" val="0"/>
@@ -2354,7 +2030,7 @@
                     </pic:cNvPicPr>
                   </pic:nvPicPr>
                   <pic:blipFill>
-                    <a:blip r:embed="rId21" cstate="print">
+                    <a:blip r:embed="rId22" cstate="print">
                       <a:extLst>
                         <a:ext uri="{28A0092B-C50C-407E-A947-70E740481C1C}">
                           <a14:useLocalDpi xmlns:a14="http://schemas.microsoft.com/office/drawing/2010/main" val="0"/>
@@ -2440,7 +2116,7 @@
                     </pic:cNvPicPr>
                   </pic:nvPicPr>
                   <pic:blipFill>
-                    <a:blip r:embed="rId22" cstate="print">
+                    <a:blip r:embed="rId23" cstate="print">
                       <a:extLst>
                         <a:ext uri="{28A0092B-C50C-407E-A947-70E740481C1C}">
                           <a14:useLocalDpi xmlns:a14="http://schemas.microsoft.com/office/drawing/2010/main" val="0"/>
@@ -2503,41 +2179,13 @@
         <w:rPr>
           <w:rFonts w:hint="eastAsia"/>
         </w:rPr>
-        <w:t>这里会显示别的成员给你分派的任务列表</w:t>
-      </w:r>
-      <w:proofErr w:type="gramStart"/>
-      <w:r>
-        <w:rPr>
-          <w:rFonts w:hint="eastAsia"/>
-        </w:rPr>
-        <w:t>，</w:t>
-      </w:r>
-      <w:r>
-        <w:rPr>
-          <w:rFonts w:hint="eastAsia"/>
-        </w:rPr>
-        <w:t>，</w:t>
-      </w:r>
-      <w:proofErr w:type="gramEnd"/>
-      <w:r>
-        <w:rPr>
-          <w:rFonts w:hint="eastAsia"/>
-        </w:rPr>
-        <w:t>你可以点击任务名称，预览任务详细内容，也可以点击 feedback 按钮</w:t>
-      </w:r>
-      <w:proofErr w:type="gramStart"/>
-      <w:r>
-        <w:rPr>
-          <w:rFonts w:hint="eastAsia"/>
-        </w:rPr>
-        <w:t xml:space="preserve">进行 反馈 </w:t>
-      </w:r>
-      <w:proofErr w:type="gramEnd"/>
-      <w:r>
-        <w:rPr>
-          <w:rFonts w:hint="eastAsia"/>
-        </w:rPr>
-        <w:t>你对任务的处理细节！</w:t>
+        <w:t>这里会显示别的成员给你分派的任务列表，</w:t>
+      </w:r>
+      <w:r>
+        <w:rPr>
+          <w:rFonts w:hint="eastAsia"/>
+        </w:rPr>
+        <w:t>，你可以点击任务名称，预览任务详细内容，也可以点击 feedback 按钮进行 反馈 你对任务的处理细节！</w:t>
       </w:r>
     </w:p>
     <w:p>
@@ -2602,7 +2250,7 @@
                     </pic:cNvPicPr>
                   </pic:nvPicPr>
                   <pic:blipFill>
-                    <a:blip r:embed="rId23" cstate="print">
+                    <a:blip r:embed="rId24" cstate="print">
                       <a:extLst>
                         <a:ext uri="{28A0092B-C50C-407E-A947-70E740481C1C}">
                           <a14:useLocalDpi xmlns:a14="http://schemas.microsoft.com/office/drawing/2010/main" val="0"/>
@@ -2662,7 +2310,7 @@
                     </pic:cNvPicPr>
                   </pic:nvPicPr>
                   <pic:blipFill>
-                    <a:blip r:embed="rId24" cstate="print">
+                    <a:blip r:embed="rId25" cstate="print">
                       <a:extLst>
                         <a:ext uri="{28A0092B-C50C-407E-A947-70E740481C1C}">
                           <a14:useLocalDpi xmlns:a14="http://schemas.microsoft.com/office/drawing/2010/main" val="0"/>
@@ -2730,35 +2378,7 @@
         <w:rPr>
           <w:rFonts w:hint="eastAsia"/>
         </w:rPr>
-        <w:t xml:space="preserve">  点击页面右上角</w:t>
-      </w:r>
-      <w:proofErr w:type="gramStart"/>
-      <w:r>
-        <w:rPr>
-          <w:rFonts w:hint="eastAsia"/>
-        </w:rPr>
-        <w:t>的 “</w:t>
-      </w:r>
-      <w:proofErr w:type="gramEnd"/>
-      <w:r>
-        <w:rPr>
-          <w:rFonts w:hint="eastAsia"/>
-        </w:rPr>
-        <w:t>任务分派</w:t>
-      </w:r>
-      <w:proofErr w:type="gramStart"/>
-      <w:r>
-        <w:rPr>
-          <w:rFonts w:hint="eastAsia"/>
-        </w:rPr>
-        <w:t>” 按钮</w:t>
-      </w:r>
-      <w:proofErr w:type="gramEnd"/>
-      <w:r>
-        <w:rPr>
-          <w:rFonts w:hint="eastAsia"/>
-        </w:rPr>
-        <w:t>，打开任务分派页面，如下图，</w:t>
+        <w:t xml:space="preserve">  点击页面右上角的 “任务分派” 按钮，打开任务分派页面，如下图，</w:t>
       </w:r>
     </w:p>
     <w:p>
@@ -2789,7 +2409,7 @@
                     </pic:cNvPicPr>
                   </pic:nvPicPr>
                   <pic:blipFill>
-                    <a:blip r:embed="rId25" cstate="print">
+                    <a:blip r:embed="rId26" cstate="print">
                       <a:extLst>
                         <a:ext uri="{28A0092B-C50C-407E-A947-70E740481C1C}">
                           <a14:useLocalDpi xmlns:a14="http://schemas.microsoft.com/office/drawing/2010/main" val="0"/>
@@ -2849,7 +2469,7 @@
                     </pic:cNvPicPr>
                   </pic:nvPicPr>
                   <pic:blipFill>
-                    <a:blip r:embed="rId26" cstate="print">
+                    <a:blip r:embed="rId27" cstate="print">
                       <a:extLst>
                         <a:ext uri="{28A0092B-C50C-407E-A947-70E740481C1C}">
                           <a14:useLocalDpi xmlns:a14="http://schemas.microsoft.com/office/drawing/2010/main" val="0"/>
@@ -2934,7 +2554,7 @@
                     </pic:cNvPicPr>
                   </pic:nvPicPr>
                   <pic:blipFill>
-                    <a:blip r:embed="rId27" cstate="print">
+                    <a:blip r:embed="rId28" cstate="print">
                       <a:extLst>
                         <a:ext uri="{28A0092B-C50C-407E-A947-70E740481C1C}">
                           <a14:useLocalDpi xmlns:a14="http://schemas.microsoft.com/office/drawing/2010/main" val="0"/>
@@ -3000,7 +2620,7 @@
                     </pic:cNvPicPr>
                   </pic:nvPicPr>
                   <pic:blipFill>
-                    <a:blip r:embed="rId24" cstate="print">
+                    <a:blip r:embed="rId25" cstate="print">
                       <a:extLst>
                         <a:ext uri="{28A0092B-C50C-407E-A947-70E740481C1C}">
                           <a14:useLocalDpi xmlns:a14="http://schemas.microsoft.com/office/drawing/2010/main" val="0"/>
@@ -3055,21 +2675,7 @@
         <w:rPr>
           <w:rFonts w:hint="eastAsia"/>
         </w:rPr>
-        <w:t>管理员admin在管理页面添加的成员，比如刚才添加的</w:t>
-      </w:r>
-      <w:proofErr w:type="spellStart"/>
-      <w:r>
-        <w:rPr>
-          <w:rFonts w:hint="eastAsia"/>
-        </w:rPr>
-        <w:t>ericliu</w:t>
-      </w:r>
-      <w:proofErr w:type="spellEnd"/>
-      <w:r>
-        <w:rPr>
-          <w:rFonts w:hint="eastAsia"/>
-        </w:rPr>
-        <w:t>，也可以在登录页面进行登录，登录进成员的管理页面，如下图，它比管理员 admin用户的管理页面简单，</w:t>
+        <w:t>管理员admin在管理页面添加的成员，比如刚才添加的ericliu，也可以在登录页面进行登录，登录进成员的管理页面，如下图，它比管理员 admin用户的管理页面简单，</w:t>
       </w:r>
     </w:p>
     <w:p>
@@ -3100,7 +2706,7 @@
                     </pic:cNvPicPr>
                   </pic:nvPicPr>
                   <pic:blipFill>
-                    <a:blip r:embed="rId28" cstate="print">
+                    <a:blip r:embed="rId29" cstate="print">
                       <a:extLst>
                         <a:ext uri="{28A0092B-C50C-407E-A947-70E740481C1C}">
                           <a14:useLocalDpi xmlns:a14="http://schemas.microsoft.com/office/drawing/2010/main" val="0"/>
@@ -3225,7 +2831,7 @@
                     </pic:cNvPicPr>
                   </pic:nvPicPr>
                   <pic:blipFill>
-                    <a:blip r:embed="rId29" cstate="print">
+                    <a:blip r:embed="rId30" cstate="print">
                       <a:extLst>
                         <a:ext uri="{28A0092B-C50C-407E-A947-70E740481C1C}">
                           <a14:useLocalDpi xmlns:a14="http://schemas.microsoft.com/office/drawing/2010/main" val="0"/>
@@ -3284,12 +2890,12 @@
       </w:r>
     </w:p>
     <w:sectPr>
-      <w:headerReference w:type="even" r:id="rId30"/>
-      <w:headerReference w:type="default" r:id="rId31"/>
-      <w:footerReference w:type="even" r:id="rId32"/>
-      <w:footerReference w:type="default" r:id="rId33"/>
-      <w:headerReference w:type="first" r:id="rId34"/>
-      <w:footerReference w:type="first" r:id="rId35"/>
+      <w:headerReference w:type="even" r:id="rId31"/>
+      <w:headerReference w:type="default" r:id="rId32"/>
+      <w:footerReference w:type="even" r:id="rId33"/>
+      <w:footerReference w:type="default" r:id="rId34"/>
+      <w:headerReference w:type="first" r:id="rId35"/>
+      <w:footerReference w:type="first" r:id="rId36"/>
       <w:pgSz w:w="11906" w:h="16838"/>
       <w:pgMar w:top="1440" w:right="1800" w:bottom="1440" w:left="1800" w:header="851" w:footer="992" w:gutter="0"/>
       <w:cols w:space="425"/>

--- a/WordFile/操作说明.docx
+++ b/WordFile/操作说明.docx
@@ -21,609 +21,969 @@
           <w:sz w:val="36"/>
           <w:szCs w:val="36"/>
         </w:rPr>
-        <w:t xml:space="preserve"> TakeTopDSH Team </w:t>
-      </w:r>
-    </w:p>
-    <w:p>
-      <w:pPr>
-        <w:jc w:val="center"/>
-        <w:rPr>
-          <w:rFonts w:hint="eastAsia"/>
-        </w:rPr>
-      </w:pPr>
-      <w:r>
-        <w:rPr>
-          <w:rFonts w:hint="eastAsia"/>
-        </w:rPr>
-        <w:t>操作说明</w:t>
-      </w:r>
-    </w:p>
-    <w:p>
-      <w:pPr>
-        <w:rPr>
-          <w:rFonts w:hint="eastAsia"/>
-        </w:rPr>
-      </w:pPr>
-    </w:p>
-    <w:p>
-      <w:pPr>
-        <w:rPr>
-          <w:rFonts w:hint="eastAsia"/>
-        </w:rPr>
-      </w:pPr>
-      <w:r>
-        <w:rPr>
-          <w:rFonts w:hint="eastAsia"/>
-        </w:rPr>
-        <w:t>## 目录</w:t>
-      </w:r>
-    </w:p>
-    <w:p>
-      <w:pPr>
-        <w:rPr>
-          <w:rFonts w:hint="eastAsia"/>
-        </w:rPr>
-      </w:pPr>
-      <w:r>
-        <w:rPr>
-          <w:rFonts w:hint="eastAsia"/>
-        </w:rPr>
-        <w:t>- [一、整体</w:t>
-      </w:r>
-      <w:r>
-        <w:rPr>
-          <w:rFonts w:hint="eastAsia"/>
-        </w:rPr>
-        <w:t>描述</w:t>
-      </w:r>
-    </w:p>
-    <w:p>
-      <w:pPr>
-        <w:rPr>
-          <w:rFonts w:hint="eastAsia"/>
-        </w:rPr>
-      </w:pPr>
-      <w:r>
-        <w:rPr>
-          <w:rFonts w:hint="eastAsia"/>
-        </w:rPr>
-        <w:t>- [二、平台登录</w:t>
-      </w:r>
-    </w:p>
-    <w:p>
-      <w:pPr>
-        <w:rPr>
-          <w:rFonts w:hint="eastAsia"/>
-        </w:rPr>
-      </w:pPr>
-      <w:r>
-        <w:rPr>
-          <w:rFonts w:hint="eastAsia"/>
-        </w:rPr>
-        <w:t>- [三、管理页面</w:t>
-      </w:r>
-    </w:p>
-    <w:p>
-      <w:pPr>
-        <w:rPr>
-          <w:rFonts w:hint="eastAsia"/>
-        </w:rPr>
-      </w:pPr>
-      <w:r>
-        <w:rPr>
-          <w:rFonts w:hint="eastAsia"/>
-        </w:rPr>
-        <w:t>- [四、</w:t>
-      </w:r>
-      <w:r>
-        <w:rPr>
-          <w:rFonts w:hint="eastAsia"/>
-        </w:rPr>
-        <w:t>DSH工作台</w:t>
-      </w:r>
-    </w:p>
-    <w:p>
-      <w:pPr>
-        <w:rPr>
-          <w:rFonts w:hint="eastAsia"/>
-        </w:rPr>
-      </w:pPr>
-      <w:r>
-        <w:rPr>
-          <w:rFonts w:hint="eastAsia"/>
-        </w:rPr>
-        <w:t>- [五、</w:t>
-      </w:r>
-      <w:r>
-        <w:rPr>
-          <w:rFonts w:hint="eastAsia"/>
-        </w:rPr>
-        <w:t>其它</w:t>
-      </w:r>
-      <w:r>
-        <w:rPr>
-          <w:rFonts w:hint="eastAsia"/>
-        </w:rPr>
-        <w:t>成员</w:t>
-      </w:r>
-      <w:r>
-        <w:rPr>
-          <w:rFonts w:hint="eastAsia"/>
-        </w:rPr>
-        <w:t>操作</w:t>
-      </w:r>
-    </w:p>
-    <w:p>
-      <w:pPr>
-        <w:rPr>
-          <w:rFonts w:hint="eastAsia"/>
-        </w:rPr>
-      </w:pPr>
-      <w:r>
-        <w:rPr>
-          <w:rFonts w:hint="eastAsia"/>
-        </w:rPr>
-        <w:t>- [六、DSH操作</w:t>
-      </w:r>
-    </w:p>
-    <w:p>
-      <w:pPr>
-        <w:rPr>
-          <w:rFonts w:hint="eastAsia"/>
-        </w:rPr>
-      </w:pPr>
-    </w:p>
-    <w:p>
-      <w:pPr>
-        <w:ind w:firstLineChars="200" w:firstLine="440"/>
-        <w:rPr>
-          <w:rFonts w:hint="eastAsia"/>
-        </w:rPr>
-      </w:pPr>
-      <w:r>
-        <w:rPr>
-          <w:rFonts w:hint="eastAsia"/>
-        </w:rPr>
-        <w:t>本说明面向使用者，讲清：安装 → 登录 → 打开工作台 → 文件管理 / 我的任务 → 管员任务分配、实例管理、语言切换→成员DSH使用！</w:t>
-      </w:r>
-    </w:p>
-    <w:p>
-      <w:pPr>
-        <w:rPr>
-          <w:rFonts w:hint="eastAsia"/>
-        </w:rPr>
-      </w:pPr>
-    </w:p>
-    <w:p>
-      <w:pPr>
-        <w:ind w:left="220" w:hangingChars="100" w:hanging="220"/>
-        <w:rPr>
-          <w:rFonts w:hint="eastAsia"/>
-        </w:rPr>
-      </w:pPr>
-      <w:r>
-        <w:rPr>
-          <w:rFonts w:hint="eastAsia"/>
-        </w:rPr>
-        <w:t>一、</w:t>
-      </w:r>
-      <w:r>
-        <w:rPr>
-          <w:rFonts w:hint="eastAsia"/>
-        </w:rPr>
-        <w:t>安装</w:t>
-      </w:r>
-    </w:p>
-    <w:p>
-      <w:pPr>
-        <w:ind w:firstLineChars="200" w:firstLine="440"/>
-        <w:rPr>
-          <w:rFonts w:hint="eastAsia"/>
-        </w:rPr>
-      </w:pPr>
-      <w:r>
-        <w:rPr>
-          <w:rFonts w:hint="eastAsia"/>
-        </w:rPr>
-        <w:t>TakeTopDSH Team 是一个不用安装，</w:t>
-      </w:r>
-      <w:r>
-        <w:t>拷贝</w:t>
-      </w:r>
-      <w:r>
-        <w:rPr>
-          <w:rFonts w:hint="eastAsia"/>
-        </w:rPr>
-        <w:t>即用的软件 ，</w:t>
-      </w:r>
-      <w:r>
-        <w:rPr>
-          <w:rFonts w:hint="eastAsia"/>
-        </w:rPr>
-        <w:t>按</w:t>
-      </w:r>
-      <w:r>
-        <w:rPr>
-          <w:rFonts w:hint="eastAsia"/>
-        </w:rPr>
-        <w:t>这个</w:t>
-      </w:r>
-      <w:r>
-        <w:rPr>
-          <w:rFonts w:hint="eastAsia"/>
-        </w:rPr>
-        <w:t>步骤</w:t>
-      </w:r>
-      <w:r>
-        <w:rPr>
-          <w:rFonts w:hint="eastAsia"/>
-        </w:rPr>
-        <w:t>：</w:t>
-      </w:r>
-      <w:r>
-        <w:t xml:space="preserve">拷贝 `TakeTopDshTeam` 到目标机 → Windows 双击 `start.bat` </w:t>
-      </w:r>
-      <w:r>
-        <w:rPr>
-          <w:rFonts w:hint="eastAsia"/>
-        </w:rPr>
-        <w:t xml:space="preserve">, </w:t>
-      </w:r>
-      <w:r>
-        <w:t xml:space="preserve"> macOS/Linux 运行 `./start.sh` → 浏览器访问 `http://127.0.0.1:46001` → 点 </w:t>
-      </w:r>
-      <w:r>
-        <w:rPr>
+        <w:t xml:space="preserve"> </w:t>
+      </w:r>
+      <w:proofErr w:type="spellStart"/>
+      <w:r>
+        <w:rPr>
+          <w:rFonts w:hint="eastAsia"/>
           <w:b/>
           <w:bCs/>
-        </w:rPr>
-        <w:t>**"打开DSH"**</w:t>
-      </w:r>
-      <w:r>
-        <w:rPr>
-          <w:rFonts w:hint="eastAsia"/>
-        </w:rPr>
-        <w:t xml:space="preserve"> 就可以使用上了，详细说明如下：</w:t>
-      </w:r>
-    </w:p>
-    <w:p>
-      <w:pPr>
-        <w:ind w:firstLineChars="200" w:firstLine="440"/>
-        <w:rPr>
-          <w:rFonts w:hint="eastAsia"/>
-        </w:rPr>
-      </w:pPr>
-      <w:r>
-        <w:rPr>
-          <w:rFonts w:hint="eastAsia"/>
-        </w:rPr>
-        <w:t>1-1、</w:t>
-      </w:r>
-      <w:r>
-        <w:t xml:space="preserve"> Windows </w:t>
-      </w:r>
-    </w:p>
-    <w:p>
-      <w:pPr>
-        <w:ind w:firstLineChars="200" w:firstLine="440"/>
-        <w:rPr>
-          <w:rFonts w:hint="eastAsia"/>
-        </w:rPr>
-      </w:pPr>
-      <w:r>
-        <w:rPr>
-          <w:rFonts w:hint="eastAsia"/>
-        </w:rPr>
-        <w:t>1-1-</w:t>
-      </w:r>
-      <w:r>
-        <w:t>1. 拷贝整个 `TakeTopDshTeam` 目录到目标电脑。</w:t>
-      </w:r>
-    </w:p>
-    <w:p>
-      <w:pPr>
-        <w:ind w:firstLineChars="200" w:firstLine="440"/>
-        <w:rPr>
-          <w:rFonts w:hint="eastAsia"/>
-        </w:rPr>
-      </w:pPr>
-      <w:r>
-        <w:rPr>
-          <w:rFonts w:hint="eastAsia"/>
-        </w:rPr>
-        <w:t>1-1-</w:t>
-      </w:r>
-      <w:r>
-        <w:t xml:space="preserve">2. 双击 </w:t>
-      </w:r>
-      <w:r>
-        <w:rPr>
+          <w:sz w:val="36"/>
+          <w:szCs w:val="36"/>
+        </w:rPr>
+        <w:t>TakeTopDSH</w:t>
+      </w:r>
+      <w:proofErr w:type="spellEnd"/>
+      <w:r>
+        <w:rPr>
+          <w:rFonts w:hint="eastAsia"/>
           <w:b/>
           <w:bCs/>
-        </w:rPr>
-        <w:t>**</w:t>
-      </w:r>
-      <w:r>
-        <w:t>`start.bat`</w:t>
+          <w:sz w:val="36"/>
+          <w:szCs w:val="36"/>
+        </w:rPr>
+        <w:t xml:space="preserve"> Team </w:t>
+      </w:r>
+    </w:p>
+    <w:p>
+      <w:pPr>
+        <w:jc w:val="center"/>
+        <w:rPr>
+          <w:rFonts w:hint="eastAsia"/>
+        </w:rPr>
+      </w:pPr>
+      <w:r>
+        <w:rPr>
+          <w:rFonts w:hint="eastAsia"/>
+        </w:rPr>
+        <w:t>操作说明</w:t>
+      </w:r>
+    </w:p>
+    <w:p>
+      <w:pPr>
+        <w:rPr>
+          <w:rFonts w:hint="eastAsia"/>
+        </w:rPr>
+      </w:pPr>
+    </w:p>
+    <w:p>
+      <w:pPr>
+        <w:rPr>
+          <w:rFonts w:hint="eastAsia"/>
+        </w:rPr>
+      </w:pPr>
+      <w:r>
+        <w:rPr>
+          <w:rFonts w:hint="eastAsia"/>
+        </w:rPr>
+        <w:t>#</w:t>
+      </w:r>
+      <w:proofErr w:type="gramStart"/>
+      <w:r>
+        <w:rPr>
+          <w:rFonts w:hint="eastAsia"/>
+        </w:rPr>
+        <w:t># 目录</w:t>
+      </w:r>
+      <w:proofErr w:type="gramEnd"/>
+    </w:p>
+    <w:p>
+      <w:pPr>
+        <w:rPr>
+          <w:rFonts w:hint="eastAsia"/>
+        </w:rPr>
+      </w:pPr>
+      <w:r>
+        <w:rPr>
+          <w:rFonts w:hint="eastAsia"/>
+        </w:rPr>
+        <w:t>- [一、整体</w:t>
+      </w:r>
+      <w:r>
+        <w:rPr>
+          <w:rFonts w:hint="eastAsia"/>
+        </w:rPr>
+        <w:t>描述</w:t>
+      </w:r>
+    </w:p>
+    <w:p>
+      <w:pPr>
+        <w:rPr>
+          <w:rFonts w:hint="eastAsia"/>
+        </w:rPr>
+      </w:pPr>
+      <w:r>
+        <w:rPr>
+          <w:rFonts w:hint="eastAsia"/>
+        </w:rPr>
+        <w:t>- [二、平台登录</w:t>
+      </w:r>
+    </w:p>
+    <w:p>
+      <w:pPr>
+        <w:rPr>
+          <w:rFonts w:hint="eastAsia"/>
+        </w:rPr>
+      </w:pPr>
+      <w:r>
+        <w:rPr>
+          <w:rFonts w:hint="eastAsia"/>
+        </w:rPr>
+        <w:t>- [三、管理页面</w:t>
+      </w:r>
+    </w:p>
+    <w:p>
+      <w:pPr>
+        <w:rPr>
+          <w:rFonts w:hint="eastAsia"/>
+        </w:rPr>
+      </w:pPr>
+      <w:r>
+        <w:rPr>
+          <w:rFonts w:hint="eastAsia"/>
+        </w:rPr>
+        <w:t>- [四、</w:t>
+      </w:r>
+      <w:r>
+        <w:rPr>
+          <w:rFonts w:hint="eastAsia"/>
+        </w:rPr>
+        <w:t>DSH工作台</w:t>
+      </w:r>
+    </w:p>
+    <w:p>
+      <w:pPr>
+        <w:rPr>
+          <w:rFonts w:hint="eastAsia"/>
+        </w:rPr>
+      </w:pPr>
+      <w:r>
+        <w:rPr>
+          <w:rFonts w:hint="eastAsia"/>
+        </w:rPr>
+        <w:t>- [五、</w:t>
+      </w:r>
+      <w:r>
+        <w:rPr>
+          <w:rFonts w:hint="eastAsia"/>
+        </w:rPr>
+        <w:t>其它</w:t>
+      </w:r>
+      <w:r>
+        <w:rPr>
+          <w:rFonts w:hint="eastAsia"/>
+        </w:rPr>
+        <w:t>成员</w:t>
+      </w:r>
+      <w:r>
+        <w:rPr>
+          <w:rFonts w:hint="eastAsia"/>
+        </w:rPr>
+        <w:t>操作</w:t>
+      </w:r>
+    </w:p>
+    <w:p>
+      <w:pPr>
+        <w:rPr>
+          <w:rFonts w:hint="eastAsia"/>
+        </w:rPr>
+      </w:pPr>
+      <w:r>
+        <w:rPr>
+          <w:rFonts w:hint="eastAsia"/>
+        </w:rPr>
+        <w:t>- [六、DSH操作</w:t>
+      </w:r>
+    </w:p>
+    <w:p>
+      <w:pPr>
+        <w:rPr>
+          <w:rFonts w:hint="eastAsia"/>
+        </w:rPr>
+      </w:pPr>
+    </w:p>
+    <w:p>
+      <w:pPr>
+        <w:ind w:firstLineChars="200" w:firstLine="440"/>
+        <w:rPr>
+          <w:rFonts w:hint="eastAsia"/>
+        </w:rPr>
+      </w:pPr>
+      <w:r>
+        <w:rPr>
+          <w:rFonts w:hint="eastAsia"/>
+        </w:rPr>
+        <w:t>本说明面向使用者，讲清：</w:t>
+      </w:r>
+      <w:proofErr w:type="gramStart"/>
+      <w:r>
+        <w:rPr>
+          <w:rFonts w:hint="eastAsia"/>
+        </w:rPr>
+        <w:t xml:space="preserve">安装 → 登录 → </w:t>
+      </w:r>
+      <w:proofErr w:type="gramEnd"/>
+      <w:r>
+        <w:rPr>
+          <w:rFonts w:hint="eastAsia"/>
+        </w:rPr>
+        <w:t>打开</w:t>
+      </w:r>
+      <w:proofErr w:type="gramStart"/>
+      <w:r>
+        <w:rPr>
+          <w:rFonts w:hint="eastAsia"/>
+        </w:rPr>
+        <w:t xml:space="preserve">工作台 → </w:t>
+      </w:r>
+      <w:proofErr w:type="gramEnd"/>
+      <w:r>
+        <w:rPr>
+          <w:rFonts w:hint="eastAsia"/>
+        </w:rPr>
+        <w:t>文件</w:t>
+      </w:r>
+      <w:proofErr w:type="gramStart"/>
+      <w:r>
+        <w:rPr>
+          <w:rFonts w:hint="eastAsia"/>
+        </w:rPr>
+        <w:t xml:space="preserve">管理 / </w:t>
+      </w:r>
+      <w:proofErr w:type="gramEnd"/>
+      <w:r>
+        <w:rPr>
+          <w:rFonts w:hint="eastAsia"/>
+        </w:rPr>
+        <w:t>我的</w:t>
+      </w:r>
+      <w:proofErr w:type="gramStart"/>
+      <w:r>
+        <w:rPr>
+          <w:rFonts w:hint="eastAsia"/>
+        </w:rPr>
+        <w:t xml:space="preserve">任务 → </w:t>
+      </w:r>
+      <w:proofErr w:type="gramEnd"/>
+      <w:r>
+        <w:rPr>
+          <w:rFonts w:hint="eastAsia"/>
+        </w:rPr>
+        <w:t>管员任务分配、实例管理、语言切换→成员DSH使用！</w:t>
+      </w:r>
+    </w:p>
+    <w:p>
+      <w:pPr>
+        <w:rPr>
+          <w:rFonts w:hint="eastAsia"/>
+        </w:rPr>
+      </w:pPr>
+    </w:p>
+    <w:p>
+      <w:pPr>
+        <w:ind w:left="220" w:hangingChars="100" w:hanging="220"/>
+        <w:rPr>
+          <w:rFonts w:hint="eastAsia"/>
+        </w:rPr>
+      </w:pPr>
+      <w:r>
+        <w:rPr>
+          <w:rFonts w:hint="eastAsia"/>
+        </w:rPr>
+        <w:t>一、</w:t>
+      </w:r>
+      <w:r>
+        <w:rPr>
+          <w:rFonts w:hint="eastAsia"/>
+        </w:rPr>
+        <w:t>安装</w:t>
+      </w:r>
+    </w:p>
+    <w:p>
+      <w:pPr>
+        <w:ind w:firstLineChars="200" w:firstLine="440"/>
+        <w:rPr>
+          <w:rFonts w:hint="eastAsia"/>
+        </w:rPr>
+      </w:pPr>
+      <w:proofErr w:type="spellStart"/>
+      <w:r>
+        <w:rPr>
+          <w:rFonts w:hint="eastAsia"/>
+        </w:rPr>
+        <w:t>TakeTopDSH</w:t>
+      </w:r>
+      <w:proofErr w:type="spellEnd"/>
+      <w:r>
+        <w:rPr>
+          <w:rFonts w:hint="eastAsia"/>
+        </w:rPr>
+        <w:t xml:space="preserve"> Team 是一个不用安装，</w:t>
+      </w:r>
+      <w:r>
+        <w:t>拷贝</w:t>
+      </w:r>
+      <w:r>
+        <w:rPr>
+          <w:rFonts w:hint="eastAsia"/>
+        </w:rPr>
+        <w:t>即用的</w:t>
+      </w:r>
+      <w:proofErr w:type="gramStart"/>
+      <w:r>
+        <w:rPr>
+          <w:rFonts w:hint="eastAsia"/>
+        </w:rPr>
+        <w:t>软件 ，</w:t>
+      </w:r>
+      <w:proofErr w:type="gramEnd"/>
+      <w:r>
+        <w:rPr>
+          <w:rFonts w:hint="eastAsia"/>
+        </w:rPr>
+        <w:t>按</w:t>
+      </w:r>
+      <w:r>
+        <w:rPr>
+          <w:rFonts w:hint="eastAsia"/>
+        </w:rPr>
+        <w:t>这个</w:t>
+      </w:r>
+      <w:r>
+        <w:rPr>
+          <w:rFonts w:hint="eastAsia"/>
+        </w:rPr>
+        <w:t>步骤</w:t>
+      </w:r>
+      <w:r>
+        <w:rPr>
+          <w:rFonts w:hint="eastAsia"/>
+        </w:rPr>
+        <w:t>：</w:t>
+      </w:r>
+      <w:proofErr w:type="gramStart"/>
+      <w:r>
+        <w:t>拷贝 `</w:t>
+      </w:r>
+      <w:proofErr w:type="spellStart"/>
+      <w:proofErr w:type="gramEnd"/>
+      <w:r>
+        <w:t>TakeTopDshTeam</w:t>
+      </w:r>
+      <w:proofErr w:type="spellEnd"/>
+      <w:proofErr w:type="gramStart"/>
+      <w:r>
+        <w:t>` 到</w:t>
+      </w:r>
+      <w:proofErr w:type="gramEnd"/>
+      <w:r>
+        <w:t>目标</w:t>
+      </w:r>
+      <w:proofErr w:type="gramStart"/>
+      <w:r>
+        <w:t xml:space="preserve">机 → </w:t>
+      </w:r>
+      <w:proofErr w:type="gramEnd"/>
+      <w:r>
+        <w:t xml:space="preserve">Windows </w:t>
+      </w:r>
+      <w:proofErr w:type="gramStart"/>
+      <w:r>
+        <w:t>双击 `</w:t>
+      </w:r>
+      <w:proofErr w:type="gramEnd"/>
+      <w:r>
+        <w:t>start.bat`</w:t>
+      </w:r>
+      <w:proofErr w:type="gramStart"/>
+      <w:r>
+        <w:t xml:space="preserve"> </w:t>
+      </w:r>
+      <w:r>
+        <w:rPr>
+          <w:rFonts w:hint="eastAsia"/>
+        </w:rPr>
+        <w:t>,</w:t>
+      </w:r>
+      <w:proofErr w:type="gramEnd"/>
+      <w:r>
+        <w:rPr>
+          <w:rFonts w:hint="eastAsia"/>
+        </w:rPr>
+        <w:t xml:space="preserve"> </w:t>
+      </w:r>
+      <w:r>
+        <w:t xml:space="preserve"> macOS/Linux 运行 </w:t>
+      </w:r>
+      <w:proofErr w:type="gramStart"/>
+      <w:r>
+        <w:t>`.</w:t>
+      </w:r>
+      <w:proofErr w:type="gramEnd"/>
+      <w:r>
+        <w:t>/start.sh</w:t>
+      </w:r>
+      <w:proofErr w:type="gramStart"/>
+      <w:r>
+        <w:t xml:space="preserve">` → </w:t>
+      </w:r>
+      <w:proofErr w:type="gramEnd"/>
+      <w:r>
+        <w:t>浏览器</w:t>
+      </w:r>
+      <w:proofErr w:type="gramStart"/>
+      <w:r>
+        <w:t xml:space="preserve">访问 `http://127.0.0.1:46001` → 点 </w:t>
       </w:r>
       <w:r>
         <w:rPr>
           <w:b/>
           <w:bCs/>
         </w:rPr>
-        <w:t>**</w:t>
-      </w:r>
-      <w:r>
-        <w:t>（或右键 → 以管理员身份运行，若端口被占用）。</w:t>
-      </w:r>
-    </w:p>
-    <w:p>
-      <w:pPr>
-        <w:ind w:firstLineChars="200" w:firstLine="440"/>
-        <w:rPr>
-          <w:rFonts w:hint="eastAsia"/>
-        </w:rPr>
-      </w:pPr>
-      <w:r>
-        <w:rPr>
-          <w:rFonts w:hint="eastAsia"/>
-        </w:rPr>
-        <w:t>1-1-</w:t>
-      </w:r>
-      <w:r>
-        <w:t>3. 浏览器自动打开</w:t>
-      </w:r>
-      <w:r>
-        <w:rPr>
-          <w:rFonts w:hint="eastAsia"/>
-        </w:rPr>
-        <w:t>登录页面</w:t>
-      </w:r>
-      <w:r>
-        <w:t xml:space="preserve"> `http://127.0.0.1:46001`。</w:t>
-      </w:r>
-    </w:p>
-    <w:p>
-      <w:pPr>
-        <w:ind w:firstLineChars="200" w:firstLine="440"/>
-        <w:rPr>
-          <w:rFonts w:hint="eastAsia"/>
-        </w:rPr>
-      </w:pPr>
-    </w:p>
-    <w:p>
-      <w:pPr>
-        <w:ind w:firstLineChars="200" w:firstLine="440"/>
-        <w:rPr>
-          <w:rFonts w:hint="eastAsia"/>
-        </w:rPr>
-      </w:pPr>
-      <w:r>
-        <w:rPr>
-          <w:rFonts w:hint="eastAsia"/>
-        </w:rPr>
-        <w:t>1-2</w:t>
-      </w:r>
-      <w:r>
-        <w:t xml:space="preserve"> macOS (Apple Silicon, arm64)</w:t>
-      </w:r>
-    </w:p>
-    <w:p>
-      <w:pPr>
-        <w:ind w:firstLineChars="200" w:firstLine="440"/>
-        <w:rPr>
-          <w:rFonts w:hint="eastAsia"/>
-        </w:rPr>
-      </w:pPr>
-      <w:r>
-        <w:rPr>
-          <w:rFonts w:hint="eastAsia"/>
-        </w:rPr>
-        <w:t>1-2-</w:t>
-      </w:r>
-      <w:r>
-        <w:t>1. 拷贝整个 `TakeTopDshTeam` 目录到目标 Mac。</w:t>
-      </w:r>
-    </w:p>
-    <w:p>
-      <w:pPr>
-        <w:ind w:firstLineChars="200" w:firstLine="440"/>
-        <w:rPr>
-          <w:rFonts w:hint="eastAsia"/>
-        </w:rPr>
-      </w:pPr>
-      <w:r>
-        <w:rPr>
-          <w:rFonts w:hint="eastAsia"/>
-        </w:rPr>
-        <w:t>1-2-</w:t>
-      </w:r>
-      <w:r>
-        <w:t>2. 打开终端（Terminal），进入目录：</w:t>
-      </w:r>
-    </w:p>
-    <w:p>
-      <w:pPr>
-        <w:ind w:firstLineChars="200" w:firstLine="440"/>
-        <w:rPr>
-          <w:rFonts w:hint="eastAsia"/>
-        </w:rPr>
-      </w:pPr>
-      <w:r>
-        <w:t xml:space="preserve">   bash</w:t>
-      </w:r>
-      <w:r>
-        <w:t xml:space="preserve"> cd /path/to/TakeTopDshTeam chmod +x start.sh ./start.sh</w:t>
-      </w:r>
-    </w:p>
-    <w:p>
-      <w:pPr>
-        <w:ind w:firstLineChars="200" w:firstLine="440"/>
-        <w:rPr>
-          <w:rFonts w:hint="eastAsia"/>
-        </w:rPr>
-      </w:pPr>
-    </w:p>
-    <w:p>
-      <w:pPr>
-        <w:ind w:firstLineChars="200" w:firstLine="440"/>
-        <w:rPr>
-          <w:rFonts w:hint="eastAsia"/>
-        </w:rPr>
-      </w:pPr>
-      <w:r>
-        <w:rPr>
-          <w:rFonts w:hint="eastAsia"/>
-        </w:rPr>
-        <w:t>1-2-</w:t>
-      </w:r>
-      <w:r>
-        <w:t>3. 首次运行会自动解压 Node 并安装 `@deepseek-ai/dsh`（</w:t>
-      </w:r>
+        <w:t>*</w:t>
+      </w:r>
+      <w:proofErr w:type="gramEnd"/>
       <w:r>
         <w:rPr>
           <w:b/>
           <w:bCs/>
         </w:rPr>
-        <w:t>**需联网一次**</w:t>
-      </w:r>
-      <w:r>
-        <w:t>）。</w:t>
-      </w:r>
-    </w:p>
-    <w:p>
-      <w:pPr>
-        <w:ind w:firstLineChars="200" w:firstLine="440"/>
-        <w:rPr>
-          <w:rFonts w:hint="eastAsia"/>
-        </w:rPr>
-      </w:pPr>
-      <w:r>
-        <w:rPr>
-          <w:rFonts w:hint="eastAsia"/>
-        </w:rPr>
-        <w:t>1-2-</w:t>
-      </w:r>
-      <w:r>
-        <w:t>4.</w:t>
-      </w:r>
-      <w:r>
-        <w:t>浏览器自动打开</w:t>
-      </w:r>
-      <w:r>
-        <w:rPr>
-          <w:rFonts w:hint="eastAsia"/>
-        </w:rPr>
-        <w:t>登录页面</w:t>
-      </w:r>
-      <w:r>
-        <w:t xml:space="preserve"> `http://127.0.0.1:46001`。</w:t>
-      </w:r>
-    </w:p>
-    <w:p>
-      <w:pPr>
-        <w:ind w:firstLineChars="200" w:firstLine="440"/>
-        <w:rPr>
-          <w:rFonts w:hint="eastAsia"/>
-        </w:rPr>
-      </w:pPr>
-    </w:p>
-    <w:p>
-      <w:pPr>
-        <w:ind w:firstLineChars="200" w:firstLine="440"/>
-        <w:rPr>
-          <w:rFonts w:hint="eastAsia"/>
-        </w:rPr>
-      </w:pPr>
-      <w:r>
-        <w:rPr>
-          <w:rFonts w:hint="eastAsia"/>
-        </w:rPr>
-        <w:t>1-3、</w:t>
-      </w:r>
-      <w:r>
-        <w:t xml:space="preserve"> Linux (x64 / arm64)</w:t>
-      </w:r>
-    </w:p>
-    <w:p>
-      <w:pPr>
-        <w:ind w:firstLineChars="200" w:firstLine="440"/>
-        <w:rPr>
-          <w:rFonts w:hint="eastAsia"/>
-        </w:rPr>
-      </w:pPr>
-      <w:r>
-        <w:rPr>
-          <w:rFonts w:hint="eastAsia"/>
-        </w:rPr>
-        <w:t>1-3-</w:t>
-      </w:r>
-      <w:r>
-        <w:t>1. 拷贝整个 `TakeTopDshTeam` 目录到目标机器。</w:t>
-      </w:r>
-    </w:p>
-    <w:p>
-      <w:pPr>
-        <w:ind w:firstLineChars="200" w:firstLine="440"/>
-        <w:rPr>
-          <w:rFonts w:hint="eastAsia"/>
-        </w:rPr>
-      </w:pPr>
-      <w:r>
-        <w:rPr>
-          <w:rFonts w:hint="eastAsia"/>
-        </w:rPr>
-        <w:t>1-3-</w:t>
-      </w:r>
-      <w:r>
-        <w:t>2. 打开终端，进入目录：</w:t>
-      </w:r>
-    </w:p>
-    <w:p>
-      <w:pPr>
-        <w:ind w:firstLineChars="200" w:firstLine="440"/>
-        <w:rPr>
-          <w:rFonts w:hint="eastAsia"/>
-        </w:rPr>
-      </w:pPr>
-      <w:r>
-        <w:t xml:space="preserve">  </w:t>
-      </w:r>
-      <w:r>
-        <w:t>bash cd /path/to/TakeTopDshTeam chmod +x start.sh ./start.sh</w:t>
-      </w:r>
-    </w:p>
-    <w:p>
-      <w:pPr>
-        <w:ind w:firstLineChars="200" w:firstLine="440"/>
-        <w:rPr>
-          <w:rFonts w:hint="eastAsia"/>
-        </w:rPr>
-      </w:pPr>
-      <w:r>
-        <w:rPr>
-          <w:rFonts w:hint="eastAsia"/>
-        </w:rPr>
-        <w:t>1-3-</w:t>
-      </w:r>
-      <w:r>
-        <w:t>3. 首次运行自动解压 Node（</w:t>
-      </w:r>
+        <w:t>*</w:t>
+      </w:r>
+      <w:proofErr w:type="gramStart"/>
       <w:r>
         <w:rPr>
           <w:b/>
           <w:bCs/>
         </w:rPr>
-        <w:t>**已内置，无需下载**</w:t>
-      </w:r>
-      <w:r>
-        <w:t>）；仅 `@deepseek-ai/dsh` 的原生依赖需</w:t>
-      </w:r>
+        <w:t>"打开</w:t>
+      </w:r>
+      <w:proofErr w:type="gramEnd"/>
       <w:r>
         <w:rPr>
           <w:b/>
           <w:bCs/>
         </w:rPr>
+        <w:t>DSH"*</w:t>
+      </w:r>
+      <w:proofErr w:type="gramStart"/>
+      <w:r>
+        <w:rPr>
+          <w:b/>
+          <w:bCs/>
+        </w:rPr>
+        <w:t>*</w:t>
+      </w:r>
+      <w:r>
+        <w:rPr>
+          <w:rFonts w:hint="eastAsia"/>
+        </w:rPr>
+        <w:t xml:space="preserve"> 就</w:t>
+      </w:r>
+      <w:proofErr w:type="gramEnd"/>
+      <w:r>
+        <w:rPr>
+          <w:rFonts w:hint="eastAsia"/>
+        </w:rPr>
+        <w:t>可以使用上了，详细说明如下：</w:t>
+      </w:r>
+    </w:p>
+    <w:p>
+      <w:pPr>
+        <w:ind w:firstLineChars="200" w:firstLine="440"/>
+        <w:rPr>
+          <w:rFonts w:hint="eastAsia"/>
+        </w:rPr>
+      </w:pPr>
+      <w:r>
+        <w:rPr>
+          <w:rFonts w:hint="eastAsia"/>
+        </w:rPr>
+        <w:t>1-1、</w:t>
+      </w:r>
+      <w:r>
+        <w:t xml:space="preserve"> Windows </w:t>
+      </w:r>
+    </w:p>
+    <w:p>
+      <w:pPr>
+        <w:ind w:firstLineChars="200" w:firstLine="440"/>
+        <w:rPr>
+          <w:rFonts w:hint="eastAsia"/>
+        </w:rPr>
+      </w:pPr>
+      <w:r>
+        <w:rPr>
+          <w:rFonts w:hint="eastAsia"/>
+        </w:rPr>
+        <w:t>1-1-</w:t>
+      </w:r>
+      <w:r>
+        <w:t>1. 拷贝</w:t>
+      </w:r>
+      <w:proofErr w:type="gramStart"/>
+      <w:r>
+        <w:t>整个 `</w:t>
+      </w:r>
+      <w:proofErr w:type="spellStart"/>
+      <w:proofErr w:type="gramEnd"/>
+      <w:r>
+        <w:t>TakeTopDshTeam</w:t>
+      </w:r>
+      <w:proofErr w:type="spellEnd"/>
+      <w:proofErr w:type="gramStart"/>
+      <w:r>
+        <w:t>` 目录</w:t>
+      </w:r>
+      <w:proofErr w:type="gramEnd"/>
+      <w:r>
+        <w:t>到目标电脑。</w:t>
+      </w:r>
+    </w:p>
+    <w:p>
+      <w:pPr>
+        <w:ind w:firstLineChars="200" w:firstLine="440"/>
+        <w:rPr>
+          <w:rFonts w:hint="eastAsia"/>
+        </w:rPr>
+      </w:pPr>
+      <w:r>
+        <w:rPr>
+          <w:rFonts w:hint="eastAsia"/>
+        </w:rPr>
+        <w:t>1-1-</w:t>
+      </w:r>
+      <w:r>
+        <w:t xml:space="preserve">2. </w:t>
+      </w:r>
+      <w:proofErr w:type="gramStart"/>
+      <w:r>
+        <w:t xml:space="preserve">双击 </w:t>
+      </w:r>
+      <w:r>
+        <w:rPr>
+          <w:b/>
+          <w:bCs/>
+        </w:rPr>
+        <w:t>*</w:t>
+      </w:r>
+      <w:proofErr w:type="gramEnd"/>
+      <w:r>
+        <w:rPr>
+          <w:b/>
+          <w:bCs/>
+        </w:rPr>
+        <w:t>*</w:t>
+      </w:r>
+      <w:r>
+        <w:t>`start.bat`</w:t>
+      </w:r>
+      <w:r>
+        <w:rPr>
+          <w:b/>
+          <w:bCs/>
+        </w:rPr>
+        <w:t>**</w:t>
+      </w:r>
+      <w:r>
+        <w:t>（或右</w:t>
+      </w:r>
+      <w:proofErr w:type="gramStart"/>
+      <w:r>
+        <w:t xml:space="preserve">键 → </w:t>
+      </w:r>
+      <w:proofErr w:type="gramEnd"/>
+      <w:r>
+        <w:t>以管理员身份运行，若端口被占用）。</w:t>
+      </w:r>
+    </w:p>
+    <w:p>
+      <w:pPr>
+        <w:ind w:firstLineChars="200" w:firstLine="440"/>
+        <w:rPr>
+          <w:rFonts w:hint="eastAsia"/>
+        </w:rPr>
+      </w:pPr>
+      <w:r>
+        <w:rPr>
+          <w:rFonts w:hint="eastAsia"/>
+        </w:rPr>
+        <w:t>1-1-</w:t>
+      </w:r>
+      <w:r>
+        <w:t>3. 浏览器自动打开</w:t>
+      </w:r>
+      <w:r>
+        <w:rPr>
+          <w:rFonts w:hint="eastAsia"/>
+        </w:rPr>
+        <w:t>登录</w:t>
+      </w:r>
+      <w:proofErr w:type="gramStart"/>
+      <w:r>
+        <w:rPr>
+          <w:rFonts w:hint="eastAsia"/>
+        </w:rPr>
+        <w:t>页面</w:t>
+      </w:r>
+      <w:r>
+        <w:t xml:space="preserve"> `</w:t>
+      </w:r>
+      <w:proofErr w:type="gramEnd"/>
+      <w:r>
+        <w:t>http://127.0.0.1:46001`。</w:t>
+      </w:r>
+    </w:p>
+    <w:p>
+      <w:pPr>
+        <w:ind w:firstLineChars="200" w:firstLine="440"/>
+        <w:rPr>
+          <w:rFonts w:hint="eastAsia"/>
+        </w:rPr>
+      </w:pPr>
+    </w:p>
+    <w:p>
+      <w:pPr>
+        <w:ind w:firstLineChars="200" w:firstLine="440"/>
+        <w:rPr>
+          <w:rFonts w:hint="eastAsia"/>
+        </w:rPr>
+      </w:pPr>
+      <w:r>
+        <w:rPr>
+          <w:rFonts w:hint="eastAsia"/>
+        </w:rPr>
+        <w:t>1-2</w:t>
+      </w:r>
+      <w:r>
+        <w:t xml:space="preserve"> macOS (Apple Silicon, arm64)</w:t>
+      </w:r>
+    </w:p>
+    <w:p>
+      <w:pPr>
+        <w:ind w:firstLineChars="200" w:firstLine="440"/>
+        <w:rPr>
+          <w:rFonts w:hint="eastAsia"/>
+        </w:rPr>
+      </w:pPr>
+      <w:r>
+        <w:rPr>
+          <w:rFonts w:hint="eastAsia"/>
+        </w:rPr>
+        <w:t>1-2-</w:t>
+      </w:r>
+      <w:r>
+        <w:t>1. 拷贝</w:t>
+      </w:r>
+      <w:proofErr w:type="gramStart"/>
+      <w:r>
+        <w:t>整个 `</w:t>
+      </w:r>
+      <w:proofErr w:type="spellStart"/>
+      <w:proofErr w:type="gramEnd"/>
+      <w:r>
+        <w:t>TakeTopDshTeam</w:t>
+      </w:r>
+      <w:proofErr w:type="spellEnd"/>
+      <w:proofErr w:type="gramStart"/>
+      <w:r>
+        <w:t>` 目录</w:t>
+      </w:r>
+      <w:proofErr w:type="gramEnd"/>
+      <w:r>
+        <w:t>到目标 Mac。</w:t>
+      </w:r>
+    </w:p>
+    <w:p>
+      <w:pPr>
+        <w:ind w:firstLineChars="200" w:firstLine="440"/>
+        <w:rPr>
+          <w:rFonts w:hint="eastAsia"/>
+        </w:rPr>
+      </w:pPr>
+      <w:r>
+        <w:rPr>
+          <w:rFonts w:hint="eastAsia"/>
+        </w:rPr>
+        <w:t>1-2-</w:t>
+      </w:r>
+      <w:r>
+        <w:t>2. 打开终端（Terminal），进入目录：</w:t>
+      </w:r>
+    </w:p>
+    <w:p>
+      <w:pPr>
+        <w:ind w:firstLineChars="200" w:firstLine="440"/>
+        <w:rPr>
+          <w:rFonts w:hint="eastAsia"/>
+        </w:rPr>
+      </w:pPr>
+      <w:r>
+        <w:t xml:space="preserve">   bash</w:t>
+      </w:r>
+      <w:r>
+        <w:t xml:space="preserve"> cd /path/to/</w:t>
+      </w:r>
+      <w:proofErr w:type="spellStart"/>
+      <w:r>
+        <w:t>TakeTopDshTeam</w:t>
+      </w:r>
+      <w:proofErr w:type="spellEnd"/>
+      <w:r>
+        <w:t xml:space="preserve"> </w:t>
+      </w:r>
+      <w:proofErr w:type="spellStart"/>
+      <w:r>
+        <w:t>chmod</w:t>
+      </w:r>
+      <w:proofErr w:type="spellEnd"/>
+      <w:r>
+        <w:t xml:space="preserve"> +x start.sh ./start.sh</w:t>
+      </w:r>
+    </w:p>
+    <w:p>
+      <w:pPr>
+        <w:ind w:firstLineChars="200" w:firstLine="440"/>
+        <w:rPr>
+          <w:rFonts w:hint="eastAsia"/>
+        </w:rPr>
+      </w:pPr>
+    </w:p>
+    <w:p>
+      <w:pPr>
+        <w:ind w:firstLineChars="200" w:firstLine="440"/>
+        <w:rPr>
+          <w:rFonts w:hint="eastAsia"/>
+        </w:rPr>
+      </w:pPr>
+      <w:r>
+        <w:rPr>
+          <w:rFonts w:hint="eastAsia"/>
+        </w:rPr>
+        <w:t>1-2-</w:t>
+      </w:r>
+      <w:r>
+        <w:t>3. 首次运行会自动解压 Node 并</w:t>
+      </w:r>
+      <w:proofErr w:type="gramStart"/>
+      <w:r>
+        <w:t>安装 `</w:t>
+      </w:r>
+      <w:proofErr w:type="gramEnd"/>
+      <w:r>
+        <w:t>@deepseek-ai/dsh`（</w:t>
+      </w:r>
+      <w:r>
+        <w:rPr>
+          <w:b/>
+          <w:bCs/>
+        </w:rPr>
+        <w:t>**需联网一次**</w:t>
+      </w:r>
+      <w:r>
+        <w:t>）。</w:t>
+      </w:r>
+    </w:p>
+    <w:p>
+      <w:pPr>
+        <w:ind w:firstLineChars="200" w:firstLine="440"/>
+        <w:rPr>
+          <w:rFonts w:hint="eastAsia"/>
+        </w:rPr>
+      </w:pPr>
+      <w:r>
+        <w:rPr>
+          <w:rFonts w:hint="eastAsia"/>
+        </w:rPr>
+        <w:t>1-2-</w:t>
+      </w:r>
+      <w:r>
+        <w:t>4.</w:t>
+      </w:r>
+      <w:r>
+        <w:t>浏览器自动打开</w:t>
+      </w:r>
+      <w:r>
+        <w:rPr>
+          <w:rFonts w:hint="eastAsia"/>
+        </w:rPr>
+        <w:t>登录</w:t>
+      </w:r>
+      <w:proofErr w:type="gramStart"/>
+      <w:r>
+        <w:rPr>
+          <w:rFonts w:hint="eastAsia"/>
+        </w:rPr>
+        <w:t>页面</w:t>
+      </w:r>
+      <w:r>
+        <w:t xml:space="preserve"> `</w:t>
+      </w:r>
+      <w:proofErr w:type="gramEnd"/>
+      <w:r>
+        <w:t>http://127.0.0.1:46001`。</w:t>
+      </w:r>
+    </w:p>
+    <w:p>
+      <w:pPr>
+        <w:ind w:firstLineChars="200" w:firstLine="440"/>
+        <w:rPr>
+          <w:rFonts w:hint="eastAsia"/>
+        </w:rPr>
+      </w:pPr>
+    </w:p>
+    <w:p>
+      <w:pPr>
+        <w:ind w:firstLineChars="200" w:firstLine="440"/>
+        <w:rPr>
+          <w:rFonts w:hint="eastAsia"/>
+        </w:rPr>
+      </w:pPr>
+      <w:r>
+        <w:rPr>
+          <w:rFonts w:hint="eastAsia"/>
+        </w:rPr>
+        <w:t>1-3、</w:t>
+      </w:r>
+      <w:r>
+        <w:t xml:space="preserve"> Linux </w:t>
+      </w:r>
+      <w:proofErr w:type="gramStart"/>
+      <w:r>
+        <w:t>(x64 / arm64)</w:t>
+      </w:r>
+      <w:proofErr w:type="gramEnd"/>
+    </w:p>
+    <w:p>
+      <w:pPr>
+        <w:ind w:firstLineChars="200" w:firstLine="440"/>
+        <w:rPr>
+          <w:rFonts w:hint="eastAsia"/>
+        </w:rPr>
+      </w:pPr>
+      <w:r>
+        <w:rPr>
+          <w:rFonts w:hint="eastAsia"/>
+        </w:rPr>
+        <w:t>1-3-</w:t>
+      </w:r>
+      <w:r>
+        <w:t>1. 拷贝</w:t>
+      </w:r>
+      <w:proofErr w:type="gramStart"/>
+      <w:r>
+        <w:t>整个 `</w:t>
+      </w:r>
+      <w:proofErr w:type="spellStart"/>
+      <w:proofErr w:type="gramEnd"/>
+      <w:r>
+        <w:t>TakeTopDshTeam</w:t>
+      </w:r>
+      <w:proofErr w:type="spellEnd"/>
+      <w:proofErr w:type="gramStart"/>
+      <w:r>
+        <w:t>` 目录</w:t>
+      </w:r>
+      <w:proofErr w:type="gramEnd"/>
+      <w:r>
+        <w:t>到目标机器。</w:t>
+      </w:r>
+    </w:p>
+    <w:p>
+      <w:pPr>
+        <w:ind w:firstLineChars="200" w:firstLine="440"/>
+        <w:rPr>
+          <w:rFonts w:hint="eastAsia"/>
+        </w:rPr>
+      </w:pPr>
+      <w:r>
+        <w:rPr>
+          <w:rFonts w:hint="eastAsia"/>
+        </w:rPr>
+        <w:t>1-3-</w:t>
+      </w:r>
+      <w:r>
+        <w:t>2. 打开终端，进入目录：</w:t>
+      </w:r>
+    </w:p>
+    <w:p>
+      <w:pPr>
+        <w:ind w:firstLineChars="200" w:firstLine="440"/>
+        <w:rPr>
+          <w:rFonts w:hint="eastAsia"/>
+        </w:rPr>
+      </w:pPr>
+      <w:r>
+        <w:t xml:space="preserve">  </w:t>
+      </w:r>
+      <w:r>
+        <w:t>bash cd /path/to/</w:t>
+      </w:r>
+      <w:proofErr w:type="spellStart"/>
+      <w:r>
+        <w:t>TakeTopDshTeam</w:t>
+      </w:r>
+      <w:proofErr w:type="spellEnd"/>
+      <w:r>
+        <w:t xml:space="preserve"> </w:t>
+      </w:r>
+      <w:proofErr w:type="spellStart"/>
+      <w:r>
+        <w:t>chmod</w:t>
+      </w:r>
+      <w:proofErr w:type="spellEnd"/>
+      <w:r>
+        <w:t xml:space="preserve"> +x start.sh ./start.sh</w:t>
+      </w:r>
+    </w:p>
+    <w:p>
+      <w:pPr>
+        <w:ind w:firstLineChars="200" w:firstLine="440"/>
+        <w:rPr>
+          <w:rFonts w:hint="eastAsia"/>
+        </w:rPr>
+      </w:pPr>
+      <w:r>
+        <w:rPr>
+          <w:rFonts w:hint="eastAsia"/>
+        </w:rPr>
+        <w:t>1-3-</w:t>
+      </w:r>
+      <w:r>
+        <w:t>3. 首次运行自动解压 Node（</w:t>
+      </w:r>
+      <w:r>
+        <w:rPr>
+          <w:b/>
+          <w:bCs/>
+        </w:rPr>
+        <w:t>**已内置，无需下载**</w:t>
+      </w:r>
+      <w:r>
+        <w:t>）；</w:t>
+      </w:r>
+      <w:proofErr w:type="gramStart"/>
+      <w:r>
+        <w:t>仅 `</w:t>
+      </w:r>
+      <w:proofErr w:type="gramEnd"/>
+      <w:r>
+        <w:t>@deepseek-ai/dsh</w:t>
+      </w:r>
+      <w:proofErr w:type="gramStart"/>
+      <w:r>
+        <w:t>` 的</w:t>
+      </w:r>
+      <w:proofErr w:type="gramEnd"/>
+      <w:r>
+        <w:t>原生依赖需</w:t>
+      </w:r>
+      <w:r>
+        <w:rPr>
+          <w:b/>
+          <w:bCs/>
+        </w:rPr>
         <w:t>**联网安装一次**</w:t>
       </w:r>
       <w:r>
@@ -668,10 +1028,21 @@
         <w:rPr>
           <w:rFonts w:hint="eastAsia"/>
         </w:rPr>
-        <w:t>登录页面</w:t>
-      </w:r>
-      <w:r>
-        <w:t xml:space="preserve"> `http://127.0.0.1:46001`。</w:t>
+        <w:t>登录</w:t>
+      </w:r>
+      <w:proofErr w:type="gramStart"/>
+      <w:r>
+        <w:rPr>
+          <w:rFonts w:hint="eastAsia"/>
+        </w:rPr>
+        <w:t>页面</w:t>
+      </w:r>
+      <w:r>
+        <w:t xml:space="preserve"> `</w:t>
+      </w:r>
+      <w:proofErr w:type="gramEnd"/>
+      <w:r>
+        <w:t>http://127.0.0.1:46001`。</w:t>
       </w:r>
     </w:p>
     <w:p>
@@ -723,7 +1094,14 @@
         <w:rPr>
           <w:rFonts w:hint="eastAsia"/>
         </w:rPr>
-        <w:t>打开TakeTopD</w:t>
+        <w:t>打开</w:t>
+      </w:r>
+      <w:proofErr w:type="spellStart"/>
+      <w:r>
+        <w:rPr>
+          <w:rFonts w:hint="eastAsia"/>
+        </w:rPr>
+        <w:t>TakeTopD</w:t>
       </w:r>
       <w:r>
         <w:rPr>
@@ -735,7 +1113,14 @@
         <w:rPr>
           <w:rFonts w:hint="eastAsia"/>
         </w:rPr>
-        <w:t>Team 目录，可以看到下面两个文件，按不同的系统运行不同的文件，打开登录页面！</w:t>
+        <w:t>Team</w:t>
+      </w:r>
+      <w:proofErr w:type="spellEnd"/>
+      <w:r>
+        <w:rPr>
+          <w:rFonts w:hint="eastAsia"/>
+        </w:rPr>
+        <w:t xml:space="preserve"> 目录，可以看到下面两个文件，按不同的系统运行不同的文件，打开登录页面！</w:t>
       </w:r>
     </w:p>
     <w:p>
@@ -749,7 +1134,7 @@
           <w:noProof/>
         </w:rPr>
         <w:drawing>
-          <wp:inline distT="0" distB="0" distL="0" distR="0" wp14:anchorId="78E1C3EA" wp14:editId="3E06C85B">
+          <wp:inline distT="0" distB="0" distL="0" distR="0" wp14:anchorId="78E1C3EA" wp14:editId="1F27BE9D">
             <wp:extent cx="5274310" cy="465455"/>
             <wp:effectExtent l="0" t="0" r="2540" b="0"/>
             <wp:docPr id="286631104" name="图片 1"/>
@@ -808,20 +1193,62 @@
         <w:rPr>
           <w:rFonts w:hint="eastAsia"/>
         </w:rPr>
-        <w:t>&gt; - Windows：双击 **`start.bat`**</w:t>
-      </w:r>
-    </w:p>
-    <w:p>
-      <w:pPr>
-        <w:rPr>
-          <w:rFonts w:hint="eastAsia"/>
-        </w:rPr>
-      </w:pPr>
-      <w:r>
-        <w:rPr>
-          <w:rFonts w:hint="eastAsia"/>
-        </w:rPr>
-        <w:t>&gt; - macOS / Linux：执行 **`./start.sh`**</w:t>
+        <w:t>&gt; - Windows：</w:t>
+      </w:r>
+      <w:proofErr w:type="gramStart"/>
+      <w:r>
+        <w:rPr>
+          <w:rFonts w:hint="eastAsia"/>
+        </w:rPr>
+        <w:t>双击 *</w:t>
+      </w:r>
+      <w:proofErr w:type="gramEnd"/>
+      <w:r>
+        <w:rPr>
+          <w:rFonts w:hint="eastAsia"/>
+        </w:rPr>
+        <w:t>*`start.bat`**</w:t>
+      </w:r>
+    </w:p>
+    <w:p>
+      <w:pPr>
+        <w:rPr>
+          <w:rFonts w:hint="eastAsia"/>
+        </w:rPr>
+      </w:pPr>
+      <w:r>
+        <w:rPr>
+          <w:rFonts w:hint="eastAsia"/>
+        </w:rPr>
+        <w:t>&gt; - macOS / Linux：</w:t>
+      </w:r>
+      <w:proofErr w:type="gramStart"/>
+      <w:r>
+        <w:rPr>
+          <w:rFonts w:hint="eastAsia"/>
+        </w:rPr>
+        <w:t>执行 *</w:t>
+      </w:r>
+      <w:proofErr w:type="gramEnd"/>
+      <w:r>
+        <w:rPr>
+          <w:rFonts w:hint="eastAsia"/>
+        </w:rPr>
+        <w:t>*</w:t>
+      </w:r>
+      <w:proofErr w:type="gramStart"/>
+      <w:r>
+        <w:rPr>
+          <w:rFonts w:hint="eastAsia"/>
+        </w:rPr>
+        <w:t>`.</w:t>
+      </w:r>
+      <w:proofErr w:type="gramEnd"/>
+      <w:r>
+        <w:rPr>
+          <w:rFonts w:hint="eastAsia"/>
+        </w:rPr>
+        <w:t>/start.sh`**</w:t>
       </w:r>
     </w:p>
     <w:p>
@@ -894,19 +1321,69 @@
         <w:rPr>
           <w:rFonts w:hint="eastAsia"/>
         </w:rPr>
-        <w:t>输入用户名：admin  密码：12345678  就可以登录进平台了</w:t>
-      </w:r>
-      <w:r>
-        <w:rPr>
-          <w:rFonts w:hint="eastAsia"/>
-        </w:rPr>
-        <w:t>，第一次登录平台后，TakeTopDSH Team的后台服务TakeTopDSHL</w:t>
-      </w:r>
-      <w:r>
-        <w:rPr>
-          <w:rFonts w:hint="eastAsia"/>
-        </w:rPr>
-        <w:t xml:space="preserve">auncher </w:t>
+        <w:t>输入用户名：</w:t>
+      </w:r>
+      <w:proofErr w:type="gramStart"/>
+      <w:r>
+        <w:rPr>
+          <w:rFonts w:hint="eastAsia"/>
+        </w:rPr>
+        <w:t>admin  密码</w:t>
+      </w:r>
+      <w:proofErr w:type="gramEnd"/>
+      <w:r>
+        <w:rPr>
+          <w:rFonts w:hint="eastAsia"/>
+        </w:rPr>
+        <w:t>：</w:t>
+      </w:r>
+      <w:proofErr w:type="gramStart"/>
+      <w:r>
+        <w:rPr>
+          <w:rFonts w:hint="eastAsia"/>
+        </w:rPr>
+        <w:t>12345678  就可以登录进平台了</w:t>
+      </w:r>
+      <w:proofErr w:type="gramEnd"/>
+      <w:r>
+        <w:rPr>
+          <w:rFonts w:hint="eastAsia"/>
+        </w:rPr>
+        <w:t>，第一次登录平台后，</w:t>
+      </w:r>
+      <w:proofErr w:type="spellStart"/>
+      <w:r>
+        <w:rPr>
+          <w:rFonts w:hint="eastAsia"/>
+        </w:rPr>
+        <w:t>TakeTopDSH</w:t>
+      </w:r>
+      <w:proofErr w:type="spellEnd"/>
+      <w:r>
+        <w:rPr>
+          <w:rFonts w:hint="eastAsia"/>
+        </w:rPr>
+        <w:t xml:space="preserve"> Team的后台服务</w:t>
+      </w:r>
+      <w:proofErr w:type="spellStart"/>
+      <w:r>
+        <w:rPr>
+          <w:rFonts w:hint="eastAsia"/>
+        </w:rPr>
+        <w:t>TakeTopDSHL</w:t>
+      </w:r>
+      <w:r>
+        <w:rPr>
+          <w:rFonts w:hint="eastAsia"/>
+        </w:rPr>
+        <w:t>auncher</w:t>
+      </w:r>
+      <w:proofErr w:type="spellEnd"/>
+      <w:r>
+        <w:rPr>
+          <w:rFonts w:hint="eastAsia"/>
+        </w:rPr>
+        <w:t xml:space="preserve"> </w:t>
       </w:r>
       <w:r>
         <w:rPr>
@@ -968,13 +1445,27 @@
         <w:rPr>
           <w:rFonts w:hint="eastAsia"/>
         </w:rPr>
-        <w:t>；若 launcher 已关闭（如重启电脑），需重新运行一次</w:t>
-      </w:r>
-      <w:r>
-        <w:rPr>
-          <w:rFonts w:hint="eastAsia"/>
-        </w:rPr>
-        <w:t xml:space="preserve"> 上面说的start 程序！</w:t>
+        <w:t>；若 launcher 已关闭（如重启电脑），需重新运行</w:t>
+      </w:r>
+      <w:proofErr w:type="gramStart"/>
+      <w:r>
+        <w:rPr>
+          <w:rFonts w:hint="eastAsia"/>
+        </w:rPr>
+        <w:t>一次</w:t>
+      </w:r>
+      <w:r>
+        <w:rPr>
+          <w:rFonts w:hint="eastAsia"/>
+        </w:rPr>
+        <w:t xml:space="preserve"> 上面</w:t>
+      </w:r>
+      <w:proofErr w:type="gramEnd"/>
+      <w:r>
+        <w:rPr>
+          <w:rFonts w:hint="eastAsia"/>
+        </w:rPr>
+        <w:t>说的start 程序！</w:t>
       </w:r>
     </w:p>
     <w:p>
@@ -1186,7 +1677,7 @@
           <w:noProof/>
         </w:rPr>
         <w:drawing>
-          <wp:inline distT="0" distB="0" distL="0" distR="0" wp14:anchorId="2044E27F" wp14:editId="2327842F">
+          <wp:inline distT="0" distB="0" distL="0" distR="0" wp14:anchorId="2044E27F" wp14:editId="0CC93CA2">
             <wp:extent cx="5274310" cy="2002155"/>
             <wp:effectExtent l="0" t="0" r="2540" b="0"/>
             <wp:docPr id="5370857" name="图片 5"/>
@@ -1262,7 +1753,21 @@
         <w:rPr>
           <w:rFonts w:hint="eastAsia"/>
         </w:rPr>
-        <w:t>设置Workspace path也就是设置平台的工作区目录，注意这个目录可以设在电脑上的任何一个驱动器上，但要规划好，确保容量够大，因为TakeTopDSH Team 你输入的所有数据，上传的所有文件都放在这个目录下！</w:t>
+        <w:t>设置Workspace path也就是设置平台的工作区目录，注意这个目录可以设在电脑上的任何一个驱动器上，但要规划好，确保容量够大，因为</w:t>
+      </w:r>
+      <w:proofErr w:type="spellStart"/>
+      <w:r>
+        <w:rPr>
+          <w:rFonts w:hint="eastAsia"/>
+        </w:rPr>
+        <w:t>TakeTopDSH</w:t>
+      </w:r>
+      <w:proofErr w:type="spellEnd"/>
+      <w:r>
+        <w:rPr>
+          <w:rFonts w:hint="eastAsia"/>
+        </w:rPr>
+        <w:t xml:space="preserve"> Team 你输入的所有数据，上传的所有文件都放在这个目录下！</w:t>
       </w:r>
     </w:p>
     <w:p>
@@ -1303,14 +1808,27 @@
         </w:rPr>
         <w:t>External URL是指如果外网也要使用平台，那么你可以给服务器一个公网IP，那么你就可以在这里输入，比如公网IP 是：188.88.88.88 ，那么就可以这样设：</w:t>
       </w:r>
-      <w:hyperlink r:id="rId14" w:history="1">
-        <w:r>
-          <w:rPr>
-            <w:rStyle w:val="af2"/>
-          </w:rPr>
-          <w:t>http://188.88.88.88:46000</w:t>
-        </w:r>
-      </w:hyperlink>
+      <w:r>
+        <w:fldChar w:fldCharType="begin"/>
+      </w:r>
+      <w:r>
+        <w:instrText>HYPERLINK "http://188.88.88.88:46000"</w:instrText>
+      </w:r>
+      <w:r>
+        <w:rPr>
+          <w:rFonts w:hint="eastAsia"/>
+        </w:rPr>
+        <w:fldChar w:fldCharType="separate"/>
+      </w:r>
+      <w:r>
+        <w:rPr>
+          <w:rStyle w:val="af2"/>
+        </w:rPr>
+        <w:t>http://188.88.88.88:46000</w:t>
+      </w:r>
+      <w:r>
+        <w:fldChar w:fldCharType="end"/>
+      </w:r>
       <w:r>
         <w:rPr>
           <w:rFonts w:hint="eastAsia"/>
@@ -1375,7 +1893,7 @@
                     </pic:cNvPicPr>
                   </pic:nvPicPr>
                   <pic:blipFill>
-                    <a:blip r:embed="rId15" cstate="print">
+                    <a:blip r:embed="rId14" cstate="print">
                       <a:extLst>
                         <a:ext uri="{28A0092B-C50C-407E-A947-70E740481C1C}">
                           <a14:useLocalDpi xmlns:a14="http://schemas.microsoft.com/office/drawing/2010/main" val="0"/>
@@ -1419,7 +1937,21 @@
         <w:rPr>
           <w:rFonts w:hint="eastAsia"/>
         </w:rPr>
-        <w:t>可以在这里增加成员用户，注意用户名要用英文字母，不要用中文，给用户设置的密码要记住，比如说先设个：12345678  ，成员用户登录后平台后，可以自己修改，这个成员的工作区目录不用设，它会自动生成，主要是：主工作区目录+用户名，会自动生成这个目录！</w:t>
+        <w:t>可以在这里增加成员用户，注意用户名要用英文字母，不要用中文，给用户设置的密码要记住，比如说先设个：</w:t>
+      </w:r>
+      <w:proofErr w:type="gramStart"/>
+      <w:r>
+        <w:rPr>
+          <w:rFonts w:hint="eastAsia"/>
+        </w:rPr>
+        <w:t>12345678  ，</w:t>
+      </w:r>
+      <w:proofErr w:type="gramEnd"/>
+      <w:r>
+        <w:rPr>
+          <w:rFonts w:hint="eastAsia"/>
+        </w:rPr>
+        <w:t>成员用户登录后平台后，可以自己修改，这个成员的工作区目录不用设，它会自动生成，主要是：主工作区目录+用户名，会自动生成这个目录！</w:t>
       </w:r>
     </w:p>
     <w:p>
@@ -1482,7 +2014,7 @@
                     </pic:cNvPicPr>
                   </pic:nvPicPr>
                   <pic:blipFill>
-                    <a:blip r:embed="rId16" cstate="print">
+                    <a:blip r:embed="rId15" cstate="print">
                       <a:extLst>
                         <a:ext uri="{28A0092B-C50C-407E-A947-70E740481C1C}">
                           <a14:useLocalDpi xmlns:a14="http://schemas.microsoft.com/office/drawing/2010/main" val="0"/>
@@ -1526,7 +2058,21 @@
         <w:rPr>
           <w:rFonts w:hint="eastAsia"/>
         </w:rPr>
-        <w:t>因为TakeTopDSH Team 是在DeepSeek Harness 基础上扩展的AI协作平台，所以在DeepSeek Harness更新版本后，也可以点击这个按钮进行升级，确保使用到DeepSeek Harness的最新功能！</w:t>
+        <w:t>因为</w:t>
+      </w:r>
+      <w:proofErr w:type="spellStart"/>
+      <w:r>
+        <w:rPr>
+          <w:rFonts w:hint="eastAsia"/>
+        </w:rPr>
+        <w:t>TakeTopDSH</w:t>
+      </w:r>
+      <w:proofErr w:type="spellEnd"/>
+      <w:r>
+        <w:rPr>
+          <w:rFonts w:hint="eastAsia"/>
+        </w:rPr>
+        <w:t xml:space="preserve"> Team 是在DeepSeek Harness 基础上扩展的AI协作平台，所以在DeepSeek Harness更新版本后，也可以点击这个按钮进行升级，确保使用到DeepSeek Harness的最新功能！</w:t>
       </w:r>
     </w:p>
     <w:p>
@@ -1569,19 +2115,28 @@
         </w:rPr>
         <w:t xml:space="preserve">    完成上面管理页面的设置后，点击</w:t>
       </w:r>
+      <w:proofErr w:type="spellStart"/>
       <w:r>
         <w:rPr>
           <w:b/>
           <w:bCs/>
         </w:rPr>
-        <w:t>TakeTopDSH Team Launcher</w:t>
-      </w:r>
-      <w:r>
-        <w:rPr>
-          <w:rFonts w:hint="eastAsia"/>
+        <w:t>TakeTopDSH</w:t>
+      </w:r>
+      <w:proofErr w:type="spellEnd"/>
+      <w:r>
+        <w:rPr>
           <w:b/>
           <w:bCs/>
         </w:rPr>
+        <w:t xml:space="preserve"> Team Launcher</w:t>
+      </w:r>
+      <w:r>
+        <w:rPr>
+          <w:rFonts w:hint="eastAsia"/>
+          <w:b/>
+          <w:bCs/>
+        </w:rPr>
         <w:t>部分的</w:t>
       </w:r>
       <w:r>
@@ -1608,7 +2163,7 @@
           <w:noProof/>
         </w:rPr>
         <w:drawing>
-          <wp:inline distT="0" distB="0" distL="0" distR="0" wp14:anchorId="39F15B5B" wp14:editId="239195AB">
+          <wp:inline distT="0" distB="0" distL="0" distR="0" wp14:anchorId="39F15B5B" wp14:editId="1F1892EC">
             <wp:extent cx="5274310" cy="1233805"/>
             <wp:effectExtent l="0" t="0" r="2540" b="4445"/>
             <wp:docPr id="1833294711" name="图片 8"/>
@@ -1625,7 +2180,7 @@
                     </pic:cNvPicPr>
                   </pic:nvPicPr>
                   <pic:blipFill>
-                    <a:blip r:embed="rId17" cstate="print">
+                    <a:blip r:embed="rId16" cstate="print">
                       <a:extLst>
                         <a:ext uri="{28A0092B-C50C-407E-A947-70E740481C1C}">
                           <a14:useLocalDpi xmlns:a14="http://schemas.microsoft.com/office/drawing/2010/main" val="0"/>
@@ -1707,7 +2262,7 @@
                     </pic:cNvPicPr>
                   </pic:nvPicPr>
                   <pic:blipFill>
-                    <a:blip r:embed="rId18" cstate="print">
+                    <a:blip r:embed="rId17" cstate="print">
                       <a:extLst>
                         <a:ext uri="{28A0092B-C50C-407E-A947-70E740481C1C}">
                           <a14:useLocalDpi xmlns:a14="http://schemas.microsoft.com/office/drawing/2010/main" val="0"/>
@@ -1759,17 +2314,32 @@
           <w:rFonts w:hint="eastAsia"/>
         </w:rPr>
       </w:pPr>
-      <w:r>
-        <w:rPr>
-          <w:rFonts w:hint="eastAsia"/>
-        </w:rPr>
-        <w:t>TakeTopDSH Team虽然是基于DeepSeek Harness 扩展的，但也可以连接其它大模型，比如OpenAI ,Kim</w:t>
-      </w:r>
-      <w:r>
-        <w:rPr>
-          <w:rFonts w:hint="eastAsia"/>
-        </w:rPr>
-        <w:t>i, Claude</w:t>
+      <w:proofErr w:type="spellStart"/>
+      <w:r>
+        <w:rPr>
+          <w:rFonts w:hint="eastAsia"/>
+        </w:rPr>
+        <w:t>TakeTopDSH</w:t>
+      </w:r>
+      <w:proofErr w:type="spellEnd"/>
+      <w:r>
+        <w:rPr>
+          <w:rFonts w:hint="eastAsia"/>
+        </w:rPr>
+        <w:t xml:space="preserve"> Team虽然是基于DeepSeek Harness 扩展的，但也可以连接其它大模型，比如OpenAI ,Kim</w:t>
+      </w:r>
+      <w:r>
+        <w:rPr>
+          <w:rFonts w:hint="eastAsia"/>
+        </w:rPr>
+        <w:t xml:space="preserve">i, </w:t>
+      </w:r>
+      <w:proofErr w:type="spellStart"/>
+      <w:r>
+        <w:rPr>
+          <w:rFonts w:hint="eastAsia"/>
+        </w:rPr>
+        <w:t>Claude</w:t>
       </w:r>
       <w:r>
         <w:rPr>
@@ -1777,6 +2347,7 @@
         </w:rPr>
         <w:t>,Qwen</w:t>
       </w:r>
+      <w:proofErr w:type="spellEnd"/>
       <w:r>
         <w:rPr>
           <w:rFonts w:hint="eastAsia"/>
@@ -1795,7 +2366,21 @@
         <w:rPr>
           <w:rFonts w:hint="eastAsia"/>
         </w:rPr>
-        <w:t>首先，点击 页面右边栏左上角的设置图标</w:t>
+        <w:t>首先，</w:t>
+      </w:r>
+      <w:proofErr w:type="gramStart"/>
+      <w:r>
+        <w:rPr>
+          <w:rFonts w:hint="eastAsia"/>
+        </w:rPr>
+        <w:t>点击 页面</w:t>
+      </w:r>
+      <w:proofErr w:type="gramEnd"/>
+      <w:r>
+        <w:rPr>
+          <w:rFonts w:hint="eastAsia"/>
+        </w:rPr>
+        <w:t>右边栏左上角的设置图标</w:t>
       </w:r>
       <w:r>
         <w:rPr>
@@ -1819,7 +2404,7 @@
                     </pic:cNvPicPr>
                   </pic:nvPicPr>
                   <pic:blipFill>
-                    <a:blip r:embed="rId19" cstate="print">
+                    <a:blip r:embed="rId18" cstate="print">
                       <a:extLst>
                         <a:ext uri="{28A0092B-C50C-407E-A947-70E740481C1C}">
                           <a14:useLocalDpi xmlns:a14="http://schemas.microsoft.com/office/drawing/2010/main" val="0"/>
@@ -1886,7 +2471,7 @@
                     </pic:cNvPicPr>
                   </pic:nvPicPr>
                   <pic:blipFill>
-                    <a:blip r:embed="rId20" cstate="print">
+                    <a:blip r:embed="rId19" cstate="print">
                       <a:extLst>
                         <a:ext uri="{28A0092B-C50C-407E-A947-70E740481C1C}">
                           <a14:useLocalDpi xmlns:a14="http://schemas.microsoft.com/office/drawing/2010/main" val="0"/>
@@ -1961,7 +2546,7 @@
                     </pic:cNvPicPr>
                   </pic:nvPicPr>
                   <pic:blipFill>
-                    <a:blip r:embed="rId21" cstate="print">
+                    <a:blip r:embed="rId20" cstate="print">
                       <a:extLst>
                         <a:ext uri="{28A0092B-C50C-407E-A947-70E740481C1C}">
                           <a14:useLocalDpi xmlns:a14="http://schemas.microsoft.com/office/drawing/2010/main" val="0"/>
@@ -2030,7 +2615,7 @@
                     </pic:cNvPicPr>
                   </pic:nvPicPr>
                   <pic:blipFill>
-                    <a:blip r:embed="rId22" cstate="print">
+                    <a:blip r:embed="rId21" cstate="print">
                       <a:extLst>
                         <a:ext uri="{28A0092B-C50C-407E-A947-70E740481C1C}">
                           <a14:useLocalDpi xmlns:a14="http://schemas.microsoft.com/office/drawing/2010/main" val="0"/>
@@ -2085,7 +2670,25 @@
         <w:rPr>
           <w:rFonts w:hint="eastAsia"/>
         </w:rPr>
-        <w:t>工作台的左边栏第一个tab栏的是你的文件管理器，如下图，它显示的是你的工作区目录下的文件，你只能操作这个工作区目录下的文件，可以上传你要工作的文件到这个目录（可以多文件上传），也可以对文件进行打开，下载，移动，更名，删除等操作！</w:t>
+        <w:t>工作台的左边栏第一个tab栏的是你的文件管理器，如下图，它显示的是你的工作区目录下的文件，你只能操作这个工作区目录下的文件，可以上传你要工作的文件到这个目录（可以多文件上传），也可以对文件进行打开，下载，移动，更名，删除等操作</w:t>
+      </w:r>
+      <w:r>
+        <w:rPr>
+          <w:rFonts w:hint="eastAsia"/>
+        </w:rPr>
+        <w:t>，也可以把选中的文件的文件名拖入右边DSH的输入框</w:t>
+      </w:r>
+      <w:r>
+        <w:rPr>
+          <w:rFonts w:hint="eastAsia"/>
+        </w:rPr>
+        <w:t>中</w:t>
+      </w:r>
+      <w:r>
+        <w:rPr>
+          <w:rFonts w:hint="eastAsia"/>
+        </w:rPr>
+        <w:t>！</w:t>
       </w:r>
     </w:p>
     <w:p>
@@ -2116,7 +2719,7 @@
                     </pic:cNvPicPr>
                   </pic:nvPicPr>
                   <pic:blipFill>
-                    <a:blip r:embed="rId23" cstate="print">
+                    <a:blip r:embed="rId22" cstate="print">
                       <a:extLst>
                         <a:ext uri="{28A0092B-C50C-407E-A947-70E740481C1C}">
                           <a14:useLocalDpi xmlns:a14="http://schemas.microsoft.com/office/drawing/2010/main" val="0"/>
@@ -2179,13 +2782,41 @@
         <w:rPr>
           <w:rFonts w:hint="eastAsia"/>
         </w:rPr>
-        <w:t>这里会显示别的成员给你分派的任务列表，</w:t>
-      </w:r>
-      <w:r>
-        <w:rPr>
-          <w:rFonts w:hint="eastAsia"/>
-        </w:rPr>
-        <w:t>，你可以点击任务名称，预览任务详细内容，也可以点击 feedback 按钮进行 反馈 你对任务的处理细节！</w:t>
+        <w:t>这里会显示别的成员给你分派的任务列表</w:t>
+      </w:r>
+      <w:proofErr w:type="gramStart"/>
+      <w:r>
+        <w:rPr>
+          <w:rFonts w:hint="eastAsia"/>
+        </w:rPr>
+        <w:t>，</w:t>
+      </w:r>
+      <w:r>
+        <w:rPr>
+          <w:rFonts w:hint="eastAsia"/>
+        </w:rPr>
+        <w:t>，</w:t>
+      </w:r>
+      <w:proofErr w:type="gramEnd"/>
+      <w:r>
+        <w:rPr>
+          <w:rFonts w:hint="eastAsia"/>
+        </w:rPr>
+        <w:t>你可以点击任务名称，预览任务详细内容，也可以点击 feedback 按钮</w:t>
+      </w:r>
+      <w:proofErr w:type="gramStart"/>
+      <w:r>
+        <w:rPr>
+          <w:rFonts w:hint="eastAsia"/>
+        </w:rPr>
+        <w:t xml:space="preserve">进行 反馈 </w:t>
+      </w:r>
+      <w:proofErr w:type="gramEnd"/>
+      <w:r>
+        <w:rPr>
+          <w:rFonts w:hint="eastAsia"/>
+        </w:rPr>
+        <w:t>你对任务的处理细节！</w:t>
       </w:r>
     </w:p>
     <w:p>
@@ -2250,7 +2881,7 @@
                     </pic:cNvPicPr>
                   </pic:nvPicPr>
                   <pic:blipFill>
-                    <a:blip r:embed="rId24" cstate="print">
+                    <a:blip r:embed="rId23" cstate="print">
                       <a:extLst>
                         <a:ext uri="{28A0092B-C50C-407E-A947-70E740481C1C}">
                           <a14:useLocalDpi xmlns:a14="http://schemas.microsoft.com/office/drawing/2010/main" val="0"/>
@@ -2310,7 +2941,7 @@
                     </pic:cNvPicPr>
                   </pic:nvPicPr>
                   <pic:blipFill>
-                    <a:blip r:embed="rId25" cstate="print">
+                    <a:blip r:embed="rId24" cstate="print">
                       <a:extLst>
                         <a:ext uri="{28A0092B-C50C-407E-A947-70E740481C1C}">
                           <a14:useLocalDpi xmlns:a14="http://schemas.microsoft.com/office/drawing/2010/main" val="0"/>
@@ -2378,7 +3009,35 @@
         <w:rPr>
           <w:rFonts w:hint="eastAsia"/>
         </w:rPr>
-        <w:t xml:space="preserve">  点击页面右上角的 “任务分派” 按钮，打开任务分派页面，如下图，</w:t>
+        <w:t xml:space="preserve">  点击页面右上角</w:t>
+      </w:r>
+      <w:proofErr w:type="gramStart"/>
+      <w:r>
+        <w:rPr>
+          <w:rFonts w:hint="eastAsia"/>
+        </w:rPr>
+        <w:t>的 “</w:t>
+      </w:r>
+      <w:proofErr w:type="gramEnd"/>
+      <w:r>
+        <w:rPr>
+          <w:rFonts w:hint="eastAsia"/>
+        </w:rPr>
+        <w:t>任务分派</w:t>
+      </w:r>
+      <w:proofErr w:type="gramStart"/>
+      <w:r>
+        <w:rPr>
+          <w:rFonts w:hint="eastAsia"/>
+        </w:rPr>
+        <w:t>” 按钮</w:t>
+      </w:r>
+      <w:proofErr w:type="gramEnd"/>
+      <w:r>
+        <w:rPr>
+          <w:rFonts w:hint="eastAsia"/>
+        </w:rPr>
+        <w:t>，打开任务分派页面，如下图，</w:t>
       </w:r>
     </w:p>
     <w:p>
@@ -2409,7 +3068,7 @@
                     </pic:cNvPicPr>
                   </pic:nvPicPr>
                   <pic:blipFill>
-                    <a:blip r:embed="rId26" cstate="print">
+                    <a:blip r:embed="rId25" cstate="print">
                       <a:extLst>
                         <a:ext uri="{28A0092B-C50C-407E-A947-70E740481C1C}">
                           <a14:useLocalDpi xmlns:a14="http://schemas.microsoft.com/office/drawing/2010/main" val="0"/>
@@ -2469,7 +3128,7 @@
                     </pic:cNvPicPr>
                   </pic:nvPicPr>
                   <pic:blipFill>
-                    <a:blip r:embed="rId27" cstate="print">
+                    <a:blip r:embed="rId26" cstate="print">
                       <a:extLst>
                         <a:ext uri="{28A0092B-C50C-407E-A947-70E740481C1C}">
                           <a14:useLocalDpi xmlns:a14="http://schemas.microsoft.com/office/drawing/2010/main" val="0"/>
@@ -2554,7 +3213,7 @@
                     </pic:cNvPicPr>
                   </pic:nvPicPr>
                   <pic:blipFill>
-                    <a:blip r:embed="rId28" cstate="print">
+                    <a:blip r:embed="rId27" cstate="print">
                       <a:extLst>
                         <a:ext uri="{28A0092B-C50C-407E-A947-70E740481C1C}">
                           <a14:useLocalDpi xmlns:a14="http://schemas.microsoft.com/office/drawing/2010/main" val="0"/>
@@ -2620,7 +3279,7 @@
                     </pic:cNvPicPr>
                   </pic:nvPicPr>
                   <pic:blipFill>
-                    <a:blip r:embed="rId25" cstate="print">
+                    <a:blip r:embed="rId24" cstate="print">
                       <a:extLst>
                         <a:ext uri="{28A0092B-C50C-407E-A947-70E740481C1C}">
                           <a14:useLocalDpi xmlns:a14="http://schemas.microsoft.com/office/drawing/2010/main" val="0"/>
@@ -2675,7 +3334,21 @@
         <w:rPr>
           <w:rFonts w:hint="eastAsia"/>
         </w:rPr>
-        <w:t>管理员admin在管理页面添加的成员，比如刚才添加的ericliu，也可以在登录页面进行登录，登录进成员的管理页面，如下图，它比管理员 admin用户的管理页面简单，</w:t>
+        <w:t>管理员admin在管理页面添加的成员，比如刚才添加的</w:t>
+      </w:r>
+      <w:proofErr w:type="spellStart"/>
+      <w:r>
+        <w:rPr>
+          <w:rFonts w:hint="eastAsia"/>
+        </w:rPr>
+        <w:t>ericliu</w:t>
+      </w:r>
+      <w:proofErr w:type="spellEnd"/>
+      <w:r>
+        <w:rPr>
+          <w:rFonts w:hint="eastAsia"/>
+        </w:rPr>
+        <w:t>，也可以在登录页面进行登录，登录进成员的管理页面，如下图，它比管理员 admin用户的管理页面简单，</w:t>
       </w:r>
     </w:p>
     <w:p>
@@ -2706,7 +3379,7 @@
                     </pic:cNvPicPr>
                   </pic:nvPicPr>
                   <pic:blipFill>
-                    <a:blip r:embed="rId29" cstate="print">
+                    <a:blip r:embed="rId28" cstate="print">
                       <a:extLst>
                         <a:ext uri="{28A0092B-C50C-407E-A947-70E740481C1C}">
                           <a14:useLocalDpi xmlns:a14="http://schemas.microsoft.com/office/drawing/2010/main" val="0"/>
@@ -2831,7 +3504,7 @@
                     </pic:cNvPicPr>
                   </pic:nvPicPr>
                   <pic:blipFill>
-                    <a:blip r:embed="rId30" cstate="print">
+                    <a:blip r:embed="rId29" cstate="print">
                       <a:extLst>
                         <a:ext uri="{28A0092B-C50C-407E-A947-70E740481C1C}">
                           <a14:useLocalDpi xmlns:a14="http://schemas.microsoft.com/office/drawing/2010/main" val="0"/>
@@ -2890,12 +3563,7 @@
       </w:r>
     </w:p>
     <w:sectPr>
-      <w:headerReference w:type="even" r:id="rId31"/>
-      <w:headerReference w:type="default" r:id="rId32"/>
-      <w:footerReference w:type="even" r:id="rId33"/>
-      <w:footerReference w:type="default" r:id="rId34"/>
-      <w:headerReference w:type="first" r:id="rId35"/>
-      <w:footerReference w:type="first" r:id="rId36"/>
+      <w:footerReference w:type="default" r:id="rId30"/>
       <w:pgSz w:w="11906" w:h="16838"/>
       <w:pgMar w:top="1440" w:right="1800" w:bottom="1440" w:left="1800" w:header="851" w:footer="992" w:gutter="0"/>
       <w:cols w:space="425"/>
@@ -2937,19 +3605,6 @@
 </file>
 
 <file path=word/footer1.xml><?xml version="1.0" encoding="utf-8"?>
-<w:ftr xmlns:wpc="http://schemas.microsoft.com/office/word/2010/wordprocessingCanvas" xmlns:cx="http://schemas.microsoft.com/office/drawing/2014/chartex" xmlns:cx1="http://schemas.microsoft.com/office/drawing/2015/9/8/chartex" xmlns:cx2="http://schemas.microsoft.com/office/drawing/2015/10/21/chartex" xmlns:cx3="http://schemas.microsoft.com/office/drawing/2016/5/9/chartex" xmlns:cx4="http://schemas.microsoft.com/office/drawing/2016/5/10/chartex" xmlns:cx5="http://schemas.microsoft.com/office/drawing/2016/5/11/chartex" xmlns:cx6="http://schemas.microsoft.com/office/drawing/2016/5/12/chartex" xmlns:cx7="http://schemas.microsoft.com/office/drawing/2016/5/13/chartex" xmlns:cx8="http://schemas.microsoft.com/office/drawing/2016/5/14/chartex" xmlns:mc="http://schemas.openxmlformats.org/markup-compatibility/2006" xmlns:aink="http://schemas.microsoft.com/office/drawing/2016/ink" xmlns:am3d="http://schemas.microsoft.com/office/drawing/2017/model3d" xmlns:o="urn:schemas-microsoft-com:office:office" xmlns:oel="http://schemas.microsoft.com/office/2019/extlst" xmlns:r="http://schemas.openxmlformats.org/officeDocument/2006/relationships" xmlns:m="http://schemas.openxmlformats.org/officeDocument/2006/math" xmlns:v="urn:schemas-microsoft-com:vml" xmlns:wp14="http://schemas.microsoft.com/office/word/2010/wordprocessingDrawing" xmlns:wp="http://schemas.openxmlformats.org/drawingml/2006/wordprocessingDrawing" xmlns:w10="urn:schemas-microsoft-com:office:word" xmlns:w="http://schemas.openxmlformats.org/wordprocessingml/2006/main" xmlns:w14="http://schemas.microsoft.com/office/word/2010/wordml" xmlns:w15="http://schemas.microsoft.com/office/word/2012/wordml" xmlns:w16cex="http://schemas.microsoft.com/office/word/2018/wordml/cex" xmlns:w16cid="http://schemas.microsoft.com/office/word/2016/wordml/cid" xmlns:w16="http://schemas.microsoft.com/office/word/2018/wordml" xmlns:w16du="http://schemas.microsoft.com/office/word/2023/wordml/word16du" xmlns:w16sdtdh="http://schemas.microsoft.com/office/word/2020/wordml/sdtdatahash" xmlns:w16sdtfl="http://schemas.microsoft.com/office/word/2024/wordml/sdtformatlock" xmlns:w16se="http://schemas.microsoft.com/office/word/2015/wordml/symex" xmlns:wpg="http://schemas.microsoft.com/office/word/2010/wordprocessingGroup" xmlns:wpi="http://schemas.microsoft.com/office/word/2010/wordprocessingInk" xmlns:wne="http://schemas.microsoft.com/office/word/2006/wordml" xmlns:wps="http://schemas.microsoft.com/office/word/2010/wordprocessingShape" mc:Ignorable="w14 w15 w16se w16cid w16 w16cex w16sdtdh w16sdtfl w16du wp14">
-  <w:p>
-    <w:pPr>
-      <w:pStyle w:val="af0"/>
-      <w:rPr>
-        <w:rFonts w:hint="eastAsia"/>
-      </w:rPr>
-    </w:pPr>
-  </w:p>
-</w:ftr>
-</file>
-
-<file path=word/footer2.xml><?xml version="1.0" encoding="utf-8"?>
 <w:ftr xmlns:wpc="http://schemas.microsoft.com/office/word/2010/wordprocessingCanvas" xmlns:cx="http://schemas.microsoft.com/office/drawing/2014/chartex" xmlns:cx1="http://schemas.microsoft.com/office/drawing/2015/9/8/chartex" xmlns:cx2="http://schemas.microsoft.com/office/drawing/2015/10/21/chartex" xmlns:cx3="http://schemas.microsoft.com/office/drawing/2016/5/9/chartex" xmlns:cx4="http://schemas.microsoft.com/office/drawing/2016/5/10/chartex" xmlns:cx5="http://schemas.microsoft.com/office/drawing/2016/5/11/chartex" xmlns:cx6="http://schemas.microsoft.com/office/drawing/2016/5/12/chartex" xmlns:cx7="http://schemas.microsoft.com/office/drawing/2016/5/13/chartex" xmlns:cx8="http://schemas.microsoft.com/office/drawing/2016/5/14/chartex" xmlns:mc="http://schemas.openxmlformats.org/markup-compatibility/2006" xmlns:aink="http://schemas.microsoft.com/office/drawing/2016/ink" xmlns:am3d="http://schemas.microsoft.com/office/drawing/2017/model3d" xmlns:o="urn:schemas-microsoft-com:office:office" xmlns:oel="http://schemas.microsoft.com/office/2019/extlst" xmlns:r="http://schemas.openxmlformats.org/officeDocument/2006/relationships" xmlns:m="http://schemas.openxmlformats.org/officeDocument/2006/math" xmlns:v="urn:schemas-microsoft-com:vml" xmlns:wp14="http://schemas.microsoft.com/office/word/2010/wordprocessingDrawing" xmlns:wp="http://schemas.openxmlformats.org/drawingml/2006/wordprocessingDrawing" xmlns:w10="urn:schemas-microsoft-com:office:word" xmlns:w="http://schemas.openxmlformats.org/wordprocessingml/2006/main" xmlns:w14="http://schemas.microsoft.com/office/word/2010/wordml" xmlns:w15="http://schemas.microsoft.com/office/word/2012/wordml" xmlns:w16cex="http://schemas.microsoft.com/office/word/2018/wordml/cex" xmlns:w16cid="http://schemas.microsoft.com/office/word/2016/wordml/cid" xmlns:w16="http://schemas.microsoft.com/office/word/2018/wordml" xmlns:w16du="http://schemas.microsoft.com/office/word/2023/wordml/word16du" xmlns:w16sdtdh="http://schemas.microsoft.com/office/word/2020/wordml/sdtdatahash" xmlns:w16sdtfl="http://schemas.microsoft.com/office/word/2024/wordml/sdtformatlock" xmlns:w16se="http://schemas.microsoft.com/office/word/2015/wordml/symex" xmlns:wpg="http://schemas.microsoft.com/office/word/2010/wordprocessingGroup" xmlns:wpi="http://schemas.microsoft.com/office/word/2010/wordprocessingInk" xmlns:wne="http://schemas.microsoft.com/office/word/2006/wordml" xmlns:wps="http://schemas.microsoft.com/office/word/2010/wordprocessingShape" mc:Ignorable="w14 w15 w16se w16cid w16 w16cex w16sdtdh w16sdtfl w16du wp14">
   <w:sdt>
     <w:sdtPr>
@@ -3089,19 +3744,6 @@
 </w:ftr>
 </file>
 
-<file path=word/footer3.xml><?xml version="1.0" encoding="utf-8"?>
-<w:ftr xmlns:wpc="http://schemas.microsoft.com/office/word/2010/wordprocessingCanvas" xmlns:cx="http://schemas.microsoft.com/office/drawing/2014/chartex" xmlns:cx1="http://schemas.microsoft.com/office/drawing/2015/9/8/chartex" xmlns:cx2="http://schemas.microsoft.com/office/drawing/2015/10/21/chartex" xmlns:cx3="http://schemas.microsoft.com/office/drawing/2016/5/9/chartex" xmlns:cx4="http://schemas.microsoft.com/office/drawing/2016/5/10/chartex" xmlns:cx5="http://schemas.microsoft.com/office/drawing/2016/5/11/chartex" xmlns:cx6="http://schemas.microsoft.com/office/drawing/2016/5/12/chartex" xmlns:cx7="http://schemas.microsoft.com/office/drawing/2016/5/13/chartex" xmlns:cx8="http://schemas.microsoft.com/office/drawing/2016/5/14/chartex" xmlns:mc="http://schemas.openxmlformats.org/markup-compatibility/2006" xmlns:aink="http://schemas.microsoft.com/office/drawing/2016/ink" xmlns:am3d="http://schemas.microsoft.com/office/drawing/2017/model3d" xmlns:o="urn:schemas-microsoft-com:office:office" xmlns:oel="http://schemas.microsoft.com/office/2019/extlst" xmlns:r="http://schemas.openxmlformats.org/officeDocument/2006/relationships" xmlns:m="http://schemas.openxmlformats.org/officeDocument/2006/math" xmlns:v="urn:schemas-microsoft-com:vml" xmlns:wp14="http://schemas.microsoft.com/office/word/2010/wordprocessingDrawing" xmlns:wp="http://schemas.openxmlformats.org/drawingml/2006/wordprocessingDrawing" xmlns:w10="urn:schemas-microsoft-com:office:word" xmlns:w="http://schemas.openxmlformats.org/wordprocessingml/2006/main" xmlns:w14="http://schemas.microsoft.com/office/word/2010/wordml" xmlns:w15="http://schemas.microsoft.com/office/word/2012/wordml" xmlns:w16cex="http://schemas.microsoft.com/office/word/2018/wordml/cex" xmlns:w16cid="http://schemas.microsoft.com/office/word/2016/wordml/cid" xmlns:w16="http://schemas.microsoft.com/office/word/2018/wordml" xmlns:w16du="http://schemas.microsoft.com/office/word/2023/wordml/word16du" xmlns:w16sdtdh="http://schemas.microsoft.com/office/word/2020/wordml/sdtdatahash" xmlns:w16sdtfl="http://schemas.microsoft.com/office/word/2024/wordml/sdtformatlock" xmlns:w16se="http://schemas.microsoft.com/office/word/2015/wordml/symex" xmlns:wpg="http://schemas.microsoft.com/office/word/2010/wordprocessingGroup" xmlns:wpi="http://schemas.microsoft.com/office/word/2010/wordprocessingInk" xmlns:wne="http://schemas.microsoft.com/office/word/2006/wordml" xmlns:wps="http://schemas.microsoft.com/office/word/2010/wordprocessingShape" mc:Ignorable="w14 w15 w16se w16cid w16 w16cex w16sdtdh w16sdtfl w16du wp14">
-  <w:p>
-    <w:pPr>
-      <w:pStyle w:val="af0"/>
-      <w:rPr>
-        <w:rFonts w:hint="eastAsia"/>
-      </w:rPr>
-    </w:pPr>
-  </w:p>
-</w:ftr>
-</file>
-
 <file path=word/footnotes.xml><?xml version="1.0" encoding="utf-8"?>
 <w:footnotes xmlns:wpc="http://schemas.microsoft.com/office/word/2010/wordprocessingCanvas" xmlns:cx="http://schemas.microsoft.com/office/drawing/2014/chartex" xmlns:cx1="http://schemas.microsoft.com/office/drawing/2015/9/8/chartex" xmlns:cx2="http://schemas.microsoft.com/office/drawing/2015/10/21/chartex" xmlns:cx3="http://schemas.microsoft.com/office/drawing/2016/5/9/chartex" xmlns:cx4="http://schemas.microsoft.com/office/drawing/2016/5/10/chartex" xmlns:cx5="http://schemas.microsoft.com/office/drawing/2016/5/11/chartex" xmlns:cx6="http://schemas.microsoft.com/office/drawing/2016/5/12/chartex" xmlns:cx7="http://schemas.microsoft.com/office/drawing/2016/5/13/chartex" xmlns:cx8="http://schemas.microsoft.com/office/drawing/2016/5/14/chartex" xmlns:mc="http://schemas.openxmlformats.org/markup-compatibility/2006" xmlns:aink="http://schemas.microsoft.com/office/drawing/2016/ink" xmlns:am3d="http://schemas.microsoft.com/office/drawing/2017/model3d" xmlns:o="urn:schemas-microsoft-com:office:office" xmlns:oel="http://schemas.microsoft.com/office/2019/extlst" xmlns:r="http://schemas.openxmlformats.org/officeDocument/2006/relationships" xmlns:m="http://schemas.openxmlformats.org/officeDocument/2006/math" xmlns:v="urn:schemas-microsoft-com:vml" xmlns:wp14="http://schemas.microsoft.com/office/word/2010/wordprocessingDrawing" xmlns:wp="http://schemas.openxmlformats.org/drawingml/2006/wordprocessingDrawing" xmlns:w10="urn:schemas-microsoft-com:office:word" xmlns:w="http://schemas.openxmlformats.org/wordprocessingml/2006/main" xmlns:w14="http://schemas.microsoft.com/office/word/2010/wordml" xmlns:w15="http://schemas.microsoft.com/office/word/2012/wordml" xmlns:w16cex="http://schemas.microsoft.com/office/word/2018/wordml/cex" xmlns:w16cid="http://schemas.microsoft.com/office/word/2016/wordml/cid" xmlns:w16="http://schemas.microsoft.com/office/word/2018/wordml" xmlns:w16du="http://schemas.microsoft.com/office/word/2023/wordml/word16du" xmlns:w16sdtdh="http://schemas.microsoft.com/office/word/2020/wordml/sdtdatahash" xmlns:w16sdtfl="http://schemas.microsoft.com/office/word/2024/wordml/sdtformatlock" xmlns:w16se="http://schemas.microsoft.com/office/word/2015/wordml/symex" xmlns:wpg="http://schemas.microsoft.com/office/word/2010/wordprocessingGroup" xmlns:wpi="http://schemas.microsoft.com/office/word/2010/wordprocessingInk" xmlns:wne="http://schemas.microsoft.com/office/word/2006/wordml" xmlns:wps="http://schemas.microsoft.com/office/word/2010/wordprocessingShape" mc:Ignorable="w14 w15 w16se w16cid w16 w16cex w16sdtdh w16sdtfl w16du wp14">
   <w:footnote w:type="separator" w:id="-1">
@@ -3131,45 +3773,6 @@
     </w:p>
   </w:footnote>
 </w:footnotes>
-</file>
-
-<file path=word/header1.xml><?xml version="1.0" encoding="utf-8"?>
-<w:hdr xmlns:wpc="http://schemas.microsoft.com/office/word/2010/wordprocessingCanvas" xmlns:cx="http://schemas.microsoft.com/office/drawing/2014/chartex" xmlns:cx1="http://schemas.microsoft.com/office/drawing/2015/9/8/chartex" xmlns:cx2="http://schemas.microsoft.com/office/drawing/2015/10/21/chartex" xmlns:cx3="http://schemas.microsoft.com/office/drawing/2016/5/9/chartex" xmlns:cx4="http://schemas.microsoft.com/office/drawing/2016/5/10/chartex" xmlns:cx5="http://schemas.microsoft.com/office/drawing/2016/5/11/chartex" xmlns:cx6="http://schemas.microsoft.com/office/drawing/2016/5/12/chartex" xmlns:cx7="http://schemas.microsoft.com/office/drawing/2016/5/13/chartex" xmlns:cx8="http://schemas.microsoft.com/office/drawing/2016/5/14/chartex" xmlns:mc="http://schemas.openxmlformats.org/markup-compatibility/2006" xmlns:aink="http://schemas.microsoft.com/office/drawing/2016/ink" xmlns:am3d="http://schemas.microsoft.com/office/drawing/2017/model3d" xmlns:o="urn:schemas-microsoft-com:office:office" xmlns:oel="http://schemas.microsoft.com/office/2019/extlst" xmlns:r="http://schemas.openxmlformats.org/officeDocument/2006/relationships" xmlns:m="http://schemas.openxmlformats.org/officeDocument/2006/math" xmlns:v="urn:schemas-microsoft-com:vml" xmlns:wp14="http://schemas.microsoft.com/office/word/2010/wordprocessingDrawing" xmlns:wp="http://schemas.openxmlformats.org/drawingml/2006/wordprocessingDrawing" xmlns:w10="urn:schemas-microsoft-com:office:word" xmlns:w="http://schemas.openxmlformats.org/wordprocessingml/2006/main" xmlns:w14="http://schemas.microsoft.com/office/word/2010/wordml" xmlns:w15="http://schemas.microsoft.com/office/word/2012/wordml" xmlns:w16cex="http://schemas.microsoft.com/office/word/2018/wordml/cex" xmlns:w16cid="http://schemas.microsoft.com/office/word/2016/wordml/cid" xmlns:w16="http://schemas.microsoft.com/office/word/2018/wordml" xmlns:w16du="http://schemas.microsoft.com/office/word/2023/wordml/word16du" xmlns:w16sdtdh="http://schemas.microsoft.com/office/word/2020/wordml/sdtdatahash" xmlns:w16sdtfl="http://schemas.microsoft.com/office/word/2024/wordml/sdtformatlock" xmlns:w16se="http://schemas.microsoft.com/office/word/2015/wordml/symex" xmlns:wpg="http://schemas.microsoft.com/office/word/2010/wordprocessingGroup" xmlns:wpi="http://schemas.microsoft.com/office/word/2010/wordprocessingInk" xmlns:wne="http://schemas.microsoft.com/office/word/2006/wordml" xmlns:wps="http://schemas.microsoft.com/office/word/2010/wordprocessingShape" mc:Ignorable="w14 w15 w16se w16cid w16 w16cex w16sdtdh w16sdtfl w16du wp14">
-  <w:p>
-    <w:pPr>
-      <w:pStyle w:val="ae"/>
-      <w:rPr>
-        <w:rFonts w:hint="eastAsia"/>
-      </w:rPr>
-    </w:pPr>
-  </w:p>
-</w:hdr>
-</file>
-
-<file path=word/header2.xml><?xml version="1.0" encoding="utf-8"?>
-<w:hdr xmlns:wpc="http://schemas.microsoft.com/office/word/2010/wordprocessingCanvas" xmlns:cx="http://schemas.microsoft.com/office/drawing/2014/chartex" xmlns:cx1="http://schemas.microsoft.com/office/drawing/2015/9/8/chartex" xmlns:cx2="http://schemas.microsoft.com/office/drawing/2015/10/21/chartex" xmlns:cx3="http://schemas.microsoft.com/office/drawing/2016/5/9/chartex" xmlns:cx4="http://schemas.microsoft.com/office/drawing/2016/5/10/chartex" xmlns:cx5="http://schemas.microsoft.com/office/drawing/2016/5/11/chartex" xmlns:cx6="http://schemas.microsoft.com/office/drawing/2016/5/12/chartex" xmlns:cx7="http://schemas.microsoft.com/office/drawing/2016/5/13/chartex" xmlns:cx8="http://schemas.microsoft.com/office/drawing/2016/5/14/chartex" xmlns:mc="http://schemas.openxmlformats.org/markup-compatibility/2006" xmlns:aink="http://schemas.microsoft.com/office/drawing/2016/ink" xmlns:am3d="http://schemas.microsoft.com/office/drawing/2017/model3d" xmlns:o="urn:schemas-microsoft-com:office:office" xmlns:oel="http://schemas.microsoft.com/office/2019/extlst" xmlns:r="http://schemas.openxmlformats.org/officeDocument/2006/relationships" xmlns:m="http://schemas.openxmlformats.org/officeDocument/2006/math" xmlns:v="urn:schemas-microsoft-com:vml" xmlns:wp14="http://schemas.microsoft.com/office/word/2010/wordprocessingDrawing" xmlns:wp="http://schemas.openxmlformats.org/drawingml/2006/wordprocessingDrawing" xmlns:w10="urn:schemas-microsoft-com:office:word" xmlns:w="http://schemas.openxmlformats.org/wordprocessingml/2006/main" xmlns:w14="http://schemas.microsoft.com/office/word/2010/wordml" xmlns:w15="http://schemas.microsoft.com/office/word/2012/wordml" xmlns:w16cex="http://schemas.microsoft.com/office/word/2018/wordml/cex" xmlns:w16cid="http://schemas.microsoft.com/office/word/2016/wordml/cid" xmlns:w16="http://schemas.microsoft.com/office/word/2018/wordml" xmlns:w16du="http://schemas.microsoft.com/office/word/2023/wordml/word16du" xmlns:w16sdtdh="http://schemas.microsoft.com/office/word/2020/wordml/sdtdatahash" xmlns:w16sdtfl="http://schemas.microsoft.com/office/word/2024/wordml/sdtformatlock" xmlns:w16se="http://schemas.microsoft.com/office/word/2015/wordml/symex" xmlns:wpg="http://schemas.microsoft.com/office/word/2010/wordprocessingGroup" xmlns:wpi="http://schemas.microsoft.com/office/word/2010/wordprocessingInk" xmlns:wne="http://schemas.microsoft.com/office/word/2006/wordml" xmlns:wps="http://schemas.microsoft.com/office/word/2010/wordprocessingShape" mc:Ignorable="w14 w15 w16se w16cid w16 w16cex w16sdtdh w16sdtfl w16du wp14">
-  <w:p>
-    <w:pPr>
-      <w:pStyle w:val="ae"/>
-      <w:rPr>
-        <w:rFonts w:hint="eastAsia"/>
-      </w:rPr>
-    </w:pPr>
-  </w:p>
-</w:hdr>
-</file>
-
-<file path=word/header3.xml><?xml version="1.0" encoding="utf-8"?>
-<w:hdr xmlns:wpc="http://schemas.microsoft.com/office/word/2010/wordprocessingCanvas" xmlns:cx="http://schemas.microsoft.com/office/drawing/2014/chartex" xmlns:cx1="http://schemas.microsoft.com/office/drawing/2015/9/8/chartex" xmlns:cx2="http://schemas.microsoft.com/office/drawing/2015/10/21/chartex" xmlns:cx3="http://schemas.microsoft.com/office/drawing/2016/5/9/chartex" xmlns:cx4="http://schemas.microsoft.com/office/drawing/2016/5/10/chartex" xmlns:cx5="http://schemas.microsoft.com/office/drawing/2016/5/11/chartex" xmlns:cx6="http://schemas.microsoft.com/office/drawing/2016/5/12/chartex" xmlns:cx7="http://schemas.microsoft.com/office/drawing/2016/5/13/chartex" xmlns:cx8="http://schemas.microsoft.com/office/drawing/2016/5/14/chartex" xmlns:mc="http://schemas.openxmlformats.org/markup-compatibility/2006" xmlns:aink="http://schemas.microsoft.com/office/drawing/2016/ink" xmlns:am3d="http://schemas.microsoft.com/office/drawing/2017/model3d" xmlns:o="urn:schemas-microsoft-com:office:office" xmlns:oel="http://schemas.microsoft.com/office/2019/extlst" xmlns:r="http://schemas.openxmlformats.org/officeDocument/2006/relationships" xmlns:m="http://schemas.openxmlformats.org/officeDocument/2006/math" xmlns:v="urn:schemas-microsoft-com:vml" xmlns:wp14="http://schemas.microsoft.com/office/word/2010/wordprocessingDrawing" xmlns:wp="http://schemas.openxmlformats.org/drawingml/2006/wordprocessingDrawing" xmlns:w10="urn:schemas-microsoft-com:office:word" xmlns:w="http://schemas.openxmlformats.org/wordprocessingml/2006/main" xmlns:w14="http://schemas.microsoft.com/office/word/2010/wordml" xmlns:w15="http://schemas.microsoft.com/office/word/2012/wordml" xmlns:w16cex="http://schemas.microsoft.com/office/word/2018/wordml/cex" xmlns:w16cid="http://schemas.microsoft.com/office/word/2016/wordml/cid" xmlns:w16="http://schemas.microsoft.com/office/word/2018/wordml" xmlns:w16du="http://schemas.microsoft.com/office/word/2023/wordml/word16du" xmlns:w16sdtdh="http://schemas.microsoft.com/office/word/2020/wordml/sdtdatahash" xmlns:w16sdtfl="http://schemas.microsoft.com/office/word/2024/wordml/sdtformatlock" xmlns:w16se="http://schemas.microsoft.com/office/word/2015/wordml/symex" xmlns:wpg="http://schemas.microsoft.com/office/word/2010/wordprocessingGroup" xmlns:wpi="http://schemas.microsoft.com/office/word/2010/wordprocessingInk" xmlns:wne="http://schemas.microsoft.com/office/word/2006/wordml" xmlns:wps="http://schemas.microsoft.com/office/word/2010/wordprocessingShape" mc:Ignorable="w14 w15 w16se w16cid w16 w16cex w16sdtdh w16sdtfl w16du wp14">
-  <w:p>
-    <w:pPr>
-      <w:pStyle w:val="ae"/>
-      <w:rPr>
-        <w:rFonts w:hint="eastAsia"/>
-      </w:rPr>
-    </w:pPr>
-  </w:p>
-</w:hdr>
 </file>
 
 <file path=word/numbering.xml><?xml version="1.0" encoding="utf-8"?>
